--- a/docs/content/ancova/ancova_lecture.docx
+++ b/docs/content/ancova/ancova_lecture.docx
@@ -7,7 +7,7 @@
         <w:pStyle w:val="Title"/>
       </w:pPr>
       <w:r>
-        <w:t xml:space="preserve">ANCOVA — Analysis of Covariance</w:t>
+        <w:t xml:space="preserve">Lecture: ANCOVA — Analysis of Covariance</w:t>
       </w:r>
     </w:p>
     <w:p>
@@ -26,13 +26,23 @@
         <w:t xml:space="preserve">Bill Perry</w:t>
       </w:r>
     </w:p>
-    <w:bookmarkStart w:id="9" w:name="lecture-14-review"/>
-    <w:p>
-      <w:pPr>
-        <w:pStyle w:val="Heading1"/>
-      </w:pPr>
-      <w:r>
-        <w:t xml:space="preserve">Lecture 14: Review</w:t>
+    <w:bookmarkStart w:id="9" w:name="part-1-from-glms-to-ancova"/>
+    <w:p>
+      <w:pPr>
+        <w:pStyle w:val="Heading2"/>
+      </w:pPr>
+      <w:r>
+        <w:t xml:space="preserve">Part 1 · From GLMs to ANCOVA</w:t>
+      </w:r>
+    </w:p>
+    <w:bookmarkEnd w:id="9"/>
+    <w:bookmarkStart w:id="10" w:name="review"/>
+    <w:p>
+      <w:pPr>
+        <w:pStyle w:val="Heading2"/>
+      </w:pPr>
+      <w:r>
+        <w:t xml:space="preserve">Review</w:t>
       </w:r>
     </w:p>
     <w:p>
@@ -130,14 +140,14 @@
         <w:t xml:space="preserve"># Placeholder for review image</w:t>
       </w:r>
     </w:p>
-    <w:bookmarkEnd w:id="9"/>
-    <w:bookmarkStart w:id="10" w:name="lecture-15-ancova-overview"/>
-    <w:p>
-      <w:pPr>
-        <w:pStyle w:val="Heading1"/>
-      </w:pPr>
-      <w:r>
-        <w:t xml:space="preserve">Lecture 15: ANCOVA Overview</w:t>
+    <w:bookmarkEnd w:id="10"/>
+    <w:bookmarkStart w:id="11" w:name="ancova-overview"/>
+    <w:p>
+      <w:pPr>
+        <w:pStyle w:val="Heading2"/>
+      </w:pPr>
+      <w:r>
+        <w:t xml:space="preserve">ANCOVA Overview</w:t>
       </w:r>
     </w:p>
     <w:p>
@@ -259,11 +269,11 @@
         <w:t xml:space="preserve">Handling violations (heterogeneous slopes)</w:t>
       </w:r>
     </w:p>
-    <w:bookmarkEnd w:id="10"/>
-    <w:bookmarkStart w:id="14" w:name="introduction-to-ancova"/>
-    <w:p>
-      <w:pPr>
-        <w:pStyle w:val="Heading1"/>
+    <w:bookmarkEnd w:id="11"/>
+    <w:bookmarkStart w:id="18" w:name="introduction-to-ancova"/>
+    <w:p>
+      <w:pPr>
+        <w:pStyle w:val="Heading2"/>
       </w:pPr>
       <w:r>
         <w:t xml:space="preserve">Introduction to ANCOVA</w:t>
@@ -418,27 +428,156 @@
         <w:t xml:space="preserve">slopes and/or intercepts.</w:t>
       </w:r>
     </w:p>
-    <w:p>
-      <w:pPr>
-        <w:pStyle w:val="FirstParagraph"/>
+    <w:tbl>
+      <w:tblPr>
+        <w:tblStyle w:val="Table"/>
+        <w:tblLook w:firstRow="0" w:lastRow="0" w:firstColumn="0" w:lastColumn="0" w:noHBand="0" w:noVBand="0" w:val="0000"/>
+        <w:tblBorders>
+          <w:top w:val="single" w:sz="4" w:space="0" w:color="0758E5"/>
+          <w:left w:val="single" w:sz="24" w:space="0" w:color="0758E5"/>
+          <w:bottom w:val="single" w:sz="4" w:space="0" w:color="0758E5"/>
+          <w:right w:val="single" w:sz="4" w:space="0" w:color="0758E5"/>
+        </w:tblBorders>
+        <w:tblCellMar>
+          <w:left w:w="144" w:type="dxa"/>
+          <w:right w:w="144" w:type="dxa"/>
+        </w:tblCellMar>
+        <w:tblLook w:firstRow="0" w:lastRow="0" w:firstColumn="0" w:lastColumn="0" w:noHBand="0" w:noVBand="0" w:val="0000"/>
+      </w:tblPr>
+      <w:tr>
+        <w:trPr>
+          <w:cantSplit/>
+        </w:trPr>
+        <w:tc>
+          <w:tcPr>
+            <w:shd w:color="auto" w:fill="dae6fb" w:val="clear"/>
+            <w:tcMar>
+              <w:top w:w="92" w:type="dxa"/>
+              <w:bottom w:w="92" w:type="dxa"/>
+            </w:tcMar>
+          </w:tcPr>
+          <w:p>
+            <w:pPr>
+              <w:pStyle w:val="FirstParagraph"/>
+            </w:pPr>
+            <w:pPr>
+              <w:spacing w:before="0" w:after="0"/>
+              <w:textAlignment w:val="center"/>
+            </w:pPr>
+            <w:r>
+              <w:drawing>
+                <wp:inline>
+                  <wp:extent cx="152400" cy="152400"/>
+                  <wp:effectExtent b="0" l="0" r="0" t="0"/>
+                  <wp:docPr descr="" title="" id="13" name="Picture"/>
+                  <a:graphic>
+                    <a:graphicData uri="http://schemas.openxmlformats.org/drawingml/2006/picture">
+                      <pic:pic>
+                        <pic:nvPicPr>
+                          <pic:cNvPr descr="/Applications/Positron.app/Contents/Resources/app/quarto/share/formats/docx/note.png" id="14" name="Picture"/>
+                          <pic:cNvPicPr>
+                            <a:picLocks noChangeArrowheads="1" noChangeAspect="1"/>
+                          </pic:cNvPicPr>
+                        </pic:nvPicPr>
+                        <pic:blipFill>
+                          <a:blip r:embed="rId12"/>
+                          <a:stretch>
+                            <a:fillRect/>
+                          </a:stretch>
+                        </pic:blipFill>
+                        <pic:spPr bwMode="auto">
+                          <a:xfrm>
+                            <a:off x="0" y="0"/>
+                            <a:ext cx="152400" cy="152400"/>
+                          </a:xfrm>
+                          <a:prstGeom prst="rect">
+                            <a:avLst/>
+                          </a:prstGeom>
+                          <a:noFill/>
+                          <a:ln w="9525">
+                            <a:noFill/>
+                            <a:headEnd/>
+                            <a:tailEnd/>
+                          </a:ln>
+                        </pic:spPr>
+                      </pic:pic>
+                    </a:graphicData>
+                  </a:graphic>
+                </wp:inline>
+              </w:drawing>
+            </w:r>
+            <w:r>
+              <w:t xml:space="preserve"> </w:t>
+            </w:r>
+            <w:r>
+              <w:t xml:space="preserve"> </w:t>
+            </w:r>
+            <w:r>
+              <w:t xml:space="preserve">Note</w:t>
+            </w:r>
+          </w:p>
+        </w:tc>
+      </w:tr>
+      <w:tr>
+        <w:trPr>
+          <w:cantSplit/>
+        </w:trPr>
+        <w:tc>
+          <w:tcPr>
+            <w:tcMar>
+              <w:top w:w="108" w:type="dxa"/>
+              <w:bottom w:w="108" w:type="dxa"/>
+            </w:tcMar>
+          </w:tcPr>
+          <w:p>
+            <w:pPr>
+              <w:pStyle w:val="BodyText"/>
+            </w:pPr>
+            <w:pPr>
+              <w:spacing w:before="16" w:after="16"/>
+            </w:pPr>
+            <w:r>
+              <w:t xml:space="preserve">Gotelli &amp; Ellison,</w:t>
+            </w:r>
+            <w:r>
+              <w:t xml:space="preserve"> </w:t>
+            </w:r>
+            <w:r>
+              <w:rPr>
+                <w:i/>
+                <w:iCs/>
+              </w:rPr>
+              <w:t xml:space="preserve">A Primer of Ecological Statistics</w:t>
+            </w:r>
+            <w:r>
+              <w:t xml:space="preserve">, Ch. 9 (Regression) and Ch. 10 (The Analysis of Variance) — ANCOVA combines the two frameworks.</w:t>
+            </w:r>
+          </w:p>
+          <w:p/>
+        </w:tc>
+      </w:tr>
+    </w:tbl>
+    <w:p>
+      <w:pPr>
+        <w:pStyle w:val="BodyText"/>
       </w:pPr>
       <w:r>
         <w:drawing>
           <wp:inline>
-            <wp:extent cx="3200400" cy="3200400"/>
+            <wp:extent cx="5334000" cy="5334000"/>
             <wp:effectExtent b="0" l="0" r="0" t="0"/>
-            <wp:docPr descr="" title="" id="12" name="Picture"/>
+            <wp:docPr descr="" title="" id="16" name="Picture"/>
             <a:graphic>
               <a:graphicData uri="http://schemas.openxmlformats.org/drawingml/2006/picture">
                 <pic:pic>
                   <pic:nvPicPr>
-                    <pic:cNvPr descr="ancova_lecture_files/figure-docx/l15-02-1.png" id="13" name="Picture"/>
+                    <pic:cNvPr descr="ancova_lecture_files/figure-docx/l15-02-1.png" id="17" name="Picture"/>
                     <pic:cNvPicPr>
                       <a:picLocks noChangeArrowheads="1" noChangeAspect="1"/>
                     </pic:cNvPicPr>
                   </pic:nvPicPr>
                   <pic:blipFill>
-                    <a:blip r:embed="rId11"/>
+                    <a:blip r:embed="rId15"/>
                     <a:stretch>
                       <a:fillRect/>
                     </a:stretch>
@@ -446,7 +585,7 @@
                   <pic:spPr bwMode="auto">
                     <a:xfrm>
                       <a:off x="0" y="0"/>
-                      <a:ext cx="3200400" cy="3200400"/>
+                      <a:ext cx="5334000" cy="5334000"/>
                     </a:xfrm>
                     <a:prstGeom prst="rect">
                       <a:avLst/>
@@ -465,11 +604,11 @@
         </w:drawing>
       </w:r>
     </w:p>
-    <w:bookmarkEnd w:id="14"/>
-    <w:bookmarkStart w:id="15" w:name="when-to-use-ancova"/>
-    <w:p>
-      <w:pPr>
-        <w:pStyle w:val="Heading1"/>
+    <w:bookmarkEnd w:id="18"/>
+    <w:bookmarkStart w:id="19" w:name="when-to-use-ancova"/>
+    <w:p>
+      <w:pPr>
+        <w:pStyle w:val="Heading2"/>
       </w:pPr>
       <w:r>
         <w:t xml:space="preserve">When to Use ANCOVA</w:t>
@@ -678,11 +817,11 @@
         <w:t xml:space="preserve">continuous variable?</w:t>
       </w:r>
     </w:p>
-    <w:bookmarkEnd w:id="15"/>
-    <w:bookmarkStart w:id="19" w:name="ancova-example-cricket-chirping"/>
-    <w:p>
-      <w:pPr>
-        <w:pStyle w:val="Heading1"/>
+    <w:bookmarkEnd w:id="19"/>
+    <w:bookmarkStart w:id="23" w:name="ancova-example-cricket-chirping"/>
+    <w:p>
+      <w:pPr>
+        <w:pStyle w:val="Heading2"/>
       </w:pPr>
       <w:r>
         <w:t xml:space="preserve">ANCOVA Example: Cricket Chirping</w:t>
@@ -868,20 +1007,20 @@
       <w:r>
         <w:drawing>
           <wp:inline>
-            <wp:extent cx="3200400" cy="3200400"/>
+            <wp:extent cx="5334000" cy="5334000"/>
             <wp:effectExtent b="0" l="0" r="0" t="0"/>
-            <wp:docPr descr="" title="" id="17" name="Picture"/>
+            <wp:docPr descr="" title="" id="21" name="Picture"/>
             <a:graphic>
               <a:graphicData uri="http://schemas.openxmlformats.org/drawingml/2006/picture">
                 <pic:pic>
                   <pic:nvPicPr>
-                    <pic:cNvPr descr="ancova_lecture_files/figure-docx/l15-03-1.png" id="18" name="Picture"/>
+                    <pic:cNvPr descr="ancova_lecture_files/figure-docx/l15-03-1.png" id="22" name="Picture"/>
                     <pic:cNvPicPr>
                       <a:picLocks noChangeArrowheads="1" noChangeAspect="1"/>
                     </pic:cNvPicPr>
                   </pic:nvPicPr>
                   <pic:blipFill>
-                    <a:blip r:embed="rId16"/>
+                    <a:blip r:embed="rId20"/>
                     <a:stretch>
                       <a:fillRect/>
                     </a:stretch>
@@ -889,7 +1028,7 @@
                   <pic:spPr bwMode="auto">
                     <a:xfrm>
                       <a:off x="0" y="0"/>
-                      <a:ext cx="3200400" cy="3200400"/>
+                      <a:ext cx="5334000" cy="5334000"/>
                     </a:xfrm>
                     <a:prstGeom prst="rect">
                       <a:avLst/>
@@ -908,11 +1047,21 @@
         </w:drawing>
       </w:r>
     </w:p>
-    <w:bookmarkEnd w:id="19"/>
-    <w:bookmarkStart w:id="20" w:name="ancova-linear-model-conceptual-framework"/>
-    <w:p>
-      <w:pPr>
-        <w:pStyle w:val="Heading1"/>
+    <w:bookmarkEnd w:id="23"/>
+    <w:bookmarkStart w:id="24" w:name="part-2-the-ancova-model"/>
+    <w:p>
+      <w:pPr>
+        <w:pStyle w:val="Heading2"/>
+      </w:pPr>
+      <w:r>
+        <w:t xml:space="preserve">Part 2 · The ANCOVA Model</w:t>
+      </w:r>
+    </w:p>
+    <w:bookmarkEnd w:id="24"/>
+    <w:bookmarkStart w:id="25" w:name="ancova-linear-model-conceptual-framework"/>
+    <w:p>
+      <w:pPr>
+        <w:pStyle w:val="Heading2"/>
       </w:pPr>
       <w:r>
         <w:t xml:space="preserve">ANCOVA Linear Model: Conceptual Framework</w:t>
@@ -1114,11 +1263,11 @@
         <w:t xml:space="preserve">mean if all groups had same average covariate value</w:t>
       </w:r>
     </w:p>
-    <w:bookmarkEnd w:id="20"/>
-    <w:bookmarkStart w:id="24" w:name="ancova-model-visualization"/>
-    <w:p>
-      <w:pPr>
-        <w:pStyle w:val="Heading1"/>
+    <w:bookmarkEnd w:id="25"/>
+    <w:bookmarkStart w:id="29" w:name="ancova-model-visualization"/>
+    <w:p>
+      <w:pPr>
+        <w:pStyle w:val="Heading2"/>
       </w:pPr>
       <w:r>
         <w:t xml:space="preserve">ANCOVA Model Visualization</w:t>
@@ -1131,20 +1280,20 @@
       <w:r>
         <w:drawing>
           <wp:inline>
-            <wp:extent cx="3200400" cy="3200400"/>
+            <wp:extent cx="5334000" cy="5334000"/>
             <wp:effectExtent b="0" l="0" r="0" t="0"/>
-            <wp:docPr descr="" title="" id="22" name="Picture"/>
+            <wp:docPr descr="" title="" id="27" name="Picture"/>
             <a:graphic>
               <a:graphicData uri="http://schemas.openxmlformats.org/drawingml/2006/picture">
                 <pic:pic>
                   <pic:nvPicPr>
-                    <pic:cNvPr descr="ancova_lecture_files/figure-docx/l15-04-1.png" id="23" name="Picture"/>
+                    <pic:cNvPr descr="ancova_lecture_files/figure-docx/l15-04-1.png" id="28" name="Picture"/>
                     <pic:cNvPicPr>
                       <a:picLocks noChangeArrowheads="1" noChangeAspect="1"/>
                     </pic:cNvPicPr>
                   </pic:nvPicPr>
                   <pic:blipFill>
-                    <a:blip r:embed="rId21"/>
+                    <a:blip r:embed="rId26"/>
                     <a:stretch>
                       <a:fillRect/>
                     </a:stretch>
@@ -1152,7 +1301,7 @@
                   <pic:spPr bwMode="auto">
                     <a:xfrm>
                       <a:off x="0" y="0"/>
-                      <a:ext cx="3200400" cy="3200400"/>
+                      <a:ext cx="5334000" cy="5334000"/>
                     </a:xfrm>
                     <a:prstGeom prst="rect">
                       <a:avLst/>
@@ -1171,11 +1320,11 @@
         </w:drawing>
       </w:r>
     </w:p>
-    <w:bookmarkEnd w:id="24"/>
-    <w:bookmarkStart w:id="25" w:name="mathematical-model-for-ancova"/>
-    <w:p>
-      <w:pPr>
-        <w:pStyle w:val="Heading1"/>
+    <w:bookmarkEnd w:id="29"/>
+    <w:bookmarkStart w:id="30" w:name="mathematical-model-for-ancova"/>
+    <w:p>
+      <w:pPr>
+        <w:pStyle w:val="Heading2"/>
       </w:pPr>
       <w:r>
         <w:t xml:space="preserve">Mathematical Model for ANCOVA</w:t>
@@ -1559,11 +1708,11 @@
         <w:t xml:space="preserve">= error term</w:t>
       </w:r>
     </w:p>
-    <w:bookmarkEnd w:id="25"/>
-    <w:bookmarkStart w:id="29" w:name="ancova-parameters-interpretation"/>
-    <w:p>
-      <w:pPr>
-        <w:pStyle w:val="Heading1"/>
+    <w:bookmarkEnd w:id="30"/>
+    <w:bookmarkStart w:id="34" w:name="ancova-parameters-interpretation"/>
+    <w:p>
+      <w:pPr>
+        <w:pStyle w:val="Heading2"/>
       </w:pPr>
       <w:r>
         <w:t xml:space="preserve">ANCOVA Parameters Interpretation</w:t>
@@ -1800,20 +1949,20 @@
       <w:r>
         <w:drawing>
           <wp:inline>
-            <wp:extent cx="3200400" cy="3200400"/>
+            <wp:extent cx="5334000" cy="5334000"/>
             <wp:effectExtent b="0" l="0" r="0" t="0"/>
-            <wp:docPr descr="" title="" id="27" name="Picture"/>
+            <wp:docPr descr="" title="" id="32" name="Picture"/>
             <a:graphic>
               <a:graphicData uri="http://schemas.openxmlformats.org/drawingml/2006/picture">
                 <pic:pic>
                   <pic:nvPicPr>
-                    <pic:cNvPr descr="ancova_lecture_files/figure-docx/l15-05-1.png" id="28" name="Picture"/>
+                    <pic:cNvPr descr="ancova_lecture_files/figure-docx/l15-05-1.png" id="33" name="Picture"/>
                     <pic:cNvPicPr>
                       <a:picLocks noChangeArrowheads="1" noChangeAspect="1"/>
                     </pic:cNvPicPr>
                   </pic:nvPicPr>
                   <pic:blipFill>
-                    <a:blip r:embed="rId26"/>
+                    <a:blip r:embed="rId31"/>
                     <a:stretch>
                       <a:fillRect/>
                     </a:stretch>
@@ -1821,7 +1970,7 @@
                   <pic:spPr bwMode="auto">
                     <a:xfrm>
                       <a:off x="0" y="0"/>
-                      <a:ext cx="3200400" cy="3200400"/>
+                      <a:ext cx="5334000" cy="5334000"/>
                     </a:xfrm>
                     <a:prstGeom prst="rect">
                       <a:avLst/>
@@ -1840,11 +1989,11 @@
         </w:drawing>
       </w:r>
     </w:p>
-    <w:bookmarkEnd w:id="29"/>
-    <w:bookmarkStart w:id="30" w:name="building-the-ancova-model-in-r"/>
-    <w:p>
-      <w:pPr>
-        <w:pStyle w:val="Heading1"/>
+    <w:bookmarkEnd w:id="34"/>
+    <w:bookmarkStart w:id="35" w:name="building-the-ancova-model-in-r"/>
+    <w:p>
+      <w:pPr>
+        <w:pStyle w:val="Heading2"/>
       </w:pPr>
       <w:r>
         <w:t xml:space="preserve">Building the ANCOVA Model in R</w:t>
@@ -2045,11 +2194,11 @@
         <w:t xml:space="preserve">groups in A.</w:t>
       </w:r>
     </w:p>
-    <w:bookmarkEnd w:id="30"/>
-    <w:bookmarkStart w:id="31" w:name="building-the-ancova-model-in-r-1"/>
-    <w:p>
-      <w:pPr>
-        <w:pStyle w:val="Heading1"/>
+    <w:bookmarkEnd w:id="35"/>
+    <w:bookmarkStart w:id="36" w:name="building-the-ancova-model-in-r-1"/>
+    <w:p>
+      <w:pPr>
+        <w:pStyle w:val="Heading2"/>
       </w:pPr>
       <w:r>
         <w:t xml:space="preserve">Building the ANCOVA Model in R</w:t>
@@ -2158,11 +2307,11 @@
         <w:t xml:space="preserve">term tests if the slopes are different.</w:t>
       </w:r>
     </w:p>
-    <w:bookmarkEnd w:id="31"/>
-    <w:bookmarkStart w:id="32" w:name="ancova-in-r-the-3-step-workflow"/>
-    <w:p>
-      <w:pPr>
-        <w:pStyle w:val="Heading1"/>
+    <w:bookmarkEnd w:id="36"/>
+    <w:bookmarkStart w:id="37" w:name="ancova-in-r-the-3-step-workflow"/>
+    <w:p>
+      <w:pPr>
+        <w:pStyle w:val="Heading2"/>
       </w:pPr>
       <w:r>
         <w:t xml:space="preserve">ANCOVA in R: The 3-Step Workflow</w:t>
@@ -2508,11 +2657,11 @@
         <w:t xml:space="preserve">interesting result!)</w:t>
       </w:r>
     </w:p>
-    <w:bookmarkEnd w:id="32"/>
-    <w:bookmarkStart w:id="33" w:name="ancova-in-r-the-3-step-workflow-1"/>
-    <w:p>
-      <w:pPr>
-        <w:pStyle w:val="Heading1"/>
+    <w:bookmarkEnd w:id="37"/>
+    <w:bookmarkStart w:id="38" w:name="ancova-in-r-the-3-step-workflow-1"/>
+    <w:p>
+      <w:pPr>
+        <w:pStyle w:val="Heading2"/>
       </w:pPr>
       <w:r>
         <w:t xml:space="preserve">ANCOVA in R: The 3-Step Workflow</w:t>
@@ -2730,11 +2879,21 @@
         <w:t xml:space="preserve">)</w:t>
       </w:r>
     </w:p>
-    <w:bookmarkEnd w:id="33"/>
-    <w:bookmarkStart w:id="37" w:name="Xc9649d2262ef45d71c8c403efa2b36a18ff9445"/>
-    <w:p>
-      <w:pPr>
-        <w:pStyle w:val="Heading1"/>
+    <w:bookmarkEnd w:id="38"/>
+    <w:bookmarkStart w:id="39" w:name="X5018790c1fa8dd2c4b72bfe21a9d523c2e39b7f"/>
+    <w:p>
+      <w:pPr>
+        <w:pStyle w:val="Heading2"/>
+      </w:pPr>
+      <w:r>
+        <w:t xml:space="preserve">Part 3 · Partitioning Variance &amp; the ANOVA Table</w:t>
+      </w:r>
+    </w:p>
+    <w:bookmarkEnd w:id="39"/>
+    <w:bookmarkStart w:id="43" w:name="Xc9649d2262ef45d71c8c403efa2b36a18ff9445"/>
+    <w:p>
+      <w:pPr>
+        <w:pStyle w:val="Heading2"/>
       </w:pPr>
       <w:r>
         <w:t xml:space="preserve">Analysis of Variance for ANCOVA: Partitioning</w:t>
@@ -2747,20 +2906,20 @@
       <w:r>
         <w:drawing>
           <wp:inline>
-            <wp:extent cx="4572000" cy="4572000"/>
+            <wp:extent cx="5334000" cy="5334000"/>
             <wp:effectExtent b="0" l="0" r="0" t="0"/>
-            <wp:docPr descr="" title="" id="35" name="Picture"/>
+            <wp:docPr descr="" title="" id="41" name="Picture"/>
             <a:graphic>
               <a:graphicData uri="http://schemas.openxmlformats.org/drawingml/2006/picture">
                 <pic:pic>
                   <pic:nvPicPr>
-                    <pic:cNvPr descr="ancova_lecture_files/figure-docx/l15-06-1.png" id="36" name="Picture"/>
+                    <pic:cNvPr descr="ancova_lecture_files/figure-docx/l15-06-1.png" id="42" name="Picture"/>
                     <pic:cNvPicPr>
                       <a:picLocks noChangeArrowheads="1" noChangeAspect="1"/>
                     </pic:cNvPicPr>
                   </pic:nvPicPr>
                   <pic:blipFill>
-                    <a:blip r:embed="rId34"/>
+                    <a:blip r:embed="rId40"/>
                     <a:stretch>
                       <a:fillRect/>
                     </a:stretch>
@@ -2768,7 +2927,7 @@
                   <pic:spPr bwMode="auto">
                     <a:xfrm>
                       <a:off x="0" y="0"/>
-                      <a:ext cx="4572000" cy="4572000"/>
+                      <a:ext cx="5334000" cy="5334000"/>
                     </a:xfrm>
                     <a:prstGeom prst="rect">
                       <a:avLst/>
@@ -2787,11 +2946,11 @@
         </w:drawing>
       </w:r>
     </w:p>
-    <w:bookmarkEnd w:id="37"/>
-    <w:bookmarkStart w:id="38" w:name="anova-table-for-ancova"/>
-    <w:p>
-      <w:pPr>
-        <w:pStyle w:val="Heading1"/>
+    <w:bookmarkEnd w:id="43"/>
+    <w:bookmarkStart w:id="44" w:name="anova-table-for-ancova"/>
+    <w:p>
+      <w:pPr>
+        <w:pStyle w:val="Heading2"/>
       </w:pPr>
       <w:r>
         <w:t xml:space="preserve">ANOVA Table for ANCOVA</w:t>
@@ -3533,17 +3692,17 @@
         <w:t xml:space="preserve">## 4 Total             n-1   SS_Total         ""            ""        ""</w:t>
       </w:r>
     </w:p>
-    <w:bookmarkEnd w:id="38"/>
-    <w:bookmarkStart w:id="42" w:name="null-hypotheses-in-ancova"/>
-    <w:p>
-      <w:pPr>
-        <w:pStyle w:val="Heading1"/>
+    <w:bookmarkEnd w:id="44"/>
+    <w:bookmarkStart w:id="48" w:name="null-hypotheses-in-ancova"/>
+    <w:p>
+      <w:pPr>
+        <w:pStyle w:val="Heading2"/>
       </w:pPr>
       <w:r>
         <w:t xml:space="preserve">Null Hypotheses in ANCOVA</w:t>
       </w:r>
     </w:p>
-    <w:bookmarkStart w:id="39" w:name="homogeneity-of-slopes-test-this-first"/>
+    <w:bookmarkStart w:id="45" w:name="homogeneity-of-slopes-test-this-first"/>
     <w:p>
       <w:pPr>
         <w:pStyle w:val="Heading3"/>
@@ -3697,8 +3856,8 @@
         <w:t xml:space="preserve">.</w:t>
       </w:r>
     </w:p>
-    <w:bookmarkEnd w:id="39"/>
-    <w:bookmarkStart w:id="40" w:name="treatment-effect-adjusted-for-covariate"/>
+    <w:bookmarkEnd w:id="45"/>
+    <w:bookmarkStart w:id="46" w:name="treatment-effect-adjusted-for-covariate"/>
     <w:p>
       <w:pPr>
         <w:pStyle w:val="Heading3"/>
@@ -3858,8 +4017,8 @@
         <w:t xml:space="preserve">).</w:t>
       </w:r>
     </w:p>
-    <w:bookmarkEnd w:id="40"/>
-    <w:bookmarkStart w:id="41" w:name="covariate-effect"/>
+    <w:bookmarkEnd w:id="46"/>
+    <w:bookmarkStart w:id="47" w:name="covariate-effect"/>
     <w:p>
       <w:pPr>
         <w:pStyle w:val="Heading3"/>
@@ -3950,12 +4109,12 @@
         <w:t xml:space="preserve">).</w:t>
       </w:r>
     </w:p>
-    <w:bookmarkEnd w:id="41"/>
-    <w:bookmarkEnd w:id="42"/>
-    <w:bookmarkStart w:id="46" w:name="visualization-of-homogeneity-of-slopes"/>
-    <w:p>
-      <w:pPr>
-        <w:pStyle w:val="Heading1"/>
+    <w:bookmarkEnd w:id="47"/>
+    <w:bookmarkEnd w:id="48"/>
+    <w:bookmarkStart w:id="52" w:name="visualization-of-homogeneity-of-slopes"/>
+    <w:p>
+      <w:pPr>
+        <w:pStyle w:val="Heading2"/>
       </w:pPr>
       <w:r>
         <w:t xml:space="preserve">Visualization of Homogeneity of Slopes</w:t>
@@ -3980,20 +4139,20 @@
       <w:r>
         <w:drawing>
           <wp:inline>
-            <wp:extent cx="3200400" cy="3200400"/>
+            <wp:extent cx="5334000" cy="5334000"/>
             <wp:effectExtent b="0" l="0" r="0" t="0"/>
-            <wp:docPr descr="" title="" id="44" name="Picture"/>
+            <wp:docPr descr="" title="" id="50" name="Picture"/>
             <a:graphic>
               <a:graphicData uri="http://schemas.openxmlformats.org/drawingml/2006/picture">
                 <pic:pic>
                   <pic:nvPicPr>
-                    <pic:cNvPr descr="ancova_lecture_files/figure-docx/l15-08-1.png" id="45" name="Picture"/>
+                    <pic:cNvPr descr="ancova_lecture_files/figure-docx/l15-08-1.png" id="51" name="Picture"/>
                     <pic:cNvPicPr>
                       <a:picLocks noChangeArrowheads="1" noChangeAspect="1"/>
                     </pic:cNvPicPr>
                   </pic:nvPicPr>
                   <pic:blipFill>
-                    <a:blip r:embed="rId43"/>
+                    <a:blip r:embed="rId49"/>
                     <a:stretch>
                       <a:fillRect/>
                     </a:stretch>
@@ -4001,7 +4160,7 @@
                   <pic:spPr bwMode="auto">
                     <a:xfrm>
                       <a:off x="0" y="0"/>
-                      <a:ext cx="3200400" cy="3200400"/>
+                      <a:ext cx="5334000" cy="5334000"/>
                     </a:xfrm>
                     <a:prstGeom prst="rect">
                       <a:avLst/>
@@ -4020,11 +4179,21 @@
         </w:drawing>
       </w:r>
     </w:p>
-    <w:bookmarkEnd w:id="46"/>
-    <w:bookmarkStart w:id="50" w:name="partridge-example-data-overview"/>
-    <w:p>
-      <w:pPr>
-        <w:pStyle w:val="Heading1"/>
+    <w:bookmarkEnd w:id="52"/>
+    <w:bookmarkStart w:id="53" w:name="part-4-worked-example-fruitfly-longevity"/>
+    <w:p>
+      <w:pPr>
+        <w:pStyle w:val="Heading2"/>
+      </w:pPr>
+      <w:r>
+        <w:t xml:space="preserve">Part 4 · Worked Example — Fruitfly Longevity</w:t>
+      </w:r>
+    </w:p>
+    <w:bookmarkEnd w:id="53"/>
+    <w:bookmarkStart w:id="57" w:name="partridge-example-data-overview"/>
+    <w:p>
+      <w:pPr>
+        <w:pStyle w:val="Heading2"/>
       </w:pPr>
       <w:r>
         <w:t xml:space="preserve">Partridge Example: Data Overview</w:t>
@@ -4049,20 +4218,20 @@
       <w:r>
         <w:drawing>
           <wp:inline>
-            <wp:extent cx="3200400" cy="3200400"/>
+            <wp:extent cx="5334000" cy="5334000"/>
             <wp:effectExtent b="0" l="0" r="0" t="0"/>
-            <wp:docPr descr="" title="" id="48" name="Picture"/>
+            <wp:docPr descr="" title="" id="55" name="Picture"/>
             <a:graphic>
               <a:graphicData uri="http://schemas.openxmlformats.org/drawingml/2006/picture">
                 <pic:pic>
                   <pic:nvPicPr>
-                    <pic:cNvPr descr="ancova_lecture_files/figure-docx/l15-09-1.png" id="49" name="Picture"/>
+                    <pic:cNvPr descr="ancova_lecture_files/figure-docx/l15-09-1.png" id="56" name="Picture"/>
                     <pic:cNvPicPr>
                       <a:picLocks noChangeArrowheads="1" noChangeAspect="1"/>
                     </pic:cNvPicPr>
                   </pic:nvPicPr>
                   <pic:blipFill>
-                    <a:blip r:embed="rId47"/>
+                    <a:blip r:embed="rId54"/>
                     <a:stretch>
                       <a:fillRect/>
                     </a:stretch>
@@ -4070,7 +4239,7 @@
                   <pic:spPr bwMode="auto">
                     <a:xfrm>
                       <a:off x="0" y="0"/>
-                      <a:ext cx="3200400" cy="3200400"/>
+                      <a:ext cx="5334000" cy="5334000"/>
                     </a:xfrm>
                     <a:prstGeom prst="rect">
                       <a:avLst/>
@@ -4089,11 +4258,11 @@
         </w:drawing>
       </w:r>
     </w:p>
-    <w:bookmarkEnd w:id="50"/>
-    <w:bookmarkStart w:id="51" w:name="X56cba9001b46857a8f317f9badb2b7704f6809c"/>
-    <w:p>
-      <w:pPr>
-        <w:pStyle w:val="Heading1"/>
+    <w:bookmarkEnd w:id="57"/>
+    <w:bookmarkStart w:id="58" w:name="X56cba9001b46857a8f317f9badb2b7704f6809c"/>
+    <w:p>
+      <w:pPr>
+        <w:pStyle w:val="Heading2"/>
       </w:pPr>
       <w:r>
         <w:t xml:space="preserve">Partridge Example: Step 1 - Test Homogeneity</w:t>
@@ -4486,11 +4655,11 @@
         <w:t xml:space="preserve">]</w:t>
       </w:r>
     </w:p>
-    <w:bookmarkEnd w:id="51"/>
-    <w:bookmarkStart w:id="52" w:name="partridge-example-step-3-ancova-analysis"/>
-    <w:p>
-      <w:pPr>
-        <w:pStyle w:val="Heading1"/>
+    <w:bookmarkEnd w:id="58"/>
+    <w:bookmarkStart w:id="59" w:name="partridge-example-step-3-ancova-analysis"/>
+    <w:p>
+      <w:pPr>
+        <w:pStyle w:val="Heading2"/>
       </w:pPr>
       <w:r>
         <w:t xml:space="preserve">Partridge Example: Step 3 ANCOVA Analysis</w:t>
@@ -4816,11 +4985,11 @@
         <w:t xml:space="preserve">## Signif. codes:  0 '***' 0.001 '**' 0.01 '*' 0.05 '.' 0.1 ' ' 1</w:t>
       </w:r>
     </w:p>
-    <w:bookmarkEnd w:id="52"/>
-    <w:bookmarkStart w:id="53" w:name="partridge-example-getting-adjusted-means"/>
-    <w:p>
-      <w:pPr>
-        <w:pStyle w:val="Heading1"/>
+    <w:bookmarkEnd w:id="59"/>
+    <w:bookmarkStart w:id="60" w:name="partridge-example-getting-adjusted-means"/>
+    <w:p>
+      <w:pPr>
+        <w:pStyle w:val="Heading2"/>
       </w:pPr>
       <w:r>
         <w:t xml:space="preserve">Partridge Example: Getting Adjusted Means</w:t>
@@ -5103,11 +5272,11 @@
         <w:t xml:space="preserve">## Confidence level used: 0.95</w:t>
       </w:r>
     </w:p>
-    <w:bookmarkEnd w:id="53"/>
-    <w:bookmarkStart w:id="54" w:name="partridge-example-pairwise-comparisons"/>
-    <w:p>
-      <w:pPr>
-        <w:pStyle w:val="Heading1"/>
+    <w:bookmarkEnd w:id="60"/>
+    <w:bookmarkStart w:id="61" w:name="partridge-example-pairwise-comparisons"/>
+    <w:p>
+      <w:pPr>
+        <w:pStyle w:val="Heading2"/>
       </w:pPr>
       <w:r>
         <w:t xml:space="preserve">Partridge Example: Pairwise Comparisons</w:t>
@@ -5514,11 +5683,11 @@
         <w:t xml:space="preserve">## P value adjustment: tukey method for comparing a family of 5 estimates</w:t>
       </w:r>
     </w:p>
-    <w:bookmarkEnd w:id="54"/>
-    <w:bookmarkStart w:id="58" w:name="partridge-example-pairwise-comparisons-1"/>
-    <w:p>
-      <w:pPr>
-        <w:pStyle w:val="Heading1"/>
+    <w:bookmarkEnd w:id="61"/>
+    <w:bookmarkStart w:id="65" w:name="partridge-example-pairwise-comparisons-1"/>
+    <w:p>
+      <w:pPr>
+        <w:pStyle w:val="Heading2"/>
       </w:pPr>
       <w:r>
         <w:t xml:space="preserve">Partridge Example: Pairwise Comparisons</w:t>
@@ -5856,7 +6025,31 @@
         <w:rPr>
           <w:rStyle w:val="NormalTok"/>
         </w:rPr>
-        <w:t xml:space="preserve">()</w:t>
+        <w:t xml:space="preserve">(</w:t>
+      </w:r>
+      <w:r>
+        <w:rPr>
+          <w:rStyle w:val="AttributeTok"/>
+        </w:rPr>
+        <w:t xml:space="preserve">base_size =</w:t>
+      </w:r>
+      <w:r>
+        <w:rPr>
+          <w:rStyle w:val="NormalTok"/>
+        </w:rPr>
+        <w:t xml:space="preserve"> </w:t>
+      </w:r>
+      <w:r>
+        <w:rPr>
+          <w:rStyle w:val="DecValTok"/>
+        </w:rPr>
+        <w:t xml:space="preserve">9</w:t>
+      </w:r>
+      <w:r>
+        <w:rPr>
+          <w:rStyle w:val="NormalTok"/>
+        </w:rPr>
+        <w:t xml:space="preserve">)</w:t>
       </w:r>
     </w:p>
     <w:p>
@@ -5866,20 +6059,20 @@
       <w:r>
         <w:drawing>
           <wp:inline>
-            <wp:extent cx="3200400" cy="3200400"/>
+            <wp:extent cx="5334000" cy="5334000"/>
             <wp:effectExtent b="0" l="0" r="0" t="0"/>
-            <wp:docPr descr="" title="" id="56" name="Picture"/>
+            <wp:docPr descr="" title="" id="63" name="Picture"/>
             <a:graphic>
               <a:graphicData uri="http://schemas.openxmlformats.org/drawingml/2006/picture">
                 <pic:pic>
                   <pic:nvPicPr>
-                    <pic:cNvPr descr="ancova_lecture_files/figure-docx/l15-14-1.png" id="57" name="Picture"/>
+                    <pic:cNvPr descr="ancova_lecture_files/figure-docx/l15-14-1.png" id="64" name="Picture"/>
                     <pic:cNvPicPr>
                       <a:picLocks noChangeArrowheads="1" noChangeAspect="1"/>
                     </pic:cNvPicPr>
                   </pic:nvPicPr>
                   <pic:blipFill>
-                    <a:blip r:embed="rId55"/>
+                    <a:blip r:embed="rId62"/>
                     <a:stretch>
                       <a:fillRect/>
                     </a:stretch>
@@ -5887,7 +6080,7 @@
                   <pic:spPr bwMode="auto">
                     <a:xfrm>
                       <a:off x="0" y="0"/>
-                      <a:ext cx="3200400" cy="3200400"/>
+                      <a:ext cx="5334000" cy="5334000"/>
                     </a:xfrm>
                     <a:prstGeom prst="rect">
                       <a:avLst/>
@@ -5906,11 +6099,11 @@
         </w:drawing>
       </w:r>
     </w:p>
-    <w:bookmarkEnd w:id="58"/>
-    <w:bookmarkStart w:id="62" w:name="visualizing-ancova-results"/>
-    <w:p>
-      <w:pPr>
-        <w:pStyle w:val="Heading1"/>
+    <w:bookmarkEnd w:id="65"/>
+    <w:bookmarkStart w:id="69" w:name="visualizing-ancova-results"/>
+    <w:p>
+      <w:pPr>
+        <w:pStyle w:val="Heading2"/>
       </w:pPr>
       <w:r>
         <w:t xml:space="preserve">Visualizing ANCOVA Results</w:t>
@@ -5935,20 +6128,20 @@
       <w:r>
         <w:drawing>
           <wp:inline>
-            <wp:extent cx="5943600" cy="5943600"/>
+            <wp:extent cx="3657600" cy="3135085"/>
             <wp:effectExtent b="0" l="0" r="0" t="0"/>
-            <wp:docPr descr="" title="" id="60" name="Picture"/>
+            <wp:docPr descr="" title="" id="67" name="Picture"/>
             <a:graphic>
               <a:graphicData uri="http://schemas.openxmlformats.org/drawingml/2006/picture">
                 <pic:pic>
                   <pic:nvPicPr>
-                    <pic:cNvPr descr="ancova_lecture_files/figure-docx/l15-15-1.png" id="61" name="Picture"/>
+                    <pic:cNvPr descr="images/ancova_vis_combined.png" id="68" name="Picture"/>
                     <pic:cNvPicPr>
                       <a:picLocks noChangeArrowheads="1" noChangeAspect="1"/>
                     </pic:cNvPicPr>
                   </pic:nvPicPr>
                   <pic:blipFill>
-                    <a:blip r:embed="rId59"/>
+                    <a:blip r:embed="rId66"/>
                     <a:stretch>
                       <a:fillRect/>
                     </a:stretch>
@@ -5956,7 +6149,7 @@
                   <pic:spPr bwMode="auto">
                     <a:xfrm>
                       <a:off x="0" y="0"/>
-                      <a:ext cx="5943600" cy="5943600"/>
+                      <a:ext cx="3657600" cy="3135085"/>
                     </a:xfrm>
                     <a:prstGeom prst="rect">
                       <a:avLst/>
@@ -5975,11 +6168,21 @@
         </w:drawing>
       </w:r>
     </w:p>
-    <w:bookmarkEnd w:id="62"/>
-    <w:bookmarkStart w:id="66" w:name="what-if-slopes-are-heterogeneous-p-0.05"/>
-    <w:p>
-      <w:pPr>
-        <w:pStyle w:val="Heading1"/>
+    <w:bookmarkEnd w:id="69"/>
+    <w:bookmarkStart w:id="70" w:name="part-5-heterogeneous-slopes-assumptions"/>
+    <w:p>
+      <w:pPr>
+        <w:pStyle w:val="Heading2"/>
+      </w:pPr>
+      <w:r>
+        <w:t xml:space="preserve">Part 5 · Heterogeneous Slopes &amp; Assumptions</w:t>
+      </w:r>
+    </w:p>
+    <w:bookmarkEnd w:id="70"/>
+    <w:bookmarkStart w:id="74" w:name="what-if-slopes-are-heterogeneous-p-0.05"/>
+    <w:p>
+      <w:pPr>
+        <w:pStyle w:val="Heading2"/>
       </w:pPr>
       <w:r>
         <w:t xml:space="preserve">What if Slopes are HETEROGENEOUS? (p &lt; 0.05)</w:t>
@@ -6130,20 +6333,20 @@
       <w:r>
         <w:drawing>
           <wp:inline>
-            <wp:extent cx="3200400" cy="3200400"/>
+            <wp:extent cx="5334000" cy="5334000"/>
             <wp:effectExtent b="0" l="0" r="0" t="0"/>
-            <wp:docPr descr="" title="" id="64" name="Picture"/>
+            <wp:docPr descr="" title="" id="72" name="Picture"/>
             <a:graphic>
               <a:graphicData uri="http://schemas.openxmlformats.org/drawingml/2006/picture">
                 <pic:pic>
                   <pic:nvPicPr>
-                    <pic:cNvPr descr="ancova_lecture_files/figure-docx/l15-16-1.png" id="65" name="Picture"/>
+                    <pic:cNvPr descr="ancova_lecture_files/figure-docx/l15-16-1.png" id="73" name="Picture"/>
                     <pic:cNvPicPr>
                       <a:picLocks noChangeArrowheads="1" noChangeAspect="1"/>
                     </pic:cNvPicPr>
                   </pic:nvPicPr>
                   <pic:blipFill>
-                    <a:blip r:embed="rId63"/>
+                    <a:blip r:embed="rId71"/>
                     <a:stretch>
                       <a:fillRect/>
                     </a:stretch>
@@ -6151,7 +6354,7 @@
                   <pic:spPr bwMode="auto">
                     <a:xfrm>
                       <a:off x="0" y="0"/>
-                      <a:ext cx="3200400" cy="3200400"/>
+                      <a:ext cx="5334000" cy="5334000"/>
                     </a:xfrm>
                     <a:prstGeom prst="rect">
                       <a:avLst/>
@@ -6170,11 +6373,11 @@
         </w:drawing>
       </w:r>
     </w:p>
-    <w:bookmarkEnd w:id="66"/>
-    <w:bookmarkStart w:id="67" w:name="handling-heterogeneous-slopes"/>
-    <w:p>
-      <w:pPr>
-        <w:pStyle w:val="Heading1"/>
+    <w:bookmarkEnd w:id="74"/>
+    <w:bookmarkStart w:id="75" w:name="handling-heterogeneous-slopes"/>
+    <w:p>
+      <w:pPr>
+        <w:pStyle w:val="Heading2"/>
       </w:pPr>
       <w:r>
         <w:t xml:space="preserve">Handling Heterogeneous Slopes</w:t>
@@ -6598,11 +6801,11 @@
         <w:t xml:space="preserve">## Signif. codes:  0 '***' 0.001 '**' 0.01 '*' 0.05 '.' 0.1 ' ' 1</w:t>
       </w:r>
     </w:p>
-    <w:bookmarkEnd w:id="67"/>
-    <w:bookmarkStart w:id="68" w:name="interpretation-of-heterogeneous-slopes"/>
-    <w:p>
-      <w:pPr>
-        <w:pStyle w:val="Heading1"/>
+    <w:bookmarkEnd w:id="75"/>
+    <w:bookmarkStart w:id="76" w:name="interpretation-of-heterogeneous-slopes"/>
+    <w:p>
+      <w:pPr>
+        <w:pStyle w:val="Heading2"/>
       </w:pPr>
       <w:r>
         <w:t xml:space="preserve">Interpretation of Heterogeneous Slopes</w:t>
@@ -6767,11 +6970,11 @@
         <w:t xml:space="preserve">differently depending on urchin size</w:t>
       </w:r>
     </w:p>
-    <w:bookmarkEnd w:id="68"/>
-    <w:bookmarkStart w:id="69" w:name="assumptions-of-ancova"/>
-    <w:p>
-      <w:pPr>
-        <w:pStyle w:val="Heading1"/>
+    <w:bookmarkEnd w:id="76"/>
+    <w:bookmarkStart w:id="79" w:name="assumptions-of-ancova"/>
+    <w:p>
+      <w:pPr>
+        <w:pStyle w:val="Heading2"/>
       </w:pPr>
       <w:r>
         <w:t xml:space="preserve">Assumptions of ANCOVA</w:t>
@@ -6920,11 +7123,140 @@
         <w:t xml:space="preserve">We tested this first! (the A:x interaction).</w:t>
       </w:r>
     </w:p>
-    <w:bookmarkEnd w:id="69"/>
-    <w:bookmarkStart w:id="73" w:name="checking-assumptions-in-r"/>
-    <w:p>
-      <w:pPr>
-        <w:pStyle w:val="Heading1"/>
+    <w:tbl>
+      <w:tblPr>
+        <w:tblStyle w:val="Table"/>
+        <w:tblLook w:firstRow="0" w:lastRow="0" w:firstColumn="0" w:lastColumn="0" w:noHBand="0" w:noVBand="0" w:val="0000"/>
+        <w:tblBorders>
+          <w:top w:val="single" w:sz="4" w:space="0" w:color="0758E5"/>
+          <w:left w:val="single" w:sz="24" w:space="0" w:color="0758E5"/>
+          <w:bottom w:val="single" w:sz="4" w:space="0" w:color="0758E5"/>
+          <w:right w:val="single" w:sz="4" w:space="0" w:color="0758E5"/>
+        </w:tblBorders>
+        <w:tblCellMar>
+          <w:left w:w="144" w:type="dxa"/>
+          <w:right w:w="144" w:type="dxa"/>
+        </w:tblCellMar>
+        <w:tblLook w:firstRow="0" w:lastRow="0" w:firstColumn="0" w:lastColumn="0" w:noHBand="0" w:noVBand="0" w:val="0000"/>
+      </w:tblPr>
+      <w:tr>
+        <w:trPr>
+          <w:cantSplit/>
+        </w:trPr>
+        <w:tc>
+          <w:tcPr>
+            <w:shd w:color="auto" w:fill="dae6fb" w:val="clear"/>
+            <w:tcMar>
+              <w:top w:w="92" w:type="dxa"/>
+              <w:bottom w:w="92" w:type="dxa"/>
+            </w:tcMar>
+          </w:tcPr>
+          <w:p>
+            <w:pPr>
+              <w:pStyle w:val="FirstParagraph"/>
+            </w:pPr>
+            <w:pPr>
+              <w:spacing w:before="0" w:after="0"/>
+              <w:textAlignment w:val="center"/>
+            </w:pPr>
+            <w:r>
+              <w:drawing>
+                <wp:inline>
+                  <wp:extent cx="152400" cy="152400"/>
+                  <wp:effectExtent b="0" l="0" r="0" t="0"/>
+                  <wp:docPr descr="" title="" id="77" name="Picture"/>
+                  <a:graphic>
+                    <a:graphicData uri="http://schemas.openxmlformats.org/drawingml/2006/picture">
+                      <pic:pic>
+                        <pic:nvPicPr>
+                          <pic:cNvPr descr="/Applications/Positron.app/Contents/Resources/app/quarto/share/formats/docx/note.png" id="78" name="Picture"/>
+                          <pic:cNvPicPr>
+                            <a:picLocks noChangeArrowheads="1" noChangeAspect="1"/>
+                          </pic:cNvPicPr>
+                        </pic:nvPicPr>
+                        <pic:blipFill>
+                          <a:blip r:embed="rId12"/>
+                          <a:stretch>
+                            <a:fillRect/>
+                          </a:stretch>
+                        </pic:blipFill>
+                        <pic:spPr bwMode="auto">
+                          <a:xfrm>
+                            <a:off x="0" y="0"/>
+                            <a:ext cx="152400" cy="152400"/>
+                          </a:xfrm>
+                          <a:prstGeom prst="rect">
+                            <a:avLst/>
+                          </a:prstGeom>
+                          <a:noFill/>
+                          <a:ln w="9525">
+                            <a:noFill/>
+                            <a:headEnd/>
+                            <a:tailEnd/>
+                          </a:ln>
+                        </pic:spPr>
+                      </pic:pic>
+                    </a:graphicData>
+                  </a:graphic>
+                </wp:inline>
+              </w:drawing>
+            </w:r>
+            <w:r>
+              <w:t xml:space="preserve"> </w:t>
+            </w:r>
+            <w:r>
+              <w:t xml:space="preserve"> </w:t>
+            </w:r>
+            <w:r>
+              <w:t xml:space="preserve">Note</w:t>
+            </w:r>
+          </w:p>
+        </w:tc>
+      </w:tr>
+      <w:tr>
+        <w:trPr>
+          <w:cantSplit/>
+        </w:trPr>
+        <w:tc>
+          <w:tcPr>
+            <w:tcMar>
+              <w:top w:w="108" w:type="dxa"/>
+              <w:bottom w:w="108" w:type="dxa"/>
+            </w:tcMar>
+          </w:tcPr>
+          <w:p>
+            <w:pPr>
+              <w:pStyle w:val="BodyText"/>
+            </w:pPr>
+            <w:pPr>
+              <w:spacing w:before="16" w:after="16"/>
+            </w:pPr>
+            <w:r>
+              <w:t xml:space="preserve">Whitlock &amp; Schluter,</w:t>
+            </w:r>
+            <w:r>
+              <w:t xml:space="preserve"> </w:t>
+            </w:r>
+            <w:r>
+              <w:rPr>
+                <w:i/>
+                <w:iCs/>
+              </w:rPr>
+              <w:t xml:space="preserve">Analysis of Biological Data</w:t>
+            </w:r>
+            <w:r>
+              <w:t xml:space="preserve">, Ch. 17 — Regression, on regression diagnostics and residual assumptions that carry over to ANCOVA.</w:t>
+            </w:r>
+          </w:p>
+          <w:p/>
+        </w:tc>
+      </w:tr>
+    </w:tbl>
+    <w:bookmarkEnd w:id="79"/>
+    <w:bookmarkStart w:id="83" w:name="checking-assumptions-in-r"/>
+    <w:p>
+      <w:pPr>
+        <w:pStyle w:val="Heading2"/>
       </w:pPr>
       <w:r>
         <w:t xml:space="preserve">Checking Assumptions in R</w:t>
@@ -7105,20 +7437,20 @@
       <w:r>
         <w:drawing>
           <wp:inline>
-            <wp:extent cx="4572000" cy="4572000"/>
+            <wp:extent cx="5334000" cy="5334000"/>
             <wp:effectExtent b="0" l="0" r="0" t="0"/>
-            <wp:docPr descr="" title="" id="71" name="Picture"/>
+            <wp:docPr descr="" title="" id="81" name="Picture"/>
             <a:graphic>
               <a:graphicData uri="http://schemas.openxmlformats.org/drawingml/2006/picture">
                 <pic:pic>
                   <pic:nvPicPr>
-                    <pic:cNvPr descr="ancova_lecture_files/figure-docx/l15-17-1.png" id="72" name="Picture"/>
+                    <pic:cNvPr descr="ancova_lecture_files/figure-docx/l15-17-1.png" id="82" name="Picture"/>
                     <pic:cNvPicPr>
                       <a:picLocks noChangeArrowheads="1" noChangeAspect="1"/>
                     </pic:cNvPicPr>
                   </pic:nvPicPr>
                   <pic:blipFill>
-                    <a:blip r:embed="rId70"/>
+                    <a:blip r:embed="rId80"/>
                     <a:stretch>
                       <a:fillRect/>
                     </a:stretch>
@@ -7126,7 +7458,7 @@
                   <pic:spPr bwMode="auto">
                     <a:xfrm>
                       <a:off x="0" y="0"/>
-                      <a:ext cx="4572000" cy="4572000"/>
+                      <a:ext cx="5334000" cy="5334000"/>
                     </a:xfrm>
                     <a:prstGeom prst="rect">
                       <a:avLst/>
@@ -7145,11 +7477,11 @@
         </w:drawing>
       </w:r>
     </w:p>
-    <w:bookmarkEnd w:id="73"/>
-    <w:bookmarkStart w:id="74" w:name="robust-ancova-approaches"/>
-    <w:p>
-      <w:pPr>
-        <w:pStyle w:val="Heading1"/>
+    <w:bookmarkEnd w:id="83"/>
+    <w:bookmarkStart w:id="84" w:name="robust-ancova-approaches"/>
+    <w:p>
+      <w:pPr>
+        <w:pStyle w:val="Heading2"/>
       </w:pPr>
       <w:r>
         <w:t xml:space="preserve">Robust ANCOVA Approaches</w:t>
@@ -7954,11 +8286,21 @@
         <w:t xml:space="preserve">in our original parametric test.</w:t>
       </w:r>
     </w:p>
-    <w:bookmarkEnd w:id="74"/>
-    <w:bookmarkStart w:id="79" w:name="writing-up-ancova-results"/>
-    <w:p>
-      <w:pPr>
-        <w:pStyle w:val="Heading1"/>
+    <w:bookmarkEnd w:id="84"/>
+    <w:bookmarkStart w:id="85" w:name="part-6-reporting-results"/>
+    <w:p>
+      <w:pPr>
+        <w:pStyle w:val="Heading2"/>
+      </w:pPr>
+      <w:r>
+        <w:t xml:space="preserve">Part 6 · Reporting Results</w:t>
+      </w:r>
+    </w:p>
+    <w:bookmarkEnd w:id="85"/>
+    <w:bookmarkStart w:id="86" w:name="writing-up-ancova-results"/>
+    <w:p>
+      <w:pPr>
+        <w:pStyle w:val="Heading2"/>
       </w:pPr>
       <w:r>
         <w:t xml:space="preserve">Writing Up ANCOVA Results</w:t>
@@ -8104,7 +8446,8 @@
         <w:t xml:space="preserve">groups (P = x).”</w:t>
       </w:r>
     </w:p>
-    <w:bookmarkStart w:id="78" w:name="publication-quality-figure"/>
+    <w:bookmarkEnd w:id="86"/>
+    <w:bookmarkStart w:id="90" w:name="publication-quality-figure"/>
     <w:p>
       <w:pPr>
         <w:pStyle w:val="Heading2"/>
@@ -8120,20 +8463,20 @@
       <w:r>
         <w:drawing>
           <wp:inline>
-            <wp:extent cx="3200400" cy="3200400"/>
+            <wp:extent cx="5334000" cy="5334000"/>
             <wp:effectExtent b="0" l="0" r="0" t="0"/>
-            <wp:docPr descr="" title="" id="76" name="Picture"/>
+            <wp:docPr descr="" title="" id="88" name="Picture"/>
             <a:graphic>
               <a:graphicData uri="http://schemas.openxmlformats.org/drawingml/2006/picture">
                 <pic:pic>
                   <pic:nvPicPr>
-                    <pic:cNvPr descr="ancova_lecture_files/figure-docx/l15-19-1.png" id="77" name="Picture"/>
+                    <pic:cNvPr descr="ancova_lecture_files/figure-docx/l15-19-1.png" id="89" name="Picture"/>
                     <pic:cNvPicPr>
                       <a:picLocks noChangeArrowheads="1" noChangeAspect="1"/>
                     </pic:cNvPicPr>
                   </pic:nvPicPr>
                   <pic:blipFill>
-                    <a:blip r:embed="rId75"/>
+                    <a:blip r:embed="rId87"/>
                     <a:stretch>
                       <a:fillRect/>
                     </a:stretch>
@@ -8141,7 +8484,7 @@
                   <pic:spPr bwMode="auto">
                     <a:xfrm>
                       <a:off x="0" y="0"/>
-                      <a:ext cx="3200400" cy="3200400"/>
+                      <a:ext cx="5334000" cy="5334000"/>
                     </a:xfrm>
                     <a:prstGeom prst="rect">
                       <a:avLst/>
@@ -8160,12 +8503,11 @@
         </w:drawing>
       </w:r>
     </w:p>
-    <w:bookmarkEnd w:id="78"/>
-    <w:bookmarkEnd w:id="79"/>
-    <w:bookmarkStart w:id="80" w:name="summary"/>
-    <w:p>
-      <w:pPr>
-        <w:pStyle w:val="Heading1"/>
+    <w:bookmarkEnd w:id="90"/>
+    <w:bookmarkStart w:id="91" w:name="summary"/>
+    <w:p>
+      <w:pPr>
+        <w:pStyle w:val="Heading2"/>
       </w:pPr>
       <w:r>
         <w:t xml:space="preserve">Summary</w:t>
@@ -8488,12 +8830,11 @@
         <w:t xml:space="preserve">Homogeneity of regression slopes (The most important one!)</w:t>
       </w:r>
     </w:p>
-    <w:bookmarkEnd w:id="80"/>
+    <w:bookmarkEnd w:id="91"/>
     <w:sectPr>
-      <w:pgSz w:h="15840" w:w="12240"/>
-      <w:pgMar w:bottom="1440" w:footer="720" w:gutter="0" w:header="720" w:left="1440" w:right="1440" w:top="1440"/>
-      <w:cols w:space="720"/>
-      <w:docGrid w:linePitch="360"/>
+      <w:footnotePr>
+        <w:numRestart w:val="eachSect"/>
+      </w:footnotePr>
     </w:sectPr>
   </w:body>
 </w:document>
@@ -9101,478 +9442,260 @@
 </file>
 
 <file path=word/styles.xml><?xml version="1.0" encoding="utf-8"?>
-<w:styles xmlns:mc="http://schemas.openxmlformats.org/markup-compatibility/2006" xmlns:r="http://schemas.openxmlformats.org/officeDocument/2006/relationships" xmlns:w="http://schemas.openxmlformats.org/wordprocessingml/2006/main" xmlns:w14="http://schemas.microsoft.com/office/word/2010/wordml" xmlns:w15="http://schemas.microsoft.com/office/word/2012/wordml" xmlns:w16="http://schemas.microsoft.com/office/word/2018/wordml" xmlns:w16cex="http://schemas.microsoft.com/office/word/2018/wordml/cex" xmlns:w16cid="http://schemas.microsoft.com/office/word/2016/wordml/cid" xmlns:w16du="http://schemas.microsoft.com/office/word/2023/wordml/word16du" xmlns:w16sdtdh="http://schemas.microsoft.com/office/word/2020/wordml/sdtdatahash" xmlns:w16sdtfl="http://schemas.microsoft.com/office/word/2024/wordml/sdtformatlock" xmlns:w16se="http://schemas.microsoft.com/office/word/2015/wordml/symex" mc:Ignorable="w14 w15 w16se w16cid w16 w16cex w16sdtdh w16sdtfl w16du">
+<w:styles xmlns:r="http://schemas.openxmlformats.org/officeDocument/2006/relationships" xmlns:w="http://schemas.openxmlformats.org/wordprocessingml/2006/main">
   <w:docDefaults>
     <w:rPrDefault>
       <w:rPr>
-        <w:rFonts w:ascii="Arial" w:cs="Times New Roman (Body CS)" w:eastAsiaTheme="minorHAnsi" w:hAnsi="Arial"/>
-        <w:kern w:val="2"/>
-        <w:sz w:val="24"/>
-        <w:szCs w:val="24"/>
+        <w:rFonts w:asciiTheme="minorHAnsi" w:cstheme="minorBidi" w:eastAsiaTheme="minorHAnsi" w:hAnsiTheme="minorHAnsi"/>
+        <w:sz w:val="20"/>
+        <w:szCs w:val="20"/>
         <w:lang w:bidi="ar-SA" w:eastAsia="en-US" w:val="en-US"/>
-        <w14:ligatures w14:val="standardContextual"/>
       </w:rPr>
     </w:rPrDefault>
-    <w:pPrDefault/>
+    <w:pPrDefault>
+      <w:pPr>
+        <w:spacing w:after="100"/>
+      </w:pPr>
+    </w:pPrDefault>
   </w:docDefaults>
-  <w:latentStyles w:count="376" w:defLockedState="0" w:defQFormat="0" w:defSemiHidden="0" w:defUIPriority="99" w:defUnhideWhenUsed="0">
-    <w:lsdException w:name="Normal" w:qFormat="1" w:uiPriority="0"/>
-    <w:lsdException w:name="heading 1" w:qFormat="1" w:uiPriority="9"/>
-    <w:lsdException w:name="heading 2" w:qFormat="1" w:semiHidden="1" w:uiPriority="9" w:unhideWhenUsed="1"/>
-    <w:lsdException w:name="heading 3" w:qFormat="1" w:semiHidden="1" w:uiPriority="9" w:unhideWhenUsed="1"/>
-    <w:lsdException w:name="heading 4" w:qFormat="1" w:semiHidden="1" w:uiPriority="9" w:unhideWhenUsed="1"/>
-    <w:lsdException w:name="heading 5" w:qFormat="1" w:semiHidden="1" w:uiPriority="9" w:unhideWhenUsed="1"/>
-    <w:lsdException w:name="heading 6" w:qFormat="1" w:semiHidden="1" w:uiPriority="9" w:unhideWhenUsed="1"/>
-    <w:lsdException w:name="heading 7" w:qFormat="1" w:semiHidden="1" w:uiPriority="9" w:unhideWhenUsed="1"/>
-    <w:lsdException w:name="heading 8" w:qFormat="1" w:semiHidden="1" w:uiPriority="9" w:unhideWhenUsed="1"/>
-    <w:lsdException w:name="heading 9" w:qFormat="1" w:semiHidden="1" w:uiPriority="9" w:unhideWhenUsed="1"/>
-    <w:lsdException w:name="index 1" w:semiHidden="1" w:unhideWhenUsed="1"/>
-    <w:lsdException w:name="index 2" w:semiHidden="1" w:unhideWhenUsed="1"/>
-    <w:lsdException w:name="index 3" w:semiHidden="1" w:unhideWhenUsed="1"/>
-    <w:lsdException w:name="index 4" w:semiHidden="1" w:unhideWhenUsed="1"/>
-    <w:lsdException w:name="index 5" w:semiHidden="1" w:unhideWhenUsed="1"/>
-    <w:lsdException w:name="index 6" w:semiHidden="1" w:unhideWhenUsed="1"/>
-    <w:lsdException w:name="index 7" w:semiHidden="1" w:unhideWhenUsed="1"/>
-    <w:lsdException w:name="index 8" w:semiHidden="1" w:unhideWhenUsed="1"/>
-    <w:lsdException w:name="index 9" w:semiHidden="1" w:unhideWhenUsed="1"/>
-    <w:lsdException w:name="toc 1" w:semiHidden="1" w:uiPriority="39" w:unhideWhenUsed="1"/>
-    <w:lsdException w:name="toc 2" w:semiHidden="1" w:uiPriority="39" w:unhideWhenUsed="1"/>
-    <w:lsdException w:name="toc 3" w:semiHidden="1" w:uiPriority="39" w:unhideWhenUsed="1"/>
-    <w:lsdException w:name="toc 4" w:semiHidden="1" w:uiPriority="39" w:unhideWhenUsed="1"/>
-    <w:lsdException w:name="toc 5" w:semiHidden="1" w:uiPriority="39" w:unhideWhenUsed="1"/>
-    <w:lsdException w:name="toc 6" w:semiHidden="1" w:uiPriority="39" w:unhideWhenUsed="1"/>
-    <w:lsdException w:name="toc 7" w:semiHidden="1" w:uiPriority="39" w:unhideWhenUsed="1"/>
-    <w:lsdException w:name="toc 8" w:semiHidden="1" w:uiPriority="39" w:unhideWhenUsed="1"/>
-    <w:lsdException w:name="toc 9" w:semiHidden="1" w:uiPriority="39" w:unhideWhenUsed="1"/>
-    <w:lsdException w:name="Normal Indent" w:semiHidden="1" w:unhideWhenUsed="1"/>
-    <w:lsdException w:name="footnote text" w:semiHidden="1" w:unhideWhenUsed="1"/>
-    <w:lsdException w:name="annotation text" w:semiHidden="1" w:unhideWhenUsed="1"/>
-    <w:lsdException w:name="header" w:semiHidden="1" w:unhideWhenUsed="1"/>
-    <w:lsdException w:name="footer" w:semiHidden="1" w:unhideWhenUsed="1"/>
-    <w:lsdException w:name="index heading" w:semiHidden="1" w:unhideWhenUsed="1"/>
-    <w:lsdException w:name="caption" w:qFormat="1" w:semiHidden="1" w:uiPriority="35" w:unhideWhenUsed="1"/>
-    <w:lsdException w:name="table of figures" w:semiHidden="1" w:unhideWhenUsed="1"/>
-    <w:lsdException w:name="envelope address" w:semiHidden="1" w:unhideWhenUsed="1"/>
-    <w:lsdException w:name="envelope return" w:semiHidden="1" w:unhideWhenUsed="1"/>
-    <w:lsdException w:name="footnote reference" w:semiHidden="1" w:unhideWhenUsed="1"/>
-    <w:lsdException w:name="annotation reference" w:semiHidden="1" w:unhideWhenUsed="1"/>
-    <w:lsdException w:name="line number" w:semiHidden="1" w:unhideWhenUsed="1"/>
-    <w:lsdException w:name="page number" w:semiHidden="1" w:unhideWhenUsed="1"/>
-    <w:lsdException w:name="endnote reference" w:semiHidden="1" w:unhideWhenUsed="1"/>
-    <w:lsdException w:name="endnote text" w:semiHidden="1" w:unhideWhenUsed="1"/>
-    <w:lsdException w:name="table of authorities" w:semiHidden="1" w:unhideWhenUsed="1"/>
-    <w:lsdException w:name="macro" w:semiHidden="1" w:unhideWhenUsed="1"/>
-    <w:lsdException w:name="toa heading" w:semiHidden="1" w:unhideWhenUsed="1"/>
-    <w:lsdException w:name="List" w:semiHidden="1" w:unhideWhenUsed="1"/>
-    <w:lsdException w:name="List Bullet" w:semiHidden="1" w:unhideWhenUsed="1"/>
-    <w:lsdException w:name="List Number" w:semiHidden="1" w:unhideWhenUsed="1"/>
-    <w:lsdException w:name="List 2" w:semiHidden="1" w:unhideWhenUsed="1"/>
-    <w:lsdException w:name="List 3" w:semiHidden="1" w:unhideWhenUsed="1"/>
-    <w:lsdException w:name="List 4" w:semiHidden="1" w:unhideWhenUsed="1"/>
-    <w:lsdException w:name="List 5" w:semiHidden="1" w:unhideWhenUsed="1"/>
-    <w:lsdException w:name="List Bullet 2" w:semiHidden="1" w:unhideWhenUsed="1"/>
-    <w:lsdException w:name="List Bullet 3" w:semiHidden="1" w:unhideWhenUsed="1"/>
-    <w:lsdException w:name="List Bullet 4" w:semiHidden="1" w:unhideWhenUsed="1"/>
-    <w:lsdException w:name="List Bullet 5" w:semiHidden="1" w:unhideWhenUsed="1"/>
-    <w:lsdException w:name="List Number 2" w:semiHidden="1" w:unhideWhenUsed="1"/>
-    <w:lsdException w:name="List Number 3" w:semiHidden="1" w:unhideWhenUsed="1"/>
-    <w:lsdException w:name="List Number 4" w:semiHidden="1" w:unhideWhenUsed="1"/>
-    <w:lsdException w:name="List Number 5" w:semiHidden="1" w:unhideWhenUsed="1"/>
-    <w:lsdException w:name="Title" w:qFormat="1" w:uiPriority="10"/>
-    <w:lsdException w:name="Closing" w:semiHidden="1" w:unhideWhenUsed="1"/>
-    <w:lsdException w:name="Signature" w:semiHidden="1" w:unhideWhenUsed="1"/>
-    <w:lsdException w:name="Default Paragraph Font" w:semiHidden="1" w:uiPriority="1" w:unhideWhenUsed="1"/>
-    <w:lsdException w:name="Body Text" w:semiHidden="1" w:unhideWhenUsed="1"/>
-    <w:lsdException w:name="Body Text Indent" w:semiHidden="1" w:unhideWhenUsed="1"/>
-    <w:lsdException w:name="List Continue" w:semiHidden="1" w:unhideWhenUsed="1"/>
-    <w:lsdException w:name="List Continue 2" w:semiHidden="1" w:unhideWhenUsed="1"/>
-    <w:lsdException w:name="List Continue 3" w:semiHidden="1" w:unhideWhenUsed="1"/>
-    <w:lsdException w:name="List Continue 4" w:semiHidden="1" w:unhideWhenUsed="1"/>
-    <w:lsdException w:name="List Continue 5" w:semiHidden="1" w:unhideWhenUsed="1"/>
-    <w:lsdException w:name="Message Header" w:semiHidden="1" w:unhideWhenUsed="1"/>
-    <w:lsdException w:name="Subtitle" w:qFormat="1" w:uiPriority="11"/>
-    <w:lsdException w:name="Salutation" w:semiHidden="1" w:unhideWhenUsed="1"/>
-    <w:lsdException w:name="Date" w:semiHidden="1" w:unhideWhenUsed="1"/>
-    <w:lsdException w:name="Body Text First Indent" w:semiHidden="1" w:unhideWhenUsed="1"/>
-    <w:lsdException w:name="Body Text First Indent 2" w:semiHidden="1" w:unhideWhenUsed="1"/>
-    <w:lsdException w:name="Note Heading" w:semiHidden="1" w:unhideWhenUsed="1"/>
-    <w:lsdException w:name="Body Text 2" w:semiHidden="1" w:unhideWhenUsed="1"/>
-    <w:lsdException w:name="Body Text 3" w:semiHidden="1" w:unhideWhenUsed="1"/>
-    <w:lsdException w:name="Body Text Indent 2" w:semiHidden="1" w:unhideWhenUsed="1"/>
-    <w:lsdException w:name="Body Text Indent 3" w:semiHidden="1" w:unhideWhenUsed="1"/>
-    <w:lsdException w:name="Block Text" w:semiHidden="1" w:unhideWhenUsed="1"/>
-    <w:lsdException w:name="Hyperlink" w:semiHidden="1" w:unhideWhenUsed="1"/>
-    <w:lsdException w:name="FollowedHyperlink" w:semiHidden="1" w:unhideWhenUsed="1"/>
-    <w:lsdException w:name="Strong" w:qFormat="1" w:uiPriority="22"/>
-    <w:lsdException w:name="Emphasis" w:qFormat="1" w:uiPriority="20"/>
-    <w:lsdException w:name="Document Map" w:semiHidden="1" w:unhideWhenUsed="1"/>
-    <w:lsdException w:name="Plain Text" w:semiHidden="1" w:unhideWhenUsed="1"/>
-    <w:lsdException w:name="E-mail Signature" w:semiHidden="1" w:unhideWhenUsed="1"/>
-    <w:lsdException w:name="HTML Top of Form" w:semiHidden="1" w:unhideWhenUsed="1"/>
-    <w:lsdException w:name="HTML Bottom of Form" w:semiHidden="1" w:unhideWhenUsed="1"/>
-    <w:lsdException w:name="Normal (Web)" w:semiHidden="1" w:unhideWhenUsed="1"/>
-    <w:lsdException w:name="HTML Acronym" w:semiHidden="1" w:unhideWhenUsed="1"/>
-    <w:lsdException w:name="HTML Address" w:semiHidden="1" w:unhideWhenUsed="1"/>
-    <w:lsdException w:name="HTML Cite" w:semiHidden="1" w:unhideWhenUsed="1"/>
-    <w:lsdException w:name="HTML Code" w:semiHidden="1" w:unhideWhenUsed="1"/>
-    <w:lsdException w:name="HTML Definition" w:semiHidden="1" w:unhideWhenUsed="1"/>
-    <w:lsdException w:name="HTML Keyboard" w:semiHidden="1" w:unhideWhenUsed="1"/>
-    <w:lsdException w:name="HTML Preformatted" w:semiHidden="1" w:unhideWhenUsed="1"/>
-    <w:lsdException w:name="HTML Sample" w:semiHidden="1" w:unhideWhenUsed="1"/>
-    <w:lsdException w:name="HTML Typewriter" w:semiHidden="1" w:unhideWhenUsed="1"/>
-    <w:lsdException w:name="HTML Variable" w:semiHidden="1" w:unhideWhenUsed="1"/>
-    <w:lsdException w:name="Normal Table" w:semiHidden="1" w:unhideWhenUsed="1"/>
-    <w:lsdException w:name="annotation subject" w:semiHidden="1" w:unhideWhenUsed="1"/>
-    <w:lsdException w:name="No List" w:semiHidden="1" w:unhideWhenUsed="1"/>
-    <w:lsdException w:name="Outline List 1" w:semiHidden="1" w:unhideWhenUsed="1"/>
-    <w:lsdException w:name="Outline List 2" w:semiHidden="1" w:unhideWhenUsed="1"/>
-    <w:lsdException w:name="Outline List 3" w:semiHidden="1" w:unhideWhenUsed="1"/>
-    <w:lsdException w:name="Table Simple 1" w:semiHidden="1" w:unhideWhenUsed="1"/>
-    <w:lsdException w:name="Table Simple 2" w:semiHidden="1" w:unhideWhenUsed="1"/>
-    <w:lsdException w:name="Table Simple 3" w:semiHidden="1" w:unhideWhenUsed="1"/>
-    <w:lsdException w:name="Table Classic 1" w:semiHidden="1" w:unhideWhenUsed="1"/>
-    <w:lsdException w:name="Table Classic 2" w:semiHidden="1" w:unhideWhenUsed="1"/>
-    <w:lsdException w:name="Table Classic 3" w:semiHidden="1" w:unhideWhenUsed="1"/>
-    <w:lsdException w:name="Table Classic 4" w:semiHidden="1" w:unhideWhenUsed="1"/>
-    <w:lsdException w:name="Table Colorful 1" w:semiHidden="1" w:unhideWhenUsed="1"/>
-    <w:lsdException w:name="Table Colorful 2" w:semiHidden="1" w:unhideWhenUsed="1"/>
-    <w:lsdException w:name="Table Colorful 3" w:semiHidden="1" w:unhideWhenUsed="1"/>
-    <w:lsdException w:name="Table Columns 1" w:semiHidden="1" w:unhideWhenUsed="1"/>
-    <w:lsdException w:name="Table Columns 2" w:semiHidden="1" w:unhideWhenUsed="1"/>
-    <w:lsdException w:name="Table Columns 3" w:semiHidden="1" w:unhideWhenUsed="1"/>
-    <w:lsdException w:name="Table Columns 4" w:semiHidden="1" w:unhideWhenUsed="1"/>
-    <w:lsdException w:name="Table Columns 5" w:semiHidden="1" w:unhideWhenUsed="1"/>
-    <w:lsdException w:name="Table Grid 1" w:semiHidden="1" w:unhideWhenUsed="1"/>
-    <w:lsdException w:name="Table Grid 2" w:semiHidden="1" w:unhideWhenUsed="1"/>
-    <w:lsdException w:name="Table Grid 3" w:semiHidden="1" w:unhideWhenUsed="1"/>
-    <w:lsdException w:name="Table Grid 4" w:semiHidden="1" w:unhideWhenUsed="1"/>
-    <w:lsdException w:name="Table Grid 5" w:semiHidden="1" w:unhideWhenUsed="1"/>
-    <w:lsdException w:name="Table Grid 6" w:semiHidden="1" w:unhideWhenUsed="1"/>
-    <w:lsdException w:name="Table Grid 7" w:semiHidden="1" w:unhideWhenUsed="1"/>
-    <w:lsdException w:name="Table Grid 8" w:semiHidden="1" w:unhideWhenUsed="1"/>
-    <w:lsdException w:name="Table List 1" w:semiHidden="1" w:unhideWhenUsed="1"/>
-    <w:lsdException w:name="Table List 2" w:semiHidden="1" w:unhideWhenUsed="1"/>
-    <w:lsdException w:name="Table List 3" w:semiHidden="1" w:unhideWhenUsed="1"/>
-    <w:lsdException w:name="Table List 4" w:semiHidden="1" w:unhideWhenUsed="1"/>
-    <w:lsdException w:name="Table List 5" w:semiHidden="1" w:unhideWhenUsed="1"/>
-    <w:lsdException w:name="Table List 6" w:semiHidden="1" w:unhideWhenUsed="1"/>
-    <w:lsdException w:name="Table List 7" w:semiHidden="1" w:unhideWhenUsed="1"/>
-    <w:lsdException w:name="Table List 8" w:semiHidden="1" w:unhideWhenUsed="1"/>
-    <w:lsdException w:name="Table 3D effects 1" w:semiHidden="1" w:unhideWhenUsed="1"/>
-    <w:lsdException w:name="Table 3D effects 2" w:semiHidden="1" w:unhideWhenUsed="1"/>
-    <w:lsdException w:name="Table 3D effects 3" w:semiHidden="1" w:unhideWhenUsed="1"/>
-    <w:lsdException w:name="Table Contemporary" w:semiHidden="1" w:unhideWhenUsed="1"/>
-    <w:lsdException w:name="Table Elegant" w:semiHidden="1" w:unhideWhenUsed="1"/>
-    <w:lsdException w:name="Table Professional" w:semiHidden="1" w:unhideWhenUsed="1"/>
-    <w:lsdException w:name="Table Subtle 1" w:semiHidden="1" w:unhideWhenUsed="1"/>
-    <w:lsdException w:name="Table Subtle 2" w:semiHidden="1" w:unhideWhenUsed="1"/>
-    <w:lsdException w:name="Table Web 1" w:semiHidden="1" w:unhideWhenUsed="1"/>
-    <w:lsdException w:name="Table Web 2" w:semiHidden="1" w:unhideWhenUsed="1"/>
-    <w:lsdException w:name="Table Web 3" w:semiHidden="1" w:unhideWhenUsed="1"/>
-    <w:lsdException w:name="Balloon Text" w:semiHidden="1" w:unhideWhenUsed="1"/>
-    <w:lsdException w:name="Table Grid" w:uiPriority="39"/>
-    <w:lsdException w:name="Table Theme" w:semiHidden="1" w:unhideWhenUsed="1"/>
-    <w:lsdException w:name="Placeholder Text" w:semiHidden="1"/>
-    <w:lsdException w:name="No Spacing" w:qFormat="1" w:uiPriority="1"/>
-    <w:lsdException w:name="Light Shading" w:uiPriority="60"/>
-    <w:lsdException w:name="Light List" w:uiPriority="61"/>
-    <w:lsdException w:name="Light Grid" w:uiPriority="62"/>
-    <w:lsdException w:name="Medium Shading 1" w:uiPriority="63"/>
-    <w:lsdException w:name="Medium Shading 2" w:uiPriority="64"/>
-    <w:lsdException w:name="Medium List 1" w:uiPriority="65"/>
-    <w:lsdException w:name="Medium List 2" w:uiPriority="66"/>
-    <w:lsdException w:name="Medium Grid 1" w:uiPriority="67"/>
-    <w:lsdException w:name="Medium Grid 2" w:uiPriority="68"/>
-    <w:lsdException w:name="Medium Grid 3" w:uiPriority="69"/>
-    <w:lsdException w:name="Dark List" w:uiPriority="70"/>
-    <w:lsdException w:name="Colorful Shading" w:uiPriority="71"/>
-    <w:lsdException w:name="Colorful List" w:uiPriority="72"/>
-    <w:lsdException w:name="Colorful Grid" w:uiPriority="73"/>
-    <w:lsdException w:name="Light Shading Accent 1" w:uiPriority="60"/>
-    <w:lsdException w:name="Light List Accent 1" w:uiPriority="61"/>
-    <w:lsdException w:name="Light Grid Accent 1" w:uiPriority="62"/>
-    <w:lsdException w:name="Medium Shading 1 Accent 1" w:uiPriority="63"/>
-    <w:lsdException w:name="Medium Shading 2 Accent 1" w:uiPriority="64"/>
-    <w:lsdException w:name="Medium List 1 Accent 1" w:uiPriority="65"/>
-    <w:lsdException w:name="Revision" w:semiHidden="1"/>
-    <w:lsdException w:name="List Paragraph" w:qFormat="1" w:uiPriority="34"/>
-    <w:lsdException w:name="Quote" w:qFormat="1" w:uiPriority="29"/>
-    <w:lsdException w:name="Intense Quote" w:qFormat="1" w:uiPriority="30"/>
-    <w:lsdException w:name="Medium List 2 Accent 1" w:uiPriority="66"/>
-    <w:lsdException w:name="Medium Grid 1 Accent 1" w:uiPriority="67"/>
-    <w:lsdException w:name="Medium Grid 2 Accent 1" w:uiPriority="68"/>
-    <w:lsdException w:name="Medium Grid 3 Accent 1" w:uiPriority="69"/>
-    <w:lsdException w:name="Dark List Accent 1" w:uiPriority="70"/>
-    <w:lsdException w:name="Colorful Shading Accent 1" w:uiPriority="71"/>
-    <w:lsdException w:name="Colorful List Accent 1" w:uiPriority="72"/>
-    <w:lsdException w:name="Colorful Grid Accent 1" w:uiPriority="73"/>
-    <w:lsdException w:name="Light Shading Accent 2" w:uiPriority="60"/>
-    <w:lsdException w:name="Light List Accent 2" w:uiPriority="61"/>
-    <w:lsdException w:name="Light Grid Accent 2" w:uiPriority="62"/>
-    <w:lsdException w:name="Medium Shading 1 Accent 2" w:uiPriority="63"/>
-    <w:lsdException w:name="Medium Shading 2 Accent 2" w:uiPriority="64"/>
-    <w:lsdException w:name="Medium List 1 Accent 2" w:uiPriority="65"/>
-    <w:lsdException w:name="Medium List 2 Accent 2" w:uiPriority="66"/>
-    <w:lsdException w:name="Medium Grid 1 Accent 2" w:uiPriority="67"/>
-    <w:lsdException w:name="Medium Grid 2 Accent 2" w:uiPriority="68"/>
-    <w:lsdException w:name="Medium Grid 3 Accent 2" w:uiPriority="69"/>
-    <w:lsdException w:name="Dark List Accent 2" w:uiPriority="70"/>
-    <w:lsdException w:name="Colorful Shading Accent 2" w:uiPriority="71"/>
-    <w:lsdException w:name="Colorful List Accent 2" w:uiPriority="72"/>
-    <w:lsdException w:name="Colorful Grid Accent 2" w:uiPriority="73"/>
-    <w:lsdException w:name="Light Shading Accent 3" w:uiPriority="60"/>
-    <w:lsdException w:name="Light List Accent 3" w:uiPriority="61"/>
-    <w:lsdException w:name="Light Grid Accent 3" w:uiPriority="62"/>
-    <w:lsdException w:name="Medium Shading 1 Accent 3" w:uiPriority="63"/>
-    <w:lsdException w:name="Medium Shading 2 Accent 3" w:uiPriority="64"/>
-    <w:lsdException w:name="Medium List 1 Accent 3" w:uiPriority="65"/>
-    <w:lsdException w:name="Medium List 2 Accent 3" w:uiPriority="66"/>
-    <w:lsdException w:name="Medium Grid 1 Accent 3" w:uiPriority="67"/>
-    <w:lsdException w:name="Medium Grid 2 Accent 3" w:uiPriority="68"/>
-    <w:lsdException w:name="Medium Grid 3 Accent 3" w:uiPriority="69"/>
-    <w:lsdException w:name="Dark List Accent 3" w:uiPriority="70"/>
-    <w:lsdException w:name="Colorful Shading Accent 3" w:uiPriority="71"/>
-    <w:lsdException w:name="Colorful List Accent 3" w:uiPriority="72"/>
-    <w:lsdException w:name="Colorful Grid Accent 3" w:uiPriority="73"/>
-    <w:lsdException w:name="Light Shading Accent 4" w:uiPriority="60"/>
-    <w:lsdException w:name="Light List Accent 4" w:uiPriority="61"/>
-    <w:lsdException w:name="Light Grid Accent 4" w:uiPriority="62"/>
-    <w:lsdException w:name="Medium Shading 1 Accent 4" w:uiPriority="63"/>
-    <w:lsdException w:name="Medium Shading 2 Accent 4" w:uiPriority="64"/>
-    <w:lsdException w:name="Medium List 1 Accent 4" w:uiPriority="65"/>
-    <w:lsdException w:name="Medium List 2 Accent 4" w:uiPriority="66"/>
-    <w:lsdException w:name="Medium Grid 1 Accent 4" w:uiPriority="67"/>
-    <w:lsdException w:name="Medium Grid 2 Accent 4" w:uiPriority="68"/>
-    <w:lsdException w:name="Medium Grid 3 Accent 4" w:uiPriority="69"/>
-    <w:lsdException w:name="Dark List Accent 4" w:uiPriority="70"/>
-    <w:lsdException w:name="Colorful Shading Accent 4" w:uiPriority="71"/>
-    <w:lsdException w:name="Colorful List Accent 4" w:uiPriority="72"/>
-    <w:lsdException w:name="Colorful Grid Accent 4" w:uiPriority="73"/>
-    <w:lsdException w:name="Light Shading Accent 5" w:uiPriority="60"/>
-    <w:lsdException w:name="Light List Accent 5" w:uiPriority="61"/>
-    <w:lsdException w:name="Light Grid Accent 5" w:uiPriority="62"/>
-    <w:lsdException w:name="Medium Shading 1 Accent 5" w:uiPriority="63"/>
-    <w:lsdException w:name="Medium Shading 2 Accent 5" w:uiPriority="64"/>
-    <w:lsdException w:name="Medium List 1 Accent 5" w:uiPriority="65"/>
-    <w:lsdException w:name="Medium List 2 Accent 5" w:uiPriority="66"/>
-    <w:lsdException w:name="Medium Grid 1 Accent 5" w:uiPriority="67"/>
-    <w:lsdException w:name="Medium Grid 2 Accent 5" w:uiPriority="68"/>
-    <w:lsdException w:name="Medium Grid 3 Accent 5" w:uiPriority="69"/>
-    <w:lsdException w:name="Dark List Accent 5" w:uiPriority="70"/>
-    <w:lsdException w:name="Colorful Shading Accent 5" w:uiPriority="71"/>
-    <w:lsdException w:name="Colorful List Accent 5" w:uiPriority="72"/>
-    <w:lsdException w:name="Colorful Grid Accent 5" w:uiPriority="73"/>
-    <w:lsdException w:name="Light Shading Accent 6" w:uiPriority="60"/>
-    <w:lsdException w:name="Light List Accent 6" w:uiPriority="61"/>
-    <w:lsdException w:name="Light Grid Accent 6" w:uiPriority="62"/>
-    <w:lsdException w:name="Medium Shading 1 Accent 6" w:uiPriority="63"/>
-    <w:lsdException w:name="Medium Shading 2 Accent 6" w:uiPriority="64"/>
-    <w:lsdException w:name="Medium List 1 Accent 6" w:uiPriority="65"/>
-    <w:lsdException w:name="Medium List 2 Accent 6" w:uiPriority="66"/>
-    <w:lsdException w:name="Medium Grid 1 Accent 6" w:uiPriority="67"/>
-    <w:lsdException w:name="Medium Grid 2 Accent 6" w:uiPriority="68"/>
-    <w:lsdException w:name="Medium Grid 3 Accent 6" w:uiPriority="69"/>
-    <w:lsdException w:name="Dark List Accent 6" w:uiPriority="70"/>
-    <w:lsdException w:name="Colorful Shading Accent 6" w:uiPriority="71"/>
-    <w:lsdException w:name="Colorful List Accent 6" w:uiPriority="72"/>
-    <w:lsdException w:name="Colorful Grid Accent 6" w:uiPriority="73"/>
-    <w:lsdException w:name="Subtle Emphasis" w:qFormat="1" w:uiPriority="19"/>
-    <w:lsdException w:name="Intense Emphasis" w:qFormat="1" w:uiPriority="21"/>
-    <w:lsdException w:name="Subtle Reference" w:qFormat="1" w:uiPriority="31"/>
-    <w:lsdException w:name="Intense Reference" w:qFormat="1" w:uiPriority="32"/>
-    <w:lsdException w:name="Book Title" w:qFormat="1" w:uiPriority="33"/>
-    <w:lsdException w:name="Bibliography" w:semiHidden="1" w:uiPriority="37" w:unhideWhenUsed="1"/>
-    <w:lsdException w:name="TOC Heading" w:qFormat="1" w:semiHidden="1" w:uiPriority="39" w:unhideWhenUsed="1"/>
-    <w:lsdException w:name="Plain Table 1" w:uiPriority="41"/>
-    <w:lsdException w:name="Plain Table 2" w:uiPriority="42"/>
-    <w:lsdException w:name="Plain Table 3" w:uiPriority="43"/>
-    <w:lsdException w:name="Plain Table 4" w:uiPriority="44"/>
-    <w:lsdException w:name="Plain Table 5" w:uiPriority="45"/>
-    <w:lsdException w:name="Grid Table Light" w:uiPriority="40"/>
-    <w:lsdException w:name="Grid Table 1 Light" w:uiPriority="46"/>
-    <w:lsdException w:name="Grid Table 2" w:uiPriority="47"/>
-    <w:lsdException w:name="Grid Table 3" w:uiPriority="48"/>
-    <w:lsdException w:name="Grid Table 4" w:uiPriority="49"/>
-    <w:lsdException w:name="Grid Table 5 Dark" w:uiPriority="50"/>
-    <w:lsdException w:name="Grid Table 6 Colorful" w:uiPriority="51"/>
-    <w:lsdException w:name="Grid Table 7 Colorful" w:uiPriority="52"/>
-    <w:lsdException w:name="Grid Table 1 Light Accent 1" w:uiPriority="46"/>
-    <w:lsdException w:name="Grid Table 2 Accent 1" w:uiPriority="47"/>
-    <w:lsdException w:name="Grid Table 3 Accent 1" w:uiPriority="48"/>
-    <w:lsdException w:name="Grid Table 4 Accent 1" w:uiPriority="49"/>
-    <w:lsdException w:name="Grid Table 5 Dark Accent 1" w:uiPriority="50"/>
-    <w:lsdException w:name="Grid Table 6 Colorful Accent 1" w:uiPriority="51"/>
-    <w:lsdException w:name="Grid Table 7 Colorful Accent 1" w:uiPriority="52"/>
-    <w:lsdException w:name="Grid Table 1 Light Accent 2" w:uiPriority="46"/>
-    <w:lsdException w:name="Grid Table 2 Accent 2" w:uiPriority="47"/>
-    <w:lsdException w:name="Grid Table 3 Accent 2" w:uiPriority="48"/>
-    <w:lsdException w:name="Grid Table 4 Accent 2" w:uiPriority="49"/>
-    <w:lsdException w:name="Grid Table 5 Dark Accent 2" w:uiPriority="50"/>
-    <w:lsdException w:name="Grid Table 6 Colorful Accent 2" w:uiPriority="51"/>
-    <w:lsdException w:name="Grid Table 7 Colorful Accent 2" w:uiPriority="52"/>
-    <w:lsdException w:name="Grid Table 1 Light Accent 3" w:uiPriority="46"/>
-    <w:lsdException w:name="Grid Table 2 Accent 3" w:uiPriority="47"/>
-    <w:lsdException w:name="Grid Table 3 Accent 3" w:uiPriority="48"/>
-    <w:lsdException w:name="Grid Table 4 Accent 3" w:uiPriority="49"/>
-    <w:lsdException w:name="Grid Table 5 Dark Accent 3" w:uiPriority="50"/>
-    <w:lsdException w:name="Grid Table 6 Colorful Accent 3" w:uiPriority="51"/>
-    <w:lsdException w:name="Grid Table 7 Colorful Accent 3" w:uiPriority="52"/>
-    <w:lsdException w:name="Grid Table 1 Light Accent 4" w:uiPriority="46"/>
-    <w:lsdException w:name="Grid Table 2 Accent 4" w:uiPriority="47"/>
-    <w:lsdException w:name="Grid Table 3 Accent 4" w:uiPriority="48"/>
-    <w:lsdException w:name="Grid Table 4 Accent 4" w:uiPriority="49"/>
-    <w:lsdException w:name="Grid Table 5 Dark Accent 4" w:uiPriority="50"/>
-    <w:lsdException w:name="Grid Table 6 Colorful Accent 4" w:uiPriority="51"/>
-    <w:lsdException w:name="Grid Table 7 Colorful Accent 4" w:uiPriority="52"/>
-    <w:lsdException w:name="Grid Table 1 Light Accent 5" w:uiPriority="46"/>
-    <w:lsdException w:name="Grid Table 2 Accent 5" w:uiPriority="47"/>
-    <w:lsdException w:name="Grid Table 3 Accent 5" w:uiPriority="48"/>
-    <w:lsdException w:name="Grid Table 4 Accent 5" w:uiPriority="49"/>
-    <w:lsdException w:name="Grid Table 5 Dark Accent 5" w:uiPriority="50"/>
-    <w:lsdException w:name="Grid Table 6 Colorful Accent 5" w:uiPriority="51"/>
-    <w:lsdException w:name="Grid Table 7 Colorful Accent 5" w:uiPriority="52"/>
-    <w:lsdException w:name="Grid Table 1 Light Accent 6" w:uiPriority="46"/>
-    <w:lsdException w:name="Grid Table 2 Accent 6" w:uiPriority="47"/>
-    <w:lsdException w:name="Grid Table 3 Accent 6" w:uiPriority="48"/>
-    <w:lsdException w:name="Grid Table 4 Accent 6" w:uiPriority="49"/>
-    <w:lsdException w:name="Grid Table 5 Dark Accent 6" w:uiPriority="50"/>
-    <w:lsdException w:name="Grid Table 6 Colorful Accent 6" w:uiPriority="51"/>
-    <w:lsdException w:name="Grid Table 7 Colorful Accent 6" w:uiPriority="52"/>
-    <w:lsdException w:name="List Table 1 Light" w:uiPriority="46"/>
-    <w:lsdException w:name="List Table 2" w:uiPriority="47"/>
-    <w:lsdException w:name="List Table 3" w:uiPriority="48"/>
-    <w:lsdException w:name="List Table 4" w:uiPriority="49"/>
-    <w:lsdException w:name="List Table 5 Dark" w:uiPriority="50"/>
-    <w:lsdException w:name="List Table 6 Colorful" w:uiPriority="51"/>
-    <w:lsdException w:name="List Table 7 Colorful" w:uiPriority="52"/>
-    <w:lsdException w:name="List Table 1 Light Accent 1" w:uiPriority="46"/>
-    <w:lsdException w:name="List Table 2 Accent 1" w:uiPriority="47"/>
-    <w:lsdException w:name="List Table 3 Accent 1" w:uiPriority="48"/>
-    <w:lsdException w:name="List Table 4 Accent 1" w:uiPriority="49"/>
-    <w:lsdException w:name="List Table 5 Dark Accent 1" w:uiPriority="50"/>
-    <w:lsdException w:name="List Table 6 Colorful Accent 1" w:uiPriority="51"/>
-    <w:lsdException w:name="List Table 7 Colorful Accent 1" w:uiPriority="52"/>
-    <w:lsdException w:name="List Table 1 Light Accent 2" w:uiPriority="46"/>
-    <w:lsdException w:name="List Table 2 Accent 2" w:uiPriority="47"/>
-    <w:lsdException w:name="List Table 3 Accent 2" w:uiPriority="48"/>
-    <w:lsdException w:name="List Table 4 Accent 2" w:uiPriority="49"/>
-    <w:lsdException w:name="List Table 5 Dark Accent 2" w:uiPriority="50"/>
-    <w:lsdException w:name="List Table 6 Colorful Accent 2" w:uiPriority="51"/>
-    <w:lsdException w:name="List Table 7 Colorful Accent 2" w:uiPriority="52"/>
-    <w:lsdException w:name="List Table 1 Light Accent 3" w:uiPriority="46"/>
-    <w:lsdException w:name="List Table 2 Accent 3" w:uiPriority="47"/>
-    <w:lsdException w:name="List Table 3 Accent 3" w:uiPriority="48"/>
-    <w:lsdException w:name="List Table 4 Accent 3" w:uiPriority="49"/>
-    <w:lsdException w:name="List Table 5 Dark Accent 3" w:uiPriority="50"/>
-    <w:lsdException w:name="List Table 6 Colorful Accent 3" w:uiPriority="51"/>
-    <w:lsdException w:name="List Table 7 Colorful Accent 3" w:uiPriority="52"/>
-    <w:lsdException w:name="List Table 1 Light Accent 4" w:uiPriority="46"/>
-    <w:lsdException w:name="List Table 2 Accent 4" w:uiPriority="47"/>
-    <w:lsdException w:name="List Table 3 Accent 4" w:uiPriority="48"/>
-    <w:lsdException w:name="List Table 4 Accent 4" w:uiPriority="49"/>
-    <w:lsdException w:name="List Table 5 Dark Accent 4" w:uiPriority="50"/>
-    <w:lsdException w:name="List Table 6 Colorful Accent 4" w:uiPriority="51"/>
-    <w:lsdException w:name="List Table 7 Colorful Accent 4" w:uiPriority="52"/>
-    <w:lsdException w:name="List Table 1 Light Accent 5" w:uiPriority="46"/>
-    <w:lsdException w:name="List Table 2 Accent 5" w:uiPriority="47"/>
-    <w:lsdException w:name="List Table 3 Accent 5" w:uiPriority="48"/>
-    <w:lsdException w:name="List Table 4 Accent 5" w:uiPriority="49"/>
-    <w:lsdException w:name="List Table 5 Dark Accent 5" w:uiPriority="50"/>
-    <w:lsdException w:name="List Table 6 Colorful Accent 5" w:uiPriority="51"/>
-    <w:lsdException w:name="List Table 7 Colorful Accent 5" w:uiPriority="52"/>
-    <w:lsdException w:name="List Table 1 Light Accent 6" w:uiPriority="46"/>
-    <w:lsdException w:name="List Table 2 Accent 6" w:uiPriority="47"/>
-    <w:lsdException w:name="List Table 3 Accent 6" w:uiPriority="48"/>
-    <w:lsdException w:name="List Table 4 Accent 6" w:uiPriority="49"/>
-    <w:lsdException w:name="List Table 5 Dark Accent 6" w:uiPriority="50"/>
-    <w:lsdException w:name="List Table 6 Colorful Accent 6" w:uiPriority="51"/>
-    <w:lsdException w:name="List Table 7 Colorful Accent 6" w:uiPriority="52"/>
-    <w:lsdException w:name="Mention" w:semiHidden="1" w:unhideWhenUsed="1"/>
-    <w:lsdException w:name="Smart Hyperlink" w:semiHidden="1" w:unhideWhenUsed="1"/>
-    <w:lsdException w:name="Hashtag" w:semiHidden="1" w:unhideWhenUsed="1"/>
-    <w:lsdException w:name="Unresolved Mention" w:semiHidden="1" w:unhideWhenUsed="1"/>
-    <w:lsdException w:name="Smart Link" w:semiHidden="1" w:unhideWhenUsed="1"/>
-  </w:latentStyles>
+  <w:latentStyles w:count="276" w:defLockedState="0" w:defQFormat="0" w:defSemiHidden="0" w:defUIPriority="0" w:defUnhideWhenUsed="0"/>
   <w:style w:default="1" w:styleId="Normal" w:type="paragraph">
     <w:name w:val="Normal"/>
     <w:qFormat/>
   </w:style>
+  <w:style w:styleId="BodyText" w:type="paragraph">
+    <w:name w:val="Body Text"/>
+    <w:basedOn w:val="Normal"/>
+    <w:link w:val="BodyTextChar"/>
+    <w:qFormat/>
+    <w:pPr>
+      <w:spacing w:after="90" w:before="90"/>
+    </w:pPr>
+  </w:style>
+  <w:style w:customStyle="1" w:styleId="FirstParagraph" w:type="paragraph">
+    <w:name w:val="First Paragraph"/>
+    <w:basedOn w:val="BodyText"/>
+    <w:next w:val="BodyText"/>
+    <w:qFormat/>
+  </w:style>
+  <w:style w:customStyle="1" w:styleId="Compact" w:type="paragraph">
+    <w:name w:val="Compact"/>
+    <w:basedOn w:val="BodyText"/>
+    <w:qFormat/>
+    <w:pPr>
+      <w:spacing w:after="20" w:before="20"/>
+    </w:pPr>
+  </w:style>
+  <w:style w:styleId="Title" w:type="paragraph">
+    <w:name w:val="Title"/>
+    <w:basedOn w:val="Normal"/>
+    <w:next w:val="BodyText"/>
+    <w:link w:val="TitleChar"/>
+    <w:uiPriority w:val="10"/>
+    <w:qFormat/>
+    <w:rsid w:val="00A10FD9"/>
+    <w:pPr>
+      <w:spacing w:after="60" w:line="240" w:lineRule="auto"/>
+      <w:contextualSpacing/>
+      <w:jc w:val="center"/>
+    </w:pPr>
+    <w:rPr>
+      <w:rFonts w:asciiTheme="majorHAnsi" w:cstheme="majorBidi" w:eastAsiaTheme="majorEastAsia" w:hAnsiTheme="majorHAnsi"/>
+      <w:sz w:val="28"/>
+      <w:szCs w:val="28"/>
+    </w:rPr>
+  </w:style>
+  <w:style w:customStyle="1" w:styleId="TitleChar" w:type="character">
+    <w:name w:val="Title Char"/>
+    <w:basedOn w:val="DefaultParagraphFont"/>
+    <w:link w:val="Title"/>
+    <w:uiPriority w:val="10"/>
+    <w:rsid w:val="00A10FD9"/>
+    <w:rPr>
+      <w:rFonts w:asciiTheme="majorHAnsi" w:cstheme="majorBidi" w:eastAsiaTheme="majorEastAsia" w:hAnsiTheme="majorHAnsi"/>
+      <w:sz w:val="28"/>
+      <w:szCs w:val="28"/>
+    </w:rPr>
+  </w:style>
+  <w:style w:styleId="Subtitle" w:type="paragraph">
+    <w:name w:val="Subtitle"/>
+    <w:basedOn w:val="Title"/>
+    <w:next w:val="BodyText"/>
+    <w:link w:val="SubtitleChar"/>
+    <w:uiPriority w:val="11"/>
+    <w:qFormat/>
+    <w:rsid w:val="00A10FD9"/>
+    <w:pPr>
+      <w:numPr>
+        <w:ilvl w:val="1"/>
+      </w:numPr>
+    </w:pPr>
+    <w:rPr>
+      <w:rFonts w:cstheme="majorBidi" w:eastAsiaTheme="majorEastAsia"/>
+      <w:spacing w:val="15"/>
+      <w:sz w:val="22"/>
+      <w:szCs w:val="22"/>
+    </w:rPr>
+  </w:style>
+  <w:style w:customStyle="1" w:styleId="SubtitleChar" w:type="character">
+    <w:name w:val="Subtitle Char"/>
+    <w:basedOn w:val="DefaultParagraphFont"/>
+    <w:link w:val="Subtitle"/>
+    <w:uiPriority w:val="11"/>
+    <w:rsid w:val="00A10FD9"/>
+    <w:rPr>
+      <w:rFonts w:cstheme="majorBidi" w:eastAsiaTheme="majorEastAsia"/>
+      <w:color w:themeColor="text1" w:themeTint="A6" w:val="595959"/>
+      <w:spacing w:val="15"/>
+      <w:sz w:val="28"/>
+      <w:szCs w:val="28"/>
+    </w:rPr>
+  </w:style>
+  <w:style w:customStyle="1" w:styleId="Author" w:type="paragraph">
+    <w:name w:val="Author"/>
+    <w:basedOn w:val="Title"/>
+    <w:next w:val="BodyText"/>
+    <w:qFormat/>
+    <w:pPr>
+      <w:keepNext/>
+      <w:keepLines/>
+    </w:pPr>
+    <w:rPr>
+      <w:sz w:val="24"/>
+      <w:szCs w:val="24"/>
+    </w:rPr>
+  </w:style>
+  <w:style w:styleId="Date" w:type="paragraph">
+    <w:name w:val="Date"/>
+    <w:basedOn w:val="Title"/>
+    <w:next w:val="BodyText"/>
+    <w:qFormat/>
+    <w:pPr>
+      <w:keepNext/>
+      <w:keepLines/>
+    </w:pPr>
+    <w:rPr>
+      <w:sz w:val="24"/>
+      <w:szCs w:val="24"/>
+    </w:rPr>
+  </w:style>
+  <w:style w:customStyle="1" w:styleId="AbstractTitle" w:type="paragraph">
+    <w:name w:val="Abstract Title"/>
+    <w:basedOn w:val="Normal"/>
+    <w:next w:val="Abstract"/>
+    <w:qFormat/>
+    <w:pPr>
+      <w:keepNext/>
+      <w:keepLines/>
+      <w:spacing w:after="0" w:before="300"/>
+      <w:jc w:val="center"/>
+    </w:pPr>
+    <w:rPr>
+      <w:b/>
+      <w:sz w:val="20"/>
+      <w:szCs w:val="20"/>
+    </w:rPr>
+  </w:style>
+  <w:style w:customStyle="1" w:styleId="Abstract" w:type="paragraph">
+    <w:name w:val="Abstract"/>
+    <w:basedOn w:val="Normal"/>
+    <w:next w:val="BodyText"/>
+    <w:qFormat/>
+    <w:pPr>
+      <w:keepNext/>
+      <w:keepLines/>
+      <w:spacing w:after="300" w:before="100"/>
+    </w:pPr>
+    <w:rPr>
+      <w:sz w:val="20"/>
+      <w:szCs w:val="20"/>
+    </w:rPr>
+  </w:style>
+  <w:style w:styleId="Bibliography" w:type="paragraph">
+    <w:name w:val="Bibliography"/>
+    <w:basedOn w:val="Normal"/>
+    <w:next w:val="Bibliography"/>
+    <w:qFormat/>
+    <w:pPr/>
+    <w:rPr/>
+  </w:style>
   <w:style w:styleId="Heading1" w:type="paragraph">
     <w:name w:val="heading 1"/>
     <w:basedOn w:val="Normal"/>
-    <w:next w:val="Normal"/>
+    <w:next w:val="BodyText"/>
     <w:link w:val="Heading1Char"/>
     <w:uiPriority w:val="9"/>
     <w:qFormat/>
-    <w:rsid w:val="00846576"/>
+    <w:rsid w:val="00A10FD9"/>
     <w:pPr>
       <w:keepNext/>
       <w:keepLines/>
-      <w:spacing w:after="80" w:before="360"/>
+      <w:spacing w:after="60" w:before="200"/>
       <w:outlineLvl w:val="0"/>
     </w:pPr>
     <w:rPr>
       <w:rFonts w:asciiTheme="majorHAnsi" w:cstheme="majorBidi" w:eastAsiaTheme="majorEastAsia" w:hAnsiTheme="majorHAnsi"/>
-      <w:b/>
       <w:color w:themeColor="accent1" w:themeShade="BF" w:val="0F4761"/>
       <w:sz w:val="28"/>
-      <w:szCs w:val="40"/>
+      <w:szCs w:val="28"/>
     </w:rPr>
   </w:style>
   <w:style w:styleId="Heading2" w:type="paragraph">
     <w:name w:val="heading 2"/>
     <w:basedOn w:val="Normal"/>
-    <w:next w:val="Normal"/>
+    <w:next w:val="BodyText"/>
     <w:link w:val="Heading2Char"/>
     <w:uiPriority w:val="9"/>
     <w:semiHidden/>
     <w:unhideWhenUsed/>
     <w:qFormat/>
-    <w:rsid w:val="00846576"/>
+    <w:rsid w:val="00A10FD9"/>
     <w:pPr>
       <w:keepNext/>
       <w:keepLines/>
-      <w:spacing w:after="80" w:before="160"/>
+      <w:spacing w:after="50" w:before="140"/>
       <w:outlineLvl w:val="1"/>
     </w:pPr>
     <w:rPr>
       <w:rFonts w:asciiTheme="majorHAnsi" w:cstheme="majorBidi" w:eastAsiaTheme="majorEastAsia" w:hAnsiTheme="majorHAnsi"/>
       <w:color w:themeColor="accent1" w:themeShade="BF" w:val="0F4761"/>
-      <w:szCs w:val="32"/>
+      <w:sz w:val="26"/>
+      <w:szCs w:val="26"/>
     </w:rPr>
   </w:style>
   <w:style w:styleId="Heading3" w:type="paragraph">
     <w:name w:val="heading 3"/>
     <w:basedOn w:val="Normal"/>
-    <w:next w:val="Normal"/>
+    <w:next w:val="BodyText"/>
     <w:link w:val="Heading3Char"/>
     <w:uiPriority w:val="9"/>
+    <w:semiHidden/>
     <w:unhideWhenUsed/>
     <w:qFormat/>
-    <w:rsid w:val="00846576"/>
+    <w:rsid w:val="00A10FD9"/>
     <w:pPr>
       <w:keepNext/>
       <w:keepLines/>
-      <w:spacing w:after="80" w:before="160"/>
+      <w:spacing w:after="40" w:before="120"/>
       <w:outlineLvl w:val="2"/>
     </w:pPr>
     <w:rPr>
-      <w:rFonts w:asciiTheme="minorHAnsi" w:cstheme="majorBidi" w:eastAsiaTheme="majorEastAsia" w:hAnsiTheme="minorHAnsi"/>
+      <w:rFonts w:cstheme="majorBidi" w:eastAsiaTheme="majorEastAsia"/>
       <w:color w:themeColor="accent1" w:themeShade="BF" w:val="0F4761"/>
       <w:sz w:val="22"/>
-      <w:szCs w:val="28"/>
+      <w:szCs w:val="22"/>
     </w:rPr>
   </w:style>
   <w:style w:styleId="Heading4" w:type="paragraph">
     <w:name w:val="heading 4"/>
     <w:basedOn w:val="Normal"/>
-    <w:next w:val="Normal"/>
+    <w:next w:val="BodyText"/>
     <w:link w:val="Heading4Char"/>
     <w:uiPriority w:val="9"/>
     <w:semiHidden/>
     <w:unhideWhenUsed/>
     <w:qFormat/>
-    <w:rsid w:val="00846576"/>
+    <w:rsid w:val="00A10FD9"/>
     <w:pPr>
       <w:keepNext/>
       <w:keepLines/>
@@ -9580,7 +9703,8 @@
       <w:outlineLvl w:val="3"/>
     </w:pPr>
     <w:rPr>
-      <w:rFonts w:asciiTheme="minorHAnsi" w:cstheme="majorBidi" w:eastAsiaTheme="majorEastAsia" w:hAnsiTheme="minorHAnsi"/>
+      <w:rFonts w:cstheme="majorBidi" w:eastAsiaTheme="majorEastAsia"/>
+      <w:i/>
       <w:iCs/>
       <w:color w:themeColor="accent1" w:themeShade="BF" w:val="0F4761"/>
     </w:rPr>
@@ -9588,13 +9712,13 @@
   <w:style w:styleId="Heading5" w:type="paragraph">
     <w:name w:val="heading 5"/>
     <w:basedOn w:val="Normal"/>
-    <w:next w:val="Normal"/>
+    <w:next w:val="BodyText"/>
     <w:link w:val="Heading5Char"/>
     <w:uiPriority w:val="9"/>
     <w:semiHidden/>
     <w:unhideWhenUsed/>
     <w:qFormat/>
-    <w:rsid w:val="00AF5CF1"/>
+    <w:rsid w:val="00A10FD9"/>
     <w:pPr>
       <w:keepNext/>
       <w:keepLines/>
@@ -9602,28 +9726,29 @@
       <w:outlineLvl w:val="4"/>
     </w:pPr>
     <w:rPr>
-      <w:rFonts w:asciiTheme="minorHAnsi" w:cstheme="majorBidi" w:eastAsiaTheme="majorEastAsia" w:hAnsiTheme="minorHAnsi"/>
+      <w:rFonts w:cstheme="majorBidi" w:eastAsiaTheme="majorEastAsia"/>
       <w:color w:themeColor="accent1" w:themeShade="BF" w:val="0F4761"/>
     </w:rPr>
   </w:style>
   <w:style w:styleId="Heading6" w:type="paragraph">
     <w:name w:val="heading 6"/>
     <w:basedOn w:val="Normal"/>
-    <w:next w:val="Normal"/>
+    <w:next w:val="BodyText"/>
     <w:link w:val="Heading6Char"/>
     <w:uiPriority w:val="9"/>
     <w:semiHidden/>
     <w:unhideWhenUsed/>
     <w:qFormat/>
-    <w:rsid w:val="00846576"/>
+    <w:rsid w:val="00A10FD9"/>
     <w:pPr>
       <w:keepNext/>
       <w:keepLines/>
-      <w:spacing w:before="40"/>
+      <w:spacing w:after="0" w:before="40"/>
       <w:outlineLvl w:val="5"/>
     </w:pPr>
     <w:rPr>
-      <w:rFonts w:asciiTheme="minorHAnsi" w:cstheme="majorBidi" w:eastAsiaTheme="majorEastAsia" w:hAnsiTheme="minorHAnsi"/>
+      <w:rFonts w:cstheme="majorBidi" w:eastAsiaTheme="majorEastAsia"/>
+      <w:i/>
       <w:iCs/>
       <w:color w:themeColor="text1" w:themeTint="A6" w:val="595959"/>
     </w:rPr>
@@ -9631,41 +9756,43 @@
   <w:style w:styleId="Heading7" w:type="paragraph">
     <w:name w:val="heading 7"/>
     <w:basedOn w:val="Normal"/>
-    <w:next w:val="Normal"/>
+    <w:next w:val="BodyText"/>
     <w:link w:val="Heading7Char"/>
     <w:uiPriority w:val="9"/>
     <w:semiHidden/>
     <w:unhideWhenUsed/>
     <w:qFormat/>
-    <w:rsid w:val="00AF5CF1"/>
+    <w:rsid w:val="00A10FD9"/>
     <w:pPr>
       <w:keepNext/>
       <w:keepLines/>
-      <w:spacing w:before="40"/>
+      <w:spacing w:after="0" w:before="40"/>
       <w:outlineLvl w:val="6"/>
     </w:pPr>
     <w:rPr>
-      <w:rFonts w:asciiTheme="minorHAnsi" w:cstheme="majorBidi" w:eastAsiaTheme="majorEastAsia" w:hAnsiTheme="minorHAnsi"/>
+      <w:rFonts w:cstheme="majorBidi" w:eastAsiaTheme="majorEastAsia"/>
       <w:color w:themeColor="text1" w:themeTint="A6" w:val="595959"/>
     </w:rPr>
   </w:style>
   <w:style w:styleId="Heading8" w:type="paragraph">
     <w:name w:val="heading 8"/>
     <w:basedOn w:val="Normal"/>
-    <w:next w:val="Normal"/>
+    <w:next w:val="BodyText"/>
     <w:link w:val="Heading8Char"/>
     <w:uiPriority w:val="9"/>
     <w:semiHidden/>
     <w:unhideWhenUsed/>
     <w:qFormat/>
-    <w:rsid w:val="00846576"/>
+    <w:rsid w:val="00A10FD9"/>
     <w:pPr>
       <w:keepNext/>
       <w:keepLines/>
+      <w:spacing w:after="0"/>
       <w:outlineLvl w:val="7"/>
     </w:pPr>
     <w:rPr>
-      <w:rFonts w:asciiTheme="minorHAnsi" w:cstheme="majorBidi" w:eastAsiaTheme="majorEastAsia" w:hAnsiTheme="minorHAnsi"/>
+      <w:rFonts w:cstheme="majorBidi" w:eastAsiaTheme="majorEastAsia"/>
+      <w:i/>
       <w:iCs/>
       <w:color w:themeColor="text1" w:themeTint="D8" w:val="272727"/>
     </w:rPr>
@@ -9673,62 +9800,34 @@
   <w:style w:styleId="Heading9" w:type="paragraph">
     <w:name w:val="heading 9"/>
     <w:basedOn w:val="Normal"/>
-    <w:next w:val="Normal"/>
+    <w:next w:val="BodyText"/>
     <w:link w:val="Heading9Char"/>
     <w:uiPriority w:val="9"/>
     <w:semiHidden/>
     <w:unhideWhenUsed/>
     <w:qFormat/>
-    <w:rsid w:val="00846576"/>
+    <w:rsid w:val="00A10FD9"/>
     <w:pPr>
       <w:keepNext/>
       <w:keepLines/>
+      <w:spacing w:after="0"/>
       <w:outlineLvl w:val="8"/>
     </w:pPr>
     <w:rPr>
-      <w:rFonts w:asciiTheme="minorHAnsi" w:cstheme="majorBidi" w:eastAsiaTheme="majorEastAsia" w:hAnsiTheme="minorHAnsi"/>
+      <w:rFonts w:cstheme="majorBidi" w:eastAsiaTheme="majorEastAsia"/>
       <w:color w:themeColor="text1" w:themeTint="D8" w:val="272727"/>
-      <w:sz w:val="22"/>
     </w:rPr>
-  </w:style>
-  <w:style w:default="1" w:styleId="DefaultParagraphFont" w:type="character">
-    <w:name w:val="Default Paragraph Font"/>
-    <w:uiPriority w:val="1"/>
-    <w:semiHidden/>
-    <w:unhideWhenUsed/>
-  </w:style>
-  <w:style w:default="1" w:styleId="TableNormal" w:type="table">
-    <w:name w:val="Normal Table"/>
-    <w:uiPriority w:val="99"/>
-    <w:semiHidden/>
-    <w:unhideWhenUsed/>
-    <w:tblPr>
-      <w:tblInd w:type="dxa" w:w="0"/>
-      <w:tblCellMar>
-        <w:top w:type="dxa" w:w="0"/>
-        <w:left w:type="dxa" w:w="108"/>
-        <w:bottom w:type="dxa" w:w="0"/>
-        <w:right w:type="dxa" w:w="108"/>
-      </w:tblCellMar>
-    </w:tblPr>
-  </w:style>
-  <w:style w:default="1" w:styleId="NoList" w:type="numbering">
-    <w:name w:val="No List"/>
-    <w:uiPriority w:val="99"/>
-    <w:semiHidden/>
-    <w:unhideWhenUsed/>
   </w:style>
   <w:style w:customStyle="1" w:styleId="Heading1Char" w:type="character">
     <w:name w:val="Heading 1 Char"/>
     <w:basedOn w:val="DefaultParagraphFont"/>
     <w:link w:val="Heading1"/>
     <w:uiPriority w:val="9"/>
-    <w:rsid w:val="00846576"/>
+    <w:rsid w:val="00A10FD9"/>
     <w:rPr>
       <w:rFonts w:asciiTheme="majorHAnsi" w:cstheme="majorBidi" w:eastAsiaTheme="majorEastAsia" w:hAnsiTheme="majorHAnsi"/>
-      <w:b/>
       <w:color w:themeColor="accent1" w:themeShade="BF" w:val="0F4761"/>
-      <w:sz w:val="28"/>
+      <w:sz w:val="40"/>
       <w:szCs w:val="40"/>
     </w:rPr>
   </w:style>
@@ -9738,10 +9837,11 @@
     <w:link w:val="Heading2"/>
     <w:uiPriority w:val="9"/>
     <w:semiHidden/>
-    <w:rsid w:val="00846576"/>
+    <w:rsid w:val="00A10FD9"/>
     <w:rPr>
       <w:rFonts w:asciiTheme="majorHAnsi" w:cstheme="majorBidi" w:eastAsiaTheme="majorEastAsia" w:hAnsiTheme="majorHAnsi"/>
       <w:color w:themeColor="accent1" w:themeShade="BF" w:val="0F4761"/>
+      <w:sz w:val="32"/>
       <w:szCs w:val="32"/>
     </w:rPr>
   </w:style>
@@ -9750,11 +9850,12 @@
     <w:basedOn w:val="DefaultParagraphFont"/>
     <w:link w:val="Heading3"/>
     <w:uiPriority w:val="9"/>
-    <w:rsid w:val="00846576"/>
+    <w:semiHidden/>
+    <w:rsid w:val="00A10FD9"/>
     <w:rPr>
-      <w:rFonts w:asciiTheme="minorHAnsi" w:cstheme="majorBidi" w:eastAsiaTheme="majorEastAsia" w:hAnsiTheme="minorHAnsi"/>
+      <w:rFonts w:cstheme="majorBidi" w:eastAsiaTheme="majorEastAsia"/>
       <w:color w:themeColor="accent1" w:themeShade="BF" w:val="0F4761"/>
-      <w:sz w:val="22"/>
+      <w:sz w:val="28"/>
       <w:szCs w:val="28"/>
     </w:rPr>
   </w:style>
@@ -9764,9 +9865,10 @@
     <w:link w:val="Heading4"/>
     <w:uiPriority w:val="9"/>
     <w:semiHidden/>
-    <w:rsid w:val="00846576"/>
+    <w:rsid w:val="00A10FD9"/>
     <w:rPr>
-      <w:rFonts w:asciiTheme="minorHAnsi" w:cstheme="majorBidi" w:eastAsiaTheme="majorEastAsia" w:hAnsiTheme="minorHAnsi"/>
+      <w:rFonts w:cstheme="majorBidi" w:eastAsiaTheme="majorEastAsia"/>
+      <w:i/>
       <w:iCs/>
       <w:color w:themeColor="accent1" w:themeShade="BF" w:val="0F4761"/>
     </w:rPr>
@@ -9777,9 +9879,9 @@
     <w:link w:val="Heading5"/>
     <w:uiPriority w:val="9"/>
     <w:semiHidden/>
-    <w:rsid w:val="00AF5CF1"/>
+    <w:rsid w:val="00A10FD9"/>
     <w:rPr>
-      <w:rFonts w:asciiTheme="minorHAnsi" w:cstheme="majorBidi" w:eastAsiaTheme="majorEastAsia" w:hAnsiTheme="minorHAnsi"/>
+      <w:rFonts w:cstheme="majorBidi" w:eastAsiaTheme="majorEastAsia"/>
       <w:color w:themeColor="accent1" w:themeShade="BF" w:val="0F4761"/>
     </w:rPr>
   </w:style>
@@ -9789,9 +9891,10 @@
     <w:link w:val="Heading6"/>
     <w:uiPriority w:val="9"/>
     <w:semiHidden/>
-    <w:rsid w:val="00846576"/>
+    <w:rsid w:val="00A10FD9"/>
     <w:rPr>
-      <w:rFonts w:asciiTheme="minorHAnsi" w:cstheme="majorBidi" w:eastAsiaTheme="majorEastAsia" w:hAnsiTheme="minorHAnsi"/>
+      <w:rFonts w:cstheme="majorBidi" w:eastAsiaTheme="majorEastAsia"/>
+      <w:i/>
       <w:iCs/>
       <w:color w:themeColor="text1" w:themeTint="A6" w:val="595959"/>
     </w:rPr>
@@ -9802,9 +9905,9 @@
     <w:link w:val="Heading7"/>
     <w:uiPriority w:val="9"/>
     <w:semiHidden/>
-    <w:rsid w:val="00AF5CF1"/>
+    <w:rsid w:val="00A10FD9"/>
     <w:rPr>
-      <w:rFonts w:asciiTheme="minorHAnsi" w:cstheme="majorBidi" w:eastAsiaTheme="majorEastAsia" w:hAnsiTheme="minorHAnsi"/>
+      <w:rFonts w:cstheme="majorBidi" w:eastAsiaTheme="majorEastAsia"/>
       <w:color w:themeColor="text1" w:themeTint="A6" w:val="595959"/>
     </w:rPr>
   </w:style>
@@ -9814,9 +9917,10 @@
     <w:link w:val="Heading8"/>
     <w:uiPriority w:val="9"/>
     <w:semiHidden/>
-    <w:rsid w:val="00846576"/>
+    <w:rsid w:val="00A10FD9"/>
     <w:rPr>
-      <w:rFonts w:asciiTheme="minorHAnsi" w:cstheme="majorBidi" w:eastAsiaTheme="majorEastAsia" w:hAnsiTheme="minorHAnsi"/>
+      <w:rFonts w:cstheme="majorBidi" w:eastAsiaTheme="majorEastAsia"/>
+      <w:i/>
       <w:iCs/>
       <w:color w:themeColor="text1" w:themeTint="D8" w:val="272727"/>
     </w:rPr>
@@ -9827,294 +9931,185 @@
     <w:link w:val="Heading9"/>
     <w:uiPriority w:val="9"/>
     <w:semiHidden/>
-    <w:rsid w:val="00846576"/>
+    <w:rsid w:val="00A10FD9"/>
     <w:rPr>
-      <w:rFonts w:asciiTheme="minorHAnsi" w:cstheme="majorBidi" w:eastAsiaTheme="majorEastAsia" w:hAnsiTheme="minorHAnsi"/>
+      <w:rFonts w:cstheme="majorBidi" w:eastAsiaTheme="majorEastAsia"/>
       <w:color w:themeColor="text1" w:themeTint="D8" w:val="272727"/>
-      <w:sz w:val="22"/>
     </w:rPr>
   </w:style>
-  <w:style w:styleId="Title" w:type="paragraph">
-    <w:name w:val="Title"/>
+  <w:style w:styleId="BlockText" w:type="paragraph">
+    <w:name w:val="Block Text"/>
+    <w:basedOn w:val="BodyText"/>
+    <w:next w:val="BodyText"/>
+    <w:uiPriority w:val="9"/>
+    <w:unhideWhenUsed/>
+    <w:qFormat/>
+    <w:pPr>
+      <w:spacing w:after="50" w:before="50"/>
+      <w:ind w:firstLine="0" w:left="480" w:right="480"/>
+    </w:pPr>
+  </w:style>
+  <w:style w:styleId="FootnoteText" w:type="paragraph">
+    <w:name w:val="Footnote Text"/>
     <w:basedOn w:val="Normal"/>
-    <w:next w:val="Normal"/>
-    <w:link w:val="TitleChar"/>
-    <w:uiPriority w:val="10"/>
+    <w:next w:val="FootnoteText"/>
+    <w:uiPriority w:val="9"/>
+    <w:unhideWhenUsed/>
     <w:qFormat/>
-    <w:rsid w:val="00AF5CF1"/>
+  </w:style>
+  <w:style w:styleId="FootnoteBlockText" w:type="paragraph">
+    <w:name w:val="Footnote Block Text"/>
+    <w:basedOn w:val="FootnoteText"/>
+    <w:next w:val="FootnoteText"/>
+    <w:uiPriority w:val="9"/>
+    <w:unhideWhenUsed/>
+    <w:qFormat/>
     <w:pPr>
-      <w:spacing w:after="80"/>
-      <w:contextualSpacing/>
+      <w:spacing w:after="100" w:before="100"/>
+      <w:ind w:firstLine="0" w:left="480" w:right="480"/>
+    </w:pPr>
+  </w:style>
+  <w:style w:default="1" w:styleId="DefaultParagraphFont" w:type="character">
+    <w:name w:val="Default Paragraph Font"/>
+    <w:semiHidden/>
+    <w:unhideWhenUsed/>
+  </w:style>
+  <w:style w:default="1" w:styleId="Table" w:type="table">
+    <w:name w:val="Table"/>
+    <w:basedOn w:val="TableNormal"/>
+    <w:semiHidden/>
+    <w:unhideWhenUsed/>
+    <w:qFormat/>
+    <w:tblPr>
+      <w:tblInd w:type="dxa" w:w="0"/>
+      <w:tblCellMar>
+        <w:top w:type="dxa" w:w="0"/>
+        <w:left w:type="dxa" w:w="108"/>
+        <w:bottom w:type="dxa" w:w="0"/>
+        <w:right w:type="dxa" w:w="108"/>
+      </w:tblCellMar>
+    </w:tblPr>
+    <w:tblStylePr w:type="firstRow">
+      <w:tblPr>
+        <w:jc w:val="left"/>
+        <w:tblInd w:type="dxa" w:w="0"/>
+      </w:tblPr>
+      <w:trPr>
+        <w:jc w:val="left"/>
+      </w:trPr>
+      <w:tcPr>
+        <w:tcBorders>
+          <w:bottom w:val="single"/>
+        </w:tcBorders>
+        <w:vAlign w:val="bottom"/>
+      </w:tcPr>
+    </w:tblStylePr>
+  </w:style>
+  <w:style w:customStyle="1" w:styleId="DefinitionTerm" w:type="paragraph">
+    <w:name w:val="Definition Term"/>
+    <w:basedOn w:val="Normal"/>
+    <w:next w:val="Definition"/>
+    <w:pPr>
+      <w:keepNext/>
+      <w:keepLines/>
+      <w:spacing w:after="0"/>
+    </w:pPr>
+    <w:rPr>
+      <w:b/>
+    </w:rPr>
+  </w:style>
+  <w:style w:customStyle="1" w:styleId="Definition" w:type="paragraph">
+    <w:name w:val="Definition"/>
+    <w:basedOn w:val="Normal"/>
+  </w:style>
+  <w:style w:styleId="Caption" w:type="paragraph">
+    <w:name w:val="Caption"/>
+    <w:basedOn w:val="Normal"/>
+    <w:link w:val="BodyTextChar"/>
+    <w:pPr>
+      <w:spacing w:after="60" w:before="0"/>
+    </w:pPr>
+    <w:rPr>
+      <w:i/>
+    </w:rPr>
+  </w:style>
+  <w:style w:customStyle="1" w:styleId="TableCaption" w:type="paragraph">
+    <w:name w:val="Table Caption"/>
+    <w:basedOn w:val="Caption"/>
+    <w:pPr>
+      <w:keepNext/>
+    </w:pPr>
+  </w:style>
+  <w:style w:customStyle="1" w:styleId="ImageCaption" w:type="paragraph">
+    <w:name w:val="Image Caption"/>
+    <w:basedOn w:val="Caption"/>
+  </w:style>
+  <w:style w:customStyle="1" w:styleId="Figure" w:type="paragraph">
+    <w:name w:val="Figure"/>
+    <w:basedOn w:val="Normal"/>
+  </w:style>
+  <w:style w:customStyle="1" w:styleId="CaptionedFigure" w:type="paragraph">
+    <w:name w:val="Captioned Figure"/>
+    <w:basedOn w:val="Figure"/>
+    <w:pPr>
+      <w:keepNext/>
+    </w:pPr>
+  </w:style>
+  <w:style w:customStyle="1" w:styleId="BodyTextChar" w:type="character">
+    <w:name w:val="Body Text Char"/>
+    <w:basedOn w:val="DefaultParagraphFont"/>
+    <w:link w:val="BodyText"/>
+  </w:style>
+  <w:style w:customStyle="1" w:styleId="VerbatimChar" w:type="character">
+    <w:name w:val="Verbatim Char"/>
+    <w:basedOn w:val="BodyTextChar"/>
+    <w:rPr>
+      <w:rFonts w:ascii="Consolas" w:hAnsi="Consolas"/>
+      <w:sz w:val="18"/>
+    </w:rPr>
+  </w:style>
+  <w:style w:customStyle="1" w:styleId="SectionNumber" w:type="character">
+    <w:name w:val="Section Number"/>
+    <w:basedOn w:val="BodyTextChar"/>
+  </w:style>
+  <w:style w:styleId="FootnoteReference" w:type="character">
+    <w:name w:val="Footnote Reference"/>
+    <w:basedOn w:val="BodyTextChar"/>
+    <w:rPr>
+      <w:vertAlign w:val="superscript"/>
+    </w:rPr>
+  </w:style>
+  <w:style w:styleId="Hyperlink" w:type="character">
+    <w:name w:val="Hyperlink"/>
+    <w:basedOn w:val="BodyTextChar"/>
+    <w:rPr>
+      <w:color w:themeColor="accent1" w:val="4F81BD"/>
+    </w:rPr>
+  </w:style>
+  <w:style w:styleId="TOCHeading" w:type="paragraph">
+    <w:name w:val="TOC Heading"/>
+    <w:basedOn w:val="Heading1"/>
+    <w:next w:val="BodyText"/>
+    <w:uiPriority w:val="39"/>
+    <w:unhideWhenUsed/>
+    <w:qFormat/>
+    <w:pPr>
+      <w:spacing w:before="240" w:line="259" w:lineRule="auto"/>
+      <w:outlineLvl w:val="9"/>
     </w:pPr>
     <w:rPr>
       <w:rFonts w:asciiTheme="majorHAnsi" w:cstheme="majorBidi" w:eastAsiaTheme="majorEastAsia" w:hAnsiTheme="majorHAnsi"/>
-      <w:spacing w:val="-10"/>
-      <w:kern w:val="28"/>
-      <w:sz w:val="56"/>
-      <w:szCs w:val="56"/>
+      <w:b w:val="0"/>
+      <w:bCs w:val="0"/>
+      <w:color w:themeColor="accent1" w:themeShade="BF" w:val="365F91"/>
     </w:rPr>
   </w:style>
-  <w:style w:customStyle="1" w:styleId="TitleChar" w:type="character">
-    <w:name w:val="Title Char"/>
-    <w:basedOn w:val="DefaultParagraphFont"/>
-    <w:link w:val="Title"/>
-    <w:uiPriority w:val="10"/>
-    <w:rsid w:val="00AF5CF1"/>
-    <w:rPr>
-      <w:rFonts w:asciiTheme="majorHAnsi" w:cstheme="majorBidi" w:eastAsiaTheme="majorEastAsia" w:hAnsiTheme="majorHAnsi"/>
-      <w:spacing w:val="-10"/>
-      <w:kern w:val="28"/>
-      <w:sz w:val="56"/>
-      <w:szCs w:val="56"/>
-    </w:rPr>
-  </w:style>
-  <w:style w:styleId="Subtitle" w:type="paragraph">
-    <w:name w:val="Subtitle"/>
-    <w:basedOn w:val="Normal"/>
-    <w:next w:val="Normal"/>
-    <w:link w:val="SubtitleChar"/>
-    <w:uiPriority w:val="11"/>
-    <w:qFormat/>
-    <w:rsid w:val="00AF5CF1"/>
-    <w:pPr>
-      <w:numPr>
-        <w:ilvl w:val="1"/>
-      </w:numPr>
-      <w:spacing w:after="160"/>
-    </w:pPr>
-    <w:rPr>
-      <w:rFonts w:asciiTheme="minorHAnsi" w:cstheme="majorBidi" w:eastAsiaTheme="majorEastAsia" w:hAnsiTheme="minorHAnsi"/>
-      <w:color w:themeColor="text1" w:themeTint="A6" w:val="595959"/>
-      <w:spacing w:val="15"/>
-      <w:sz w:val="28"/>
-      <w:szCs w:val="28"/>
-    </w:rPr>
-  </w:style>
-  <w:style w:customStyle="1" w:styleId="SubtitleChar" w:type="character">
-    <w:name w:val="Subtitle Char"/>
-    <w:basedOn w:val="DefaultParagraphFont"/>
-    <w:link w:val="Subtitle"/>
-    <w:uiPriority w:val="11"/>
-    <w:rsid w:val="00AF5CF1"/>
-    <w:rPr>
-      <w:rFonts w:asciiTheme="minorHAnsi" w:cstheme="majorBidi" w:eastAsiaTheme="majorEastAsia" w:hAnsiTheme="minorHAnsi"/>
-      <w:color w:themeColor="text1" w:themeTint="A6" w:val="595959"/>
-      <w:spacing w:val="15"/>
-      <w:sz w:val="28"/>
-      <w:szCs w:val="28"/>
-    </w:rPr>
-  </w:style>
-  <w:style w:styleId="Quote" w:type="paragraph">
-    <w:name w:val="Quote"/>
-    <w:basedOn w:val="Normal"/>
-    <w:next w:val="Normal"/>
-    <w:link w:val="QuoteChar"/>
-    <w:uiPriority w:val="29"/>
-    <w:qFormat/>
-    <w:rsid w:val="00AF5CF1"/>
-    <w:pPr>
-      <w:spacing w:after="160" w:before="160"/>
-      <w:jc w:val="center"/>
-    </w:pPr>
-    <w:rPr>
-      <w:i/>
-      <w:iCs/>
-      <w:color w:themeColor="text1" w:themeTint="BF" w:val="404040"/>
-    </w:rPr>
-  </w:style>
-  <w:style w:customStyle="1" w:styleId="QuoteChar" w:type="character">
-    <w:name w:val="Quote Char"/>
-    <w:basedOn w:val="DefaultParagraphFont"/>
-    <w:link w:val="Quote"/>
-    <w:uiPriority w:val="29"/>
-    <w:rsid w:val="00AF5CF1"/>
-    <w:rPr>
-      <w:i/>
-      <w:iCs/>
-      <w:color w:themeColor="text1" w:themeTint="BF" w:val="404040"/>
-    </w:rPr>
-  </w:style>
-  <w:style w:styleId="ListParagraph" w:type="paragraph">
-    <w:name w:val="List Paragraph"/>
-    <w:basedOn w:val="Normal"/>
-    <w:uiPriority w:val="34"/>
-    <w:qFormat/>
-    <w:rsid w:val="00AF5CF1"/>
-    <w:pPr>
-      <w:ind w:left="720"/>
-      <w:contextualSpacing/>
-    </w:pPr>
-  </w:style>
-  <w:style w:styleId="IntenseEmphasis" w:type="character">
-    <w:name w:val="Intense Emphasis"/>
-    <w:basedOn w:val="DefaultParagraphFont"/>
-    <w:uiPriority w:val="21"/>
-    <w:qFormat/>
-    <w:rsid w:val="00AF5CF1"/>
-    <w:rPr>
-      <w:i/>
-      <w:iCs/>
-      <w:color w:themeColor="accent1" w:themeShade="BF" w:val="0F4761"/>
-    </w:rPr>
-  </w:style>
-  <w:style w:styleId="IntenseQuote" w:type="paragraph">
-    <w:name w:val="Intense Quote"/>
-    <w:basedOn w:val="Normal"/>
-    <w:next w:val="Normal"/>
-    <w:link w:val="IntenseQuoteChar"/>
-    <w:uiPriority w:val="30"/>
-    <w:qFormat/>
-    <w:rsid w:val="00AF5CF1"/>
-    <w:pPr>
-      <w:pBdr>
-        <w:top w:color="0F4761" w:space="10" w:sz="4" w:themeColor="accent1" w:themeShade="BF" w:val="single"/>
-        <w:bottom w:color="0F4761" w:space="10" w:sz="4" w:themeColor="accent1" w:themeShade="BF" w:val="single"/>
-      </w:pBdr>
-      <w:spacing w:after="360" w:before="360"/>
-      <w:ind w:left="864" w:right="864"/>
-      <w:jc w:val="center"/>
-    </w:pPr>
-    <w:rPr>
-      <w:i/>
-      <w:iCs/>
-      <w:color w:themeColor="accent1" w:themeShade="BF" w:val="0F4761"/>
-    </w:rPr>
-  </w:style>
-  <w:style w:customStyle="1" w:styleId="IntenseQuoteChar" w:type="character">
-    <w:name w:val="Intense Quote Char"/>
-    <w:basedOn w:val="DefaultParagraphFont"/>
-    <w:link w:val="IntenseQuote"/>
-    <w:uiPriority w:val="30"/>
-    <w:rsid w:val="00AF5CF1"/>
-    <w:rPr>
-      <w:i/>
-      <w:iCs/>
-      <w:color w:themeColor="accent1" w:themeShade="BF" w:val="0F4761"/>
-    </w:rPr>
-  </w:style>
-  <w:style w:styleId="IntenseReference" w:type="character">
-    <w:name w:val="Intense Reference"/>
-    <w:basedOn w:val="DefaultParagraphFont"/>
-    <w:uiPriority w:val="32"/>
-    <w:qFormat/>
-    <w:rsid w:val="00AF5CF1"/>
-    <w:rPr>
-      <w:b/>
-      <w:bCs/>
-      <w:smallCaps/>
-      <w:color w:themeColor="accent1" w:themeShade="BF" w:val="0F4761"/>
-      <w:spacing w:val="5"/>
-    </w:rPr>
-  </w:style>
-  <w:style w:styleId="HTMLCode" w:type="character">
-    <w:name w:val="HTML Code"/>
-    <w:basedOn w:val="DefaultParagraphFont"/>
-    <w:uiPriority w:val="99"/>
-    <w:unhideWhenUsed/>
-    <w:rsid w:val="00771E03"/>
-    <w:rPr>
-      <w:rFonts w:ascii="Consolas" w:cs="Consolas" w:hAnsi="Consolas"/>
-      <w:sz w:val="18"/>
-      <w:szCs w:val="20"/>
-    </w:rPr>
-  </w:style>
-  <w:style w:customStyle="1" w:styleId="Code" w:type="paragraph">
-    <w:name w:val="Code"/>
-    <w:basedOn w:val="Normal"/>
-    <w:next w:val="Normal"/>
-    <w:qFormat/>
-    <w:rsid w:val="00BC28E9"/>
-    <w:pPr>
-      <w:pBdr>
-        <w:top w:color="FF0000" w:space="1" w:sz="8" w:val="single"/>
-        <w:left w:color="FF0000" w:space="4" w:sz="8" w:val="single"/>
-        <w:bottom w:color="FF0000" w:space="1" w:sz="8" w:val="single"/>
-        <w:right w:color="FF0000" w:space="4" w:sz="8" w:val="single"/>
-      </w:pBdr>
-      <w:shd w:color="auto" w:fill="auto" w:val="pct15"/>
-      <w:spacing w:after="120" w:before="120"/>
-      <w:ind w:left="432" w:right="432"/>
-    </w:pPr>
-    <w:rPr>
-      <w:rFonts w:ascii="Courier New" w:hAnsi="Courier New"/>
-      <w:sz w:val="18"/>
-    </w:rPr>
-  </w:style>
-  <w:style w:customStyle="1" w:styleId="SourceCode" w:type="paragraph">
+  <w:style w:type="paragraph" w:customStyle="1" w:styleId="SourceCode">
     <w:name w:val="Source Code"/>
     <w:basedOn w:val="Normal"/>
-    <w:qFormat/>
-    <w:rsid w:val="00771E03"/>
+    <w:link w:val="VerbatimChar"/>
     <w:pPr>
-      <w:pBdr>
-        <w:top w:color="auto" w:space="1" w:sz="8" w:val="single"/>
-        <w:left w:color="auto" w:space="4" w:sz="8" w:val="single"/>
-        <w:bottom w:color="auto" w:space="1" w:sz="8" w:val="single"/>
-        <w:right w:color="auto" w:space="4" w:sz="8" w:val="single"/>
-      </w:pBdr>
-      <w:shd w:color="auto" w:fill="auto" w:val="pct15"/>
-      <w:spacing w:after="240" w:before="240"/>
-      <w:ind w:left="432" w:right="432"/>
-    </w:pPr>
-    <w:rPr>
-      <w:rFonts w:ascii="Courier New" w:hAnsi="Courier New"/>
-      <w:sz w:val="20"/>
-    </w:rPr>
-  </w:style>
-  <w:style w:customStyle="1" w:styleId="Verbatim" w:type="paragraph">
-    <w:name w:val="Verbatim"/>
-    <w:basedOn w:val="Normal"/>
-    <w:qFormat/>
-    <w:rsid w:val="00771E03"/>
-    <w:pPr>
-      <w:shd w:color="auto" w:fill="auto" w:val="pct15"/>
-      <w:spacing w:after="240" w:before="240"/>
-      <w:ind w:left="432" w:right="432"/>
-    </w:pPr>
-    <w:rPr>
-      <w:rFonts w:ascii="Courier New" w:hAnsi="Courier New"/>
-      <w:sz w:val="18"/>
-    </w:rPr>
-  </w:style>
-  <w:style w:customStyle="1" w:styleId="CodeBlock" w:type="paragraph">
-    <w:name w:val="Code Block"/>
-    <w:basedOn w:val="Verbatim"/>
-    <w:qFormat/>
-    <w:rsid w:val="00BC28E9"/>
-  </w:style>
-  <w:style w:styleId="CommentText" w:type="paragraph">
-    <w:name w:val="annotation text"/>
-    <w:basedOn w:val="Normal"/>
-    <w:link w:val="CommentTextChar"/>
-    <w:uiPriority w:val="99"/>
-    <w:unhideWhenUsed/>
-    <w:rsid w:val="00771E03"/>
-    <w:rPr>
-      <w:sz w:val="20"/>
-      <w:szCs w:val="20"/>
-    </w:rPr>
-  </w:style>
-  <w:style w:customStyle="1" w:styleId="CommentTextChar" w:type="character">
-    <w:name w:val="Comment Text Char"/>
-    <w:basedOn w:val="DefaultParagraphFont"/>
-    <w:link w:val="CommentText"/>
-    <w:uiPriority w:val="99"/>
-    <w:rsid w:val="00771E03"/>
-    <w:rPr>
-      <w:sz w:val="20"/>
-      <w:szCs w:val="20"/>
-    </w:rPr>
-  </w:style>
-  <w:style w:styleId="TOC1" w:type="paragraph">
-    <w:name w:val="toc 1"/>
-    <w:basedOn w:val="Normal"/>
-    <w:next w:val="Normal"/>
-    <w:autoRedefine/>
-    <w:uiPriority w:val="39"/>
-    <w:unhideWhenUsed/>
-    <w:rsid w:val="00322D32"/>
-    <w:pPr>
-      <w:spacing w:after="100"/>
+      <w:wordWrap w:val="off"/>
     </w:pPr>
   </w:style>
   <w:style w:type="character" w:customStyle="1" w:styleId="KeywordTok">
@@ -10438,7 +10433,7 @@
         <a:latin typeface="Aptos" panose="02110004020202020204"/>
         <a:ea typeface=""/>
         <a:cs typeface=""/>
-        <a:font script="Jpan" typeface="游ゴシック"/>
+        <a:font script="Jpan" typeface="游明朝"/>
         <a:font script="Hang" typeface="맑은 고딕"/>
         <a:font script="Hans" typeface="等线"/>
         <a:font script="Hant" typeface="新細明體"/>
@@ -10629,7 +10624,7 @@
   <a:extraClrSchemeLst/>
   <a:extLst>
     <a:ext uri="{05A4C25C-085E-4340-85A3-A5531E510DB2}">
-      <thm15:themeFamily xmlns:thm15="http://schemas.microsoft.com/office/thememl/2012/main" name="Office Theme" id="{62F939B6-93AF-4DB8-9C6B-D6C7DFDC589F}" vid="{4A3C46E8-61CC-4603-A589-7422A47A8E4A}"/>
+      <thm15:themeFamily xmlns:thm15="http://schemas.microsoft.com/office/thememl/2012/main" name="Office Theme" id="{2E142A2C-CD16-42D6-873A-C26D2A0506FA}" vid="{1BDDFF52-6CD6-40A5-AB3C-68EB2F1E4D0A}"/>
     </a:ext>
   </a:extLst>
 </a:theme>

--- a/docs/content/ancova/ancova_lecture.docx
+++ b/docs/content/ancova/ancova_lecture.docx
@@ -5884,12 +5884,6 @@
         <w:t xml:space="preserve">+</w:t>
       </w:r>
       <w:r>
-        <w:rPr>
-          <w:rStyle w:val="NormalTok"/>
-        </w:rPr>
-        <w:t xml:space="preserve"> </w:t>
-      </w:r>
-      <w:r>
         <w:br/>
       </w:r>
       <w:r>
@@ -6123,14 +6117,14 @@
     </w:p>
     <w:p>
       <w:pPr>
-        <w:pStyle w:val="BodyText"/>
+        <w:pStyle w:val="CaptionedFigure"/>
       </w:pPr>
       <w:r>
         <w:drawing>
           <wp:inline>
             <wp:extent cx="3657600" cy="3135085"/>
             <wp:effectExtent b="0" l="0" r="0" t="0"/>
-            <wp:docPr descr="" title="" id="67" name="Picture"/>
+            <wp:docPr descr="A 2x2 panel comparing four ways to visualize ANCOVA results for the fruitfly data: raw data with regression lines by treatment, the same plot with a reference line at the mean covariate, adjusted means plotted as diamonds at the mean covariate, and a bar chart of adjusted means with confidence-interval error bars." title="" id="67" name="Picture"/>
             <a:graphic>
               <a:graphicData uri="http://schemas.openxmlformats.org/drawingml/2006/picture">
                 <pic:pic>
@@ -6166,6 +6160,14 @@
             </a:graphic>
           </wp:inline>
         </w:drawing>
+      </w:r>
+    </w:p>
+    <w:p>
+      <w:pPr>
+        <w:pStyle w:val="ImageCaption"/>
+      </w:pPr>
+      <w:r>
+        <w:t xml:space="preserve">A 2x2 panel comparing four ways to visualize ANCOVA results for the fruitfly data: raw data with regression lines by treatment, the same plot with a reference line at the mean covariate, adjusted means plotted as diamonds at the mean covariate, and a bar chart of adjusted means with confidence-interval error bars.</w:t>
       </w:r>
     </w:p>
     <w:bookmarkEnd w:id="69"/>

--- a/docs/content/ancova/ancova_lecture.docx
+++ b/docs/content/ancova/ancova_lecture.docx
@@ -385,13 +385,7 @@
         </w:numPr>
       </w:pPr>
       <w:r>
-        <w:t xml:space="preserve">Compare means of factor levels (groups), after statistically</w:t>
-      </w:r>
-      <w:r>
-        <w:t xml:space="preserve"> </w:t>
-      </w:r>
-      <w:r>
-        <w:t xml:space="preserve">adjusting for the effect of the continuous covariate.</w:t>
+        <w:t xml:space="preserve">Compare means of factor levels (groups), after statistically adjusting for the effect of the continuous covariate.</w:t>
       </w:r>
     </w:p>
     <w:p>
@@ -419,13 +413,7 @@
         </w:numPr>
       </w:pPr>
       <w:r>
-        <w:t xml:space="preserve">Determine whether two or more regression lines differ in</w:t>
-      </w:r>
-      <w:r>
-        <w:t xml:space="preserve"> </w:t>
-      </w:r>
-      <w:r>
-        <w:t xml:space="preserve">slopes and/or intercepts.</w:t>
+        <w:t xml:space="preserve">Determine whether two or more regression lines differ in slopes and/or intercepts.</w:t>
       </w:r>
     </w:p>
     <w:tbl>
@@ -654,13 +642,7 @@
         </w:numPr>
       </w:pPr>
       <w:r>
-        <w:t xml:space="preserve">The covariate (e.g., body size, initial temperature)</w:t>
-      </w:r>
-      <w:r>
-        <w:t xml:space="preserve"> </w:t>
-      </w:r>
-      <w:r>
-        <w:t xml:space="preserve">explains some of the</w:t>
+        <w:t xml:space="preserve">The covariate (e.g., body size, initial temperature) explains some of the</w:t>
       </w:r>
       <w:r>
         <w:t xml:space="preserve"> </w:t>
@@ -672,13 +654,7 @@
         <w:t xml:space="preserve"> </w:t>
       </w:r>
       <w:r>
-        <w:t xml:space="preserve">(residual error) in the</w:t>
-      </w:r>
-      <w:r>
-        <w:t xml:space="preserve"> </w:t>
-      </w:r>
-      <w:r>
-        <w:t xml:space="preserve">response variable.</w:t>
+        <w:t xml:space="preserve">(residual error) in the response variable.</w:t>
       </w:r>
     </w:p>
     <w:p>
@@ -701,19 +677,7 @@
         <w:t xml:space="preserve"> </w:t>
       </w:r>
       <w:r>
-        <w:t xml:space="preserve">this variation, we reduce the residual error,</w:t>
-      </w:r>
-      <w:r>
-        <w:t xml:space="preserve"> </w:t>
-      </w:r>
-      <w:r>
-        <w:t xml:space="preserve">making it easier to detect the true effect of our</w:t>
-      </w:r>
-      <w:r>
-        <w:t xml:space="preserve"> </w:t>
-      </w:r>
-      <w:r>
-        <w:t xml:space="preserve">categorical factor.</w:t>
+        <w:t xml:space="preserve">this variation, we reduce the residual error, making it easier to detect the true effect of our categorical factor.</w:t>
       </w:r>
     </w:p>
     <w:p>
@@ -751,19 +715,7 @@
         </w:numPr>
       </w:pPr>
       <w:r>
-        <w:t xml:space="preserve">Imagine your treatment groups happen to differ in their</w:t>
-      </w:r>
-      <w:r>
-        <w:t xml:space="preserve"> </w:t>
-      </w:r>
-      <w:r>
-        <w:t xml:space="preserve">average covariate value (e.g., Group A was tested in a</w:t>
-      </w:r>
-      <w:r>
-        <w:t xml:space="preserve"> </w:t>
-      </w:r>
-      <w:r>
-        <w:t xml:space="preserve">warmer room than Group B).</w:t>
+        <w:t xml:space="preserve">Imagine your treatment groups happen to differ in their average covariate value (e.g., Group A was tested in a warmer room than Group B).</w:t>
       </w:r>
     </w:p>
     <w:p>
@@ -774,13 +726,7 @@
         </w:numPr>
       </w:pPr>
       <w:r>
-        <w:t xml:space="preserve">ANCOVA allows you to separate the treatment effect from the</w:t>
-      </w:r>
-      <w:r>
-        <w:t xml:space="preserve"> </w:t>
-      </w:r>
-      <w:r>
-        <w:t xml:space="preserve">covariate effect.</w:t>
+        <w:t xml:space="preserve">ANCOVA allows you to separate the treatment effect from the covariate effect.</w:t>
       </w:r>
     </w:p>
     <w:p>
@@ -808,13 +754,7 @@
         </w:numPr>
       </w:pPr>
       <w:r>
-        <w:t xml:space="preserve">Do treatments have the same relationship (slope) with a</w:t>
-      </w:r>
-      <w:r>
-        <w:t xml:space="preserve"> </w:t>
-      </w:r>
-      <w:r>
-        <w:t xml:space="preserve">continuous variable?</w:t>
+        <w:t xml:space="preserve">Do treatments have the same relationship (slope) with a continuous variable?</w:t>
       </w:r>
     </w:p>
     <w:bookmarkEnd w:id="19"/>
@@ -932,13 +872,7 @@
         </w:numPr>
       </w:pPr>
       <w:r>
-        <w:t xml:space="preserve">There is an apparent relationship between pulse rate and</w:t>
-      </w:r>
-      <w:r>
-        <w:t xml:space="preserve"> </w:t>
-      </w:r>
-      <w:r>
-        <w:t xml:space="preserve">temperature.</w:t>
+        <w:t xml:space="preserve">There is an apparent relationship between pulse rate and temperature.</w:t>
       </w:r>
     </w:p>
     <w:p>
@@ -960,13 +894,7 @@
         <w:t xml:space="preserve"> </w:t>
       </w:r>
       <w:r>
-        <w:t xml:space="preserve">Are the species different, or are they just at</w:t>
-      </w:r>
-      <w:r>
-        <w:t xml:space="preserve"> </w:t>
-      </w:r>
-      <w:r>
-        <w:t xml:space="preserve">different temperatures?</w:t>
+        <w:t xml:space="preserve">Are the species different, or are they just at different temperatures?</w:t>
       </w:r>
     </w:p>
     <w:p>
@@ -988,13 +916,7 @@
         <w:t xml:space="preserve"> </w:t>
       </w:r>
       <w:r>
-        <w:t xml:space="preserve">ANCOVA lets us adjust for the temperature effect to</w:t>
-      </w:r>
-      <w:r>
-        <w:t xml:space="preserve"> </w:t>
-      </w:r>
-      <w:r>
-        <w:t xml:space="preserve">get a clearer, more powerful test of the species effect. .</w:t>
+        <w:t xml:space="preserve">ANCOVA lets us adjust for the temperature effect to get a clearer, more powerful test of the species effect. .</w:t>
       </w:r>
       <w:r>
         <w:br/>
@@ -1154,13 +1076,7 @@
         <w:t xml:space="preserve"> </w:t>
       </w:r>
       <w:r>
-        <w:t xml:space="preserve">The raw average X and Y for each</w:t>
-      </w:r>
-      <w:r>
-        <w:t xml:space="preserve"> </w:t>
-      </w:r>
-      <w:r>
-        <w:t xml:space="preserve">group.</w:t>
+        <w:t xml:space="preserve">The raw average X and Y for each group.</w:t>
       </w:r>
     </w:p>
     <w:p>
@@ -1172,13 +1088,7 @@
         </w:numPr>
       </w:pPr>
       <w:r>
-        <w:t xml:space="preserve">Group A and Group B have different mean X values. Comparing</w:t>
-      </w:r>
-      <w:r>
-        <w:t xml:space="preserve"> </w:t>
-      </w:r>
-      <w:r>
-        <w:t xml:space="preserve">directly misleading</w:t>
+        <w:t xml:space="preserve">Group A and Group B have different mean X values. Comparing directly misleading</w:t>
       </w:r>
     </w:p>
     <w:p>
@@ -1212,13 +1122,7 @@
         <w:t xml:space="preserve"> </w:t>
       </w:r>
       <w:r>
-        <w:t xml:space="preserve">each group mean along regression line to single, common X value</w:t>
-      </w:r>
-      <w:r>
-        <w:t xml:space="preserve"> </w:t>
-      </w:r>
-      <w:r>
-        <w:t xml:space="preserve">(the overall mean X).</w:t>
+        <w:t xml:space="preserve">each group mean along regression line to single, common X value (the overall mean X).</w:t>
       </w:r>
     </w:p>
     <w:p>
@@ -1254,13 +1158,7 @@
         <w:t xml:space="preserve"> </w:t>
       </w:r>
       <w:r>
-        <w:t xml:space="preserve">estimating each group’s</w:t>
-      </w:r>
-      <w:r>
-        <w:t xml:space="preserve"> </w:t>
-      </w:r>
-      <w:r>
-        <w:t xml:space="preserve">mean if all groups had same average covariate value</w:t>
+        <w:t xml:space="preserve">estimating each group’s mean if all groups had same average covariate value</w:t>
       </w:r>
     </w:p>
     <w:bookmarkEnd w:id="25"/>
@@ -1351,13 +1249,7 @@
         </w:numPr>
       </w:pPr>
       <w:r>
-        <w:t xml:space="preserve">factor A (p levels, i = 1 to p), a continuous covariate (x), and</w:t>
-      </w:r>
-      <w:r>
-        <w:t xml:space="preserve"> </w:t>
-      </w:r>
-      <w:r>
-        <w:t xml:space="preserve">response variable (y):</w:t>
+        <w:t xml:space="preserve">factor A (p levels, i = 1 to p), a continuous covariate (x), and response variable (y):</w:t>
       </w:r>
       <w:r>
         <w:t xml:space="preserve"> </w:t>
@@ -1521,13 +1413,7 @@
         <w:t xml:space="preserve"> </w:t>
       </w:r>
       <w:r>
-        <w:t xml:space="preserve">= response value for observation j in level i of factor</w:t>
-      </w:r>
-      <w:r>
-        <w:t xml:space="preserve"> </w:t>
-      </w:r>
-      <w:r>
-        <w:t xml:space="preserve">A</w:t>
+        <w:t xml:space="preserve">= response value for observation j in level i of factor A</w:t>
       </w:r>
     </w:p>
     <w:p>
@@ -1576,13 +1462,7 @@
         <w:t xml:space="preserve"> </w:t>
       </w:r>
       <w:r>
-        <w:t xml:space="preserve">= effect of level i of factor A (what we test in</w:t>
-      </w:r>
-      <w:r>
-        <w:t xml:space="preserve"> </w:t>
-      </w:r>
-      <w:r>
-        <w:t xml:space="preserve">ANOVA)</w:t>
+        <w:t xml:space="preserve">= effect of level i of factor A (what we test in ANOVA)</w:t>
       </w:r>
     </w:p>
     <w:p>
@@ -1602,13 +1482,7 @@
         <w:t xml:space="preserve"> </w:t>
       </w:r>
       <w:r>
-        <w:t xml:space="preserve">= common regression slope relating Y to X (what we test</w:t>
-      </w:r>
-      <w:r>
-        <w:t xml:space="preserve"> </w:t>
-      </w:r>
-      <w:r>
-        <w:t xml:space="preserve">in Regression)</w:t>
+        <w:t xml:space="preserve">= common regression slope relating Y to X (what we test in Regression)</w:t>
       </w:r>
     </w:p>
     <w:p>
@@ -1640,13 +1514,7 @@
         <w:t xml:space="preserve"> </w:t>
       </w:r>
       <w:r>
-        <w:t xml:space="preserve">= covariate value for observation j in level i of</w:t>
-      </w:r>
-      <w:r>
-        <w:t xml:space="preserve"> </w:t>
-      </w:r>
-      <w:r>
-        <w:t xml:space="preserve">factor A</w:t>
+        <w:t xml:space="preserve">= covariate value for observation j in level i of factor A</w:t>
       </w:r>
     </w:p>
     <w:p>
@@ -1780,13 +1648,7 @@
         <w:t xml:space="preserve"> </w:t>
       </w:r>
       <w:r>
-        <w:t xml:space="preserve">= effect of level i (difference between group’s</w:t>
-      </w:r>
-      <w:r>
-        <w:t xml:space="preserve"> </w:t>
-      </w:r>
-      <w:r>
-        <w:t xml:space="preserve">adjusted mean and overall mean)</w:t>
+        <w:t xml:space="preserve">= effect of level i (difference between group’s adjusted mean and overall mean)</w:t>
       </w:r>
     </w:p>
     <w:p>
@@ -1933,13 +1795,7 @@
         <w:t xml:space="preserve"> </w:t>
       </w:r>
       <w:r>
-        <w:t xml:space="preserve">same for all</w:t>
-      </w:r>
-      <w:r>
-        <w:t xml:space="preserve"> </w:t>
-      </w:r>
-      <w:r>
-        <w:t xml:space="preserve">groups) .</w:t>
+        <w:t xml:space="preserve">same for all groups) .</w:t>
       </w:r>
     </w:p>
     <w:p>
@@ -2185,13 +2041,7 @@
         </w:numPr>
       </w:pPr>
       <w:r>
-        <w:t xml:space="preserve">Model assumes slope of y ~ x relationship is same for all</w:t>
-      </w:r>
-      <w:r>
-        <w:t xml:space="preserve"> </w:t>
-      </w:r>
-      <w:r>
-        <w:t xml:space="preserve">groups in A.</w:t>
+        <w:t xml:space="preserve">Model assumes slope of y ~ x relationship is same for all groups in A.</w:t>
       </w:r>
     </w:p>
     <w:bookmarkEnd w:id="35"/>
@@ -2341,13 +2191,7 @@
         </w:numPr>
       </w:pPr>
       <w:r>
-        <w:t xml:space="preserve">Fit interaction model first - tests key assumption that all</w:t>
-      </w:r>
-      <w:r>
-        <w:t xml:space="preserve"> </w:t>
-      </w:r>
-      <w:r>
-        <w:t xml:space="preserve">groups share same slope.</w:t>
+        <w:t xml:space="preserve">Fit interaction model first - tests key assumption that all groups share same slope.</w:t>
       </w:r>
     </w:p>
     <w:p>
@@ -2473,13 +2317,7 @@
         <w:t xml:space="preserve"> </w:t>
       </w:r>
       <w:r>
-        <w:t xml:space="preserve">and find the p-value for interaction</w:t>
-      </w:r>
-      <w:r>
-        <w:t xml:space="preserve"> </w:t>
-      </w:r>
-      <w:r>
-        <w:t xml:space="preserve">term (</w:t>
+        <w:t xml:space="preserve">and find the p-value for interaction term (</w:t>
       </w:r>
       <w:r>
         <w:rPr>
@@ -2648,13 +2486,7 @@
         </w:numPr>
       </w:pPr>
       <w:r>
-        <w:t xml:space="preserve">Analysis stops here and interpret interaction (often most</w:t>
-      </w:r>
-      <w:r>
-        <w:t xml:space="preserve"> </w:t>
-      </w:r>
-      <w:r>
-        <w:t xml:space="preserve">interesting result!)</w:t>
+        <w:t xml:space="preserve">Analysis stops here and interpret interaction (often most interesting result!)</w:t>
       </w:r>
     </w:p>
     <w:bookmarkEnd w:id="37"/>
@@ -2687,13 +2519,7 @@
         </w:numPr>
       </w:pPr>
       <w:r>
-        <w:t xml:space="preserve">If interaction not significant, run the simpler additive model</w:t>
-      </w:r>
-      <w:r>
-        <w:t xml:space="preserve"> </w:t>
-      </w:r>
-      <w:r>
-        <w:t xml:space="preserve">the final ANCOVA model.</w:t>
+        <w:t xml:space="preserve">If interaction not significant, run the simpler additive model the final ANCOVA model.</w:t>
       </w:r>
     </w:p>
     <w:p>
@@ -3332,6 +3158,15 @@
         <w:t xml:space="preserve">(</w:t>
       </w:r>
       <w:r>
+        <w:br/>
+      </w:r>
+      <w:r>
+        <w:rPr>
+          <w:rStyle w:val="NormalTok"/>
+        </w:rPr>
+        <w:t xml:space="preserve">    </w:t>
+      </w:r>
+      <w:r>
         <w:rPr>
           <w:rStyle w:val="StringTok"/>
         </w:rPr>
@@ -3341,7 +3176,16 @@
         <w:rPr>
           <w:rStyle w:val="NormalTok"/>
         </w:rPr>
-        <w:t xml:space="preserve">, </w:t>
+        <w:t xml:space="preserve">,</w:t>
+      </w:r>
+      <w:r>
+        <w:br/>
+      </w:r>
+      <w:r>
+        <w:rPr>
+          <w:rStyle w:val="NormalTok"/>
+        </w:rPr>
+        <w:t xml:space="preserve">    </w:t>
       </w:r>
       <w:r>
         <w:rPr>
@@ -3353,16 +3197,16 @@
         <w:rPr>
           <w:rStyle w:val="NormalTok"/>
         </w:rPr>
-        <w:t xml:space="preserve">, </w:t>
-      </w:r>
-      <w:r>
-        <w:br/>
-      </w:r>
-      <w:r>
-        <w:rPr>
-          <w:rStyle w:val="NormalTok"/>
-        </w:rPr>
-        <w:t xml:space="preserve">                   </w:t>
+        <w:t xml:space="preserve">,</w:t>
+      </w:r>
+      <w:r>
+        <w:br/>
+      </w:r>
+      <w:r>
+        <w:rPr>
+          <w:rStyle w:val="NormalTok"/>
+        </w:rPr>
+        <w:t xml:space="preserve">    </w:t>
       </w:r>
       <w:r>
         <w:rPr>
@@ -3374,7 +3218,16 @@
         <w:rPr>
           <w:rStyle w:val="NormalTok"/>
         </w:rPr>
-        <w:t xml:space="preserve">, </w:t>
+        <w:t xml:space="preserve">,</w:t>
+      </w:r>
+      <w:r>
+        <w:br/>
+      </w:r>
+      <w:r>
+        <w:rPr>
+          <w:rStyle w:val="NormalTok"/>
+        </w:rPr>
+        <w:t xml:space="preserve">    </w:t>
       </w:r>
       <w:r>
         <w:rPr>
@@ -3383,10 +3236,13 @@
         <w:t xml:space="preserve">""</w:t>
       </w:r>
       <w:r>
-        <w:rPr>
-          <w:rStyle w:val="NormalTok"/>
-        </w:rPr>
-        <w:t xml:space="preserve">),</w:t>
+        <w:br/>
+      </w:r>
+      <w:r>
+        <w:rPr>
+          <w:rStyle w:val="NormalTok"/>
+        </w:rPr>
+        <w:t xml:space="preserve">  ),</w:t>
       </w:r>
       <w:r>
         <w:br/>
@@ -4317,13 +4173,7 @@
         </w:numPr>
       </w:pPr>
       <w:r>
-        <w:t xml:space="preserve">Since this value is &gt; 0.05, we conclude the slopes are</w:t>
-      </w:r>
-      <w:r>
-        <w:t xml:space="preserve"> </w:t>
-      </w:r>
-      <w:r>
-        <w:t xml:space="preserve">homogeneous.</w:t>
+        <w:t xml:space="preserve">Since this value is &gt; 0.05, we conclude the slopes are homogeneous.</w:t>
       </w:r>
     </w:p>
     <w:p>
@@ -4631,6 +4481,15 @@
         <w:t xml:space="preserve">)[</w:t>
       </w:r>
       <w:r>
+        <w:br/>
+      </w:r>
+      <w:r>
+        <w:rPr>
+          <w:rStyle w:val="NormalTok"/>
+        </w:rPr>
+        <w:t xml:space="preserve">  </w:t>
+      </w:r>
+      <w:r>
         <w:rPr>
           <w:rStyle w:val="StringTok"/>
         </w:rPr>
@@ -4640,13 +4499,25 @@
         <w:rPr>
           <w:rStyle w:val="NormalTok"/>
         </w:rPr>
-        <w:t xml:space="preserve">, </w:t>
+        <w:t xml:space="preserve">,</w:t>
+      </w:r>
+      <w:r>
+        <w:br/>
+      </w:r>
+      <w:r>
+        <w:rPr>
+          <w:rStyle w:val="NormalTok"/>
+        </w:rPr>
+        <w:t xml:space="preserve">  </w:t>
       </w:r>
       <w:r>
         <w:rPr>
           <w:rStyle w:val="StringTok"/>
         </w:rPr>
         <w:t xml:space="preserve">"Pr(&gt;F)"</w:t>
+      </w:r>
+      <w:r>
+        <w:br/>
       </w:r>
       <w:r>
         <w:rPr>
@@ -4674,13 +4545,7 @@
         </w:numPr>
       </w:pPr>
       <w:r>
-        <w:t xml:space="preserve">Since the interaction was not significant, we re-run the model</w:t>
-      </w:r>
-      <w:r>
-        <w:t xml:space="preserve"> </w:t>
-      </w:r>
-      <w:r>
-        <w:t xml:space="preserve">without it.</w:t>
+        <w:t xml:space="preserve">Since the interaction was not significant, we re-run the model without it.</w:t>
       </w:r>
     </w:p>
     <w:p>
@@ -4730,13 +4595,7 @@
         </w:numPr>
       </w:pPr>
       <w:r>
-        <w:t xml:space="preserve">thorax length explains significant amount of variance in</w:t>
-      </w:r>
-      <w:r>
-        <w:t xml:space="preserve"> </w:t>
-      </w:r>
-      <w:r>
-        <w:t xml:space="preserve">longevity</w:t>
+        <w:t xml:space="preserve">thorax length explains significant amount of variance in longevity</w:t>
       </w:r>
     </w:p>
     <w:p>
@@ -4758,13 +4617,7 @@
         <w:t xml:space="preserve"> </w:t>
       </w:r>
       <w:r>
-        <w:t xml:space="preserve">treatment effect, after adjusting for thorax</w:t>
-      </w:r>
-      <w:r>
-        <w:t xml:space="preserve"> </w:t>
-      </w:r>
-      <w:r>
-        <w:t xml:space="preserve">length, is highly significant</w:t>
+        <w:t xml:space="preserve">treatment effect, after adjusting for thorax length, is highly significant</w:t>
       </w:r>
     </w:p>
     <w:p>
@@ -5008,32 +4861,294 @@
           <w:b/>
           <w:bCs/>
         </w:rPr>
-        <w:t xml:space="preserve">The ANOVA table tells us the treatments are different, but not</w:t>
-      </w:r>
+        <w:t xml:space="preserve">The ANOVA table tells us the treatments are different, but not which ones.</w:t>
+      </w:r>
+    </w:p>
+    <w:p>
+      <w:pPr>
+        <w:numPr>
+          <w:ilvl w:val="1"/>
+          <w:numId w:val="1049"/>
+        </w:numPr>
+      </w:pPr>
+      <w:r>
+        <w:t xml:space="preserve">Use</w:t>
+      </w:r>
+      <w:r>
+        <w:t xml:space="preserve"> </w:t>
+      </w:r>
+      <w:r>
+        <w:rPr>
+          <w:rStyle w:val="VerbatimChar"/>
+        </w:rPr>
+        <w:t xml:space="preserve">emmeans</w:t>
+      </w:r>
+      <w:r>
+        <w:t xml:space="preserve"> </w:t>
+      </w:r>
+      <w:r>
+        <w:t xml:space="preserve">package to get the adjusted means / perform pairwise comparisons</w:t>
+      </w:r>
+    </w:p>
+    <w:p>
+      <w:pPr>
+        <w:numPr>
+          <w:ilvl w:val="1"/>
+          <w:numId w:val="1049"/>
+        </w:numPr>
+      </w:pPr>
+      <w:r>
+        <w:t xml:space="preserve">The</w:t>
+      </w:r>
+      <w:r>
+        <w:t xml:space="preserve"> </w:t>
+      </w:r>
+      <w:r>
+        <w:t xml:space="preserve">“estimated marginal mean”</w:t>
+      </w:r>
+      <w:r>
+        <w:t xml:space="preserve"> </w:t>
+      </w:r>
+      <w:r>
+        <w:t xml:space="preserve">(or adjusted mean)</w:t>
+      </w:r>
+    </w:p>
+    <w:p>
+      <w:pPr>
+        <w:numPr>
+          <w:ilvl w:val="1"/>
+          <w:numId w:val="1049"/>
+        </w:numPr>
+      </w:pPr>
+      <w:r>
+        <w:t xml:space="preserve">predicted longevity for each group, assuming an average thorax length</w:t>
+      </w:r>
+    </w:p>
+    <w:p>
+      <w:pPr>
+        <w:numPr>
+          <w:ilvl w:val="1"/>
+          <w:numId w:val="1049"/>
+        </w:numPr>
+      </w:pPr>
+      <w:r>
+        <w:t xml:space="preserve">This is the</w:t>
+      </w:r>
+      <w:r>
+        <w:t xml:space="preserve"> </w:t>
+      </w:r>
+      <w:r>
+        <w:t xml:space="preserve">“level playing field”</w:t>
+      </w:r>
+      <w:r>
+        <w:t xml:space="preserve"> </w:t>
+      </w:r>
+      <w:r>
+        <w:t xml:space="preserve">comparison.</w:t>
+      </w:r>
+    </w:p>
+    <w:p>
+      <w:pPr>
+        <w:pStyle w:val="SourceCode"/>
+      </w:pPr>
+      <w:r>
+        <w:rPr>
+          <w:rStyle w:val="CommentTok"/>
+        </w:rPr>
+        <w:t xml:space="preserve"># Get adjusted means using emmeans</w:t>
+      </w:r>
+      <w:r>
+        <w:br/>
+      </w:r>
+      <w:r>
+        <w:rPr>
+          <w:rStyle w:val="FunctionTok"/>
+        </w:rPr>
+        <w:t xml:space="preserve">library</w:t>
+      </w:r>
+      <w:r>
+        <w:rPr>
+          <w:rStyle w:val="NormalTok"/>
+        </w:rPr>
+        <w:t xml:space="preserve">(emmeans)</w:t>
+      </w:r>
+      <w:r>
+        <w:br/>
+      </w:r>
+      <w:r>
+        <w:rPr>
+          <w:rStyle w:val="NormalTok"/>
+        </w:rPr>
+        <w:t xml:space="preserve">adjusted_means </w:t>
+      </w:r>
+      <w:r>
+        <w:rPr>
+          <w:rStyle w:val="OtherTok"/>
+        </w:rPr>
+        <w:t xml:space="preserve">&lt;-</w:t>
+      </w:r>
+      <w:r>
+        <w:rPr>
+          <w:rStyle w:val="NormalTok"/>
+        </w:rPr>
+        <w:t xml:space="preserve"> </w:t>
+      </w:r>
+      <w:r>
+        <w:rPr>
+          <w:rStyle w:val="FunctionTok"/>
+        </w:rPr>
+        <w:t xml:space="preserve">emmeans</w:t>
+      </w:r>
+      <w:r>
+        <w:rPr>
+          <w:rStyle w:val="NormalTok"/>
+        </w:rPr>
+        <w:t xml:space="preserve">(ancova_model, </w:t>
+      </w:r>
+      <w:r>
+        <w:rPr>
+          <w:rStyle w:val="StringTok"/>
+        </w:rPr>
+        <w:t xml:space="preserve">"treatment"</w:t>
+      </w:r>
+      <w:r>
+        <w:rPr>
+          <w:rStyle w:val="NormalTok"/>
+        </w:rPr>
+        <w:t xml:space="preserve">)</w:t>
+      </w:r>
+      <w:r>
+        <w:br/>
+      </w:r>
+      <w:r>
+        <w:rPr>
+          <w:rStyle w:val="NormalTok"/>
+        </w:rPr>
+        <w:t xml:space="preserve">adjusted_means</w:t>
+      </w:r>
+      <w:r>
+        <w:br/>
+      </w:r>
+      <w:r>
+        <w:rPr>
+          <w:rStyle w:val="DocumentationTok"/>
+        </w:rPr>
+        <w:t xml:space="preserve">##  treatment                       emmean   SE  df lower.CL upper.CL</w:t>
+      </w:r>
+      <w:r>
+        <w:br/>
+      </w:r>
+      <w:r>
+        <w:rPr>
+          <w:rStyle w:val="DocumentationTok"/>
+        </w:rPr>
+        <w:t xml:space="preserve">##  No females                        65.4 2.11 119     61.3     69.6</w:t>
+      </w:r>
+      <w:r>
+        <w:br/>
+      </w:r>
+      <w:r>
+        <w:rPr>
+          <w:rStyle w:val="DocumentationTok"/>
+        </w:rPr>
+        <w:t xml:space="preserve">##  One virgin female daily           61.5 2.11 119     57.3     65.7</w:t>
+      </w:r>
+      <w:r>
+        <w:br/>
+      </w:r>
+      <w:r>
+        <w:rPr>
+          <w:rStyle w:val="DocumentationTok"/>
+        </w:rPr>
+        <w:t xml:space="preserve">##  Eight virgin females daily        64.2 2.10 119     60.0     68.3</w:t>
+      </w:r>
+      <w:r>
+        <w:br/>
+      </w:r>
+      <w:r>
+        <w:rPr>
+          <w:rStyle w:val="DocumentationTok"/>
+        </w:rPr>
+        <w:t xml:space="preserve">##  One inseminated female daily      54.5 2.11 119     50.3     58.7</w:t>
+      </w:r>
+      <w:r>
+        <w:br/>
+      </w:r>
+      <w:r>
+        <w:rPr>
+          <w:rStyle w:val="DocumentationTok"/>
+        </w:rPr>
+        <w:t xml:space="preserve">##  Eight inseminated females daily   41.6 2.12 119     37.4     45.8</w:t>
+      </w:r>
+      <w:r>
+        <w:br/>
+      </w:r>
+      <w:r>
+        <w:rPr>
+          <w:rStyle w:val="DocumentationTok"/>
+        </w:rPr>
+        <w:t xml:space="preserve">## </w:t>
+      </w:r>
+      <w:r>
+        <w:br/>
+      </w:r>
+      <w:r>
+        <w:rPr>
+          <w:rStyle w:val="DocumentationTok"/>
+        </w:rPr>
+        <w:t xml:space="preserve">## Confidence level used: 0.95</w:t>
+      </w:r>
+    </w:p>
+    <w:bookmarkEnd w:id="60"/>
+    <w:bookmarkStart w:id="61" w:name="partridge-example-pairwise-comparisons"/>
+    <w:p>
+      <w:pPr>
+        <w:pStyle w:val="Heading2"/>
+      </w:pPr>
+      <w:r>
+        <w:t xml:space="preserve">Partridge Example: Pairwise Comparisons</w:t>
+      </w:r>
+    </w:p>
+    <w:p>
+      <w:pPr>
+        <w:pStyle w:val="Compact"/>
+        <w:numPr>
+          <w:ilvl w:val="0"/>
+          <w:numId w:val="1050"/>
+        </w:numPr>
+      </w:pPr>
       <w:r>
         <w:rPr>
           <w:b/>
           <w:bCs/>
         </w:rPr>
-        <w:t xml:space="preserve"> </w:t>
-      </w:r>
+        <w:t xml:space="preserve">Pairwise Comparisons of Adjusted Means to see which groups differ</w:t>
+      </w:r>
+    </w:p>
+    <w:p>
+      <w:pPr>
+        <w:numPr>
+          <w:ilvl w:val="1"/>
+          <w:numId w:val="1051"/>
+        </w:numPr>
+      </w:pPr>
       <w:r>
         <w:rPr>
           <w:b/>
           <w:bCs/>
         </w:rPr>
-        <w:t xml:space="preserve">which ones.</w:t>
-      </w:r>
-    </w:p>
-    <w:p>
-      <w:pPr>
-        <w:numPr>
-          <w:ilvl w:val="1"/>
-          <w:numId w:val="1049"/>
-        </w:numPr>
-      </w:pPr>
-      <w:r>
-        <w:t xml:space="preserve">Use</w:t>
+        <w:t xml:space="preserve">Interpretation:</w:t>
+      </w:r>
+    </w:p>
+    <w:p>
+      <w:pPr>
+        <w:numPr>
+          <w:ilvl w:val="2"/>
+          <w:numId w:val="1052"/>
+        </w:numPr>
+      </w:pPr>
+      <w:r>
+        <w:t xml:space="preserve">The</w:t>
       </w:r>
       <w:r>
         <w:t xml:space="preserve"> </w:t>
@@ -5042,82 +5157,59 @@
         <w:rPr>
           <w:rStyle w:val="VerbatimChar"/>
         </w:rPr>
-        <w:t xml:space="preserve">emmeans</w:t>
-      </w:r>
-      <w:r>
-        <w:t xml:space="preserve"> </w:t>
-      </w:r>
-      <w:r>
-        <w:t xml:space="preserve">package to get the adjusted means / perform</w:t>
-      </w:r>
-      <w:r>
-        <w:t xml:space="preserve"> </w:t>
-      </w:r>
-      <w:r>
-        <w:t xml:space="preserve">pairwise comparisons</w:t>
-      </w:r>
-    </w:p>
-    <w:p>
-      <w:pPr>
-        <w:numPr>
-          <w:ilvl w:val="1"/>
-          <w:numId w:val="1049"/>
-        </w:numPr>
-      </w:pPr>
-      <w:r>
-        <w:t xml:space="preserve">The</w:t>
-      </w:r>
-      <w:r>
-        <w:t xml:space="preserve"> </w:t>
-      </w:r>
-      <w:r>
-        <w:t xml:space="preserve">“estimated marginal mean”</w:t>
-      </w:r>
-      <w:r>
-        <w:t xml:space="preserve"> </w:t>
-      </w:r>
-      <w:r>
-        <w:t xml:space="preserve">(or adjusted mean)</w:t>
-      </w:r>
-    </w:p>
-    <w:p>
-      <w:pPr>
-        <w:numPr>
-          <w:ilvl w:val="1"/>
-          <w:numId w:val="1049"/>
-        </w:numPr>
-      </w:pPr>
-      <w:r>
-        <w:t xml:space="preserve">predicted longevity for each group, assuming an average thorax</w:t>
-      </w:r>
-      <w:r>
-        <w:t xml:space="preserve"> </w:t>
-      </w:r>
-      <w:r>
-        <w:t xml:space="preserve">length</w:t>
-      </w:r>
-    </w:p>
-    <w:p>
-      <w:pPr>
-        <w:numPr>
-          <w:ilvl w:val="1"/>
-          <w:numId w:val="1049"/>
-        </w:numPr>
-      </w:pPr>
-      <w:r>
-        <w:t xml:space="preserve">This is the</w:t>
-      </w:r>
-      <w:r>
-        <w:t xml:space="preserve"> </w:t>
-      </w:r>
-      <w:r>
-        <w:t xml:space="preserve">“level playing field”</w:t>
-      </w:r>
-      <w:r>
-        <w:t xml:space="preserve"> </w:t>
-      </w:r>
-      <w:r>
-        <w:t xml:space="preserve">comparison.</w:t>
+        <w:t xml:space="preserve">pairs()</w:t>
+      </w:r>
+      <w:r>
+        <w:t xml:space="preserve"> </w:t>
+      </w:r>
+      <w:r>
+        <w:t xml:space="preserve">output gives p-values for all combinations.</w:t>
+      </w:r>
+    </w:p>
+    <w:p>
+      <w:pPr>
+        <w:numPr>
+          <w:ilvl w:val="2"/>
+          <w:numId w:val="1052"/>
+        </w:numPr>
+      </w:pPr>
+      <w:r>
+        <w:t xml:space="preserve">The plot shows these comparisons visually. Red arrows connect any groups that are NOT significantly different.</w:t>
+      </w:r>
+    </w:p>
+    <w:p>
+      <w:pPr>
+        <w:numPr>
+          <w:ilvl w:val="2"/>
+          <w:numId w:val="1052"/>
+        </w:numPr>
+      </w:pPr>
+      <w:r>
+        <w:t xml:space="preserve">Here,</w:t>
+      </w:r>
+      <w:r>
+        <w:t xml:space="preserve"> </w:t>
+      </w:r>
+      <w:r>
+        <w:t xml:space="preserve">“One virgin female”</w:t>
+      </w:r>
+      <w:r>
+        <w:t xml:space="preserve"> </w:t>
+      </w:r>
+      <w:r>
+        <w:t xml:space="preserve">and</w:t>
+      </w:r>
+      <w:r>
+        <w:t xml:space="preserve"> </w:t>
+      </w:r>
+      <w:r>
+        <w:t xml:space="preserve">“One inseminated female”</w:t>
+      </w:r>
+      <w:r>
+        <w:t xml:space="preserve"> </w:t>
+      </w:r>
+      <w:r>
+        <w:t xml:space="preserve">are not different from each other, but all other comparisons are significant.</w:t>
       </w:r>
     </w:p>
     <w:p>
@@ -5128,7 +5220,7 @@
         <w:rPr>
           <w:rStyle w:val="CommentTok"/>
         </w:rPr>
-        <w:t xml:space="preserve"># Get adjusted means using emmeans</w:t>
+        <w:t xml:space="preserve"># Pairwise comparisons of adjusted means</w:t>
       </w:r>
       <w:r>
         <w:br/>
@@ -5137,52 +5229,31 @@
         <w:rPr>
           <w:rStyle w:val="FunctionTok"/>
         </w:rPr>
-        <w:t xml:space="preserve">library</w:t>
-      </w:r>
-      <w:r>
-        <w:rPr>
-          <w:rStyle w:val="NormalTok"/>
-        </w:rPr>
-        <w:t xml:space="preserve">(emmeans)</w:t>
-      </w:r>
-      <w:r>
-        <w:br/>
-      </w:r>
-      <w:r>
-        <w:rPr>
-          <w:rStyle w:val="NormalTok"/>
-        </w:rPr>
-        <w:t xml:space="preserve">adjusted_means </w:t>
-      </w:r>
-      <w:r>
-        <w:rPr>
-          <w:rStyle w:val="OtherTok"/>
-        </w:rPr>
-        <w:t xml:space="preserve">&lt;-</w:t>
-      </w:r>
-      <w:r>
-        <w:rPr>
-          <w:rStyle w:val="NormalTok"/>
-        </w:rPr>
-        <w:t xml:space="preserve"> </w:t>
-      </w:r>
-      <w:r>
-        <w:rPr>
-          <w:rStyle w:val="FunctionTok"/>
-        </w:rPr>
-        <w:t xml:space="preserve">emmeans</w:t>
-      </w:r>
-      <w:r>
-        <w:rPr>
-          <w:rStyle w:val="NormalTok"/>
-        </w:rPr>
-        <w:t xml:space="preserve">(ancova_model, </w:t>
+        <w:t xml:space="preserve">pairs</w:t>
+      </w:r>
+      <w:r>
+        <w:rPr>
+          <w:rStyle w:val="NormalTok"/>
+        </w:rPr>
+        <w:t xml:space="preserve">(adjusted_means, </w:t>
+      </w:r>
+      <w:r>
+        <w:rPr>
+          <w:rStyle w:val="AttributeTok"/>
+        </w:rPr>
+        <w:t xml:space="preserve">adjust =</w:t>
+      </w:r>
+      <w:r>
+        <w:rPr>
+          <w:rStyle w:val="NormalTok"/>
+        </w:rPr>
+        <w:t xml:space="preserve"> </w:t>
       </w:r>
       <w:r>
         <w:rPr>
           <w:rStyle w:val="StringTok"/>
         </w:rPr>
-        <w:t xml:space="preserve">"treatment"</w:t>
+        <w:t xml:space="preserve">"tukey"</w:t>
       </w:r>
       <w:r>
         <w:rPr>
@@ -5195,18 +5266,9 @@
       </w:r>
       <w:r>
         <w:rPr>
-          <w:rStyle w:val="NormalTok"/>
-        </w:rPr>
-        <w:t xml:space="preserve">adjusted_means</w:t>
-      </w:r>
-      <w:r>
-        <w:br/>
-      </w:r>
-      <w:r>
-        <w:rPr>
           <w:rStyle w:val="DocumentationTok"/>
         </w:rPr>
-        <w:t xml:space="preserve">##  treatment                       emmean   SE  df lower.CL upper.CL</w:t>
+        <w:t xml:space="preserve">##  contrast                                                       estimate   SE</w:t>
       </w:r>
       <w:r>
         <w:br/>
@@ -5215,7 +5277,7 @@
         <w:rPr>
           <w:rStyle w:val="DocumentationTok"/>
         </w:rPr>
-        <w:t xml:space="preserve">##  No females                        65.4 2.11 119     61.3     69.6</w:t>
+        <w:t xml:space="preserve">##  No females - One virgin female daily                               3.93 3.00</w:t>
       </w:r>
       <w:r>
         <w:br/>
@@ -5224,7 +5286,7 @@
         <w:rPr>
           <w:rStyle w:val="DocumentationTok"/>
         </w:rPr>
-        <w:t xml:space="preserve">##  One virgin female daily           61.5 2.11 119     57.3     65.7</w:t>
+        <w:t xml:space="preserve">##  No females - Eight virgin females daily                            1.28 2.98</w:t>
       </w:r>
       <w:r>
         <w:br/>
@@ -5233,7 +5295,7 @@
         <w:rPr>
           <w:rStyle w:val="DocumentationTok"/>
         </w:rPr>
-        <w:t xml:space="preserve">##  Eight virgin females daily        64.2 2.10 119     60.0     68.3</w:t>
+        <w:t xml:space="preserve">##  No females - One inseminated female daily                         10.95 3.00</w:t>
       </w:r>
       <w:r>
         <w:br/>
@@ -5242,7 +5304,7 @@
         <w:rPr>
           <w:rStyle w:val="DocumentationTok"/>
         </w:rPr>
-        <w:t xml:space="preserve">##  One inseminated female daily      54.5 2.11 119     50.3     58.7</w:t>
+        <w:t xml:space="preserve">##  No females - Eight inseminated females daily                      23.88 2.97</w:t>
       </w:r>
       <w:r>
         <w:br/>
@@ -5251,7 +5313,7 @@
         <w:rPr>
           <w:rStyle w:val="DocumentationTok"/>
         </w:rPr>
-        <w:t xml:space="preserve">##  Eight inseminated females daily   41.6 2.12 119     37.4     45.8</w:t>
+        <w:t xml:space="preserve">##  One virgin female daily - Eight virgin females daily              -2.65 2.98</w:t>
       </w:r>
       <w:r>
         <w:br/>
@@ -5260,6 +5322,150 @@
         <w:rPr>
           <w:rStyle w:val="DocumentationTok"/>
         </w:rPr>
+        <w:t xml:space="preserve">##  One virgin female daily - One inseminated female daily             7.02 2.97</w:t>
+      </w:r>
+      <w:r>
+        <w:br/>
+      </w:r>
+      <w:r>
+        <w:rPr>
+          <w:rStyle w:val="DocumentationTok"/>
+        </w:rPr>
+        <w:t xml:space="preserve">##  One virgin female daily - Eight inseminated females daily         19.95 3.01</w:t>
+      </w:r>
+      <w:r>
+        <w:br/>
+      </w:r>
+      <w:r>
+        <w:rPr>
+          <w:rStyle w:val="DocumentationTok"/>
+        </w:rPr>
+        <w:t xml:space="preserve">##  Eight virgin females daily - One inseminated female daily          9.67 2.98</w:t>
+      </w:r>
+      <w:r>
+        <w:br/>
+      </w:r>
+      <w:r>
+        <w:rPr>
+          <w:rStyle w:val="DocumentationTok"/>
+        </w:rPr>
+        <w:t xml:space="preserve">##  Eight virgin females daily - Eight inseminated females daily      22.60 2.99</w:t>
+      </w:r>
+      <w:r>
+        <w:br/>
+      </w:r>
+      <w:r>
+        <w:rPr>
+          <w:rStyle w:val="DocumentationTok"/>
+        </w:rPr>
+        <w:t xml:space="preserve">##  One inseminated female daily - Eight inseminated females daily    12.93 3.01</w:t>
+      </w:r>
+      <w:r>
+        <w:br/>
+      </w:r>
+      <w:r>
+        <w:rPr>
+          <w:rStyle w:val="DocumentationTok"/>
+        </w:rPr>
+        <w:t xml:space="preserve">##   df t.ratio p.value</w:t>
+      </w:r>
+      <w:r>
+        <w:br/>
+      </w:r>
+      <w:r>
+        <w:rPr>
+          <w:rStyle w:val="DocumentationTok"/>
+        </w:rPr>
+        <w:t xml:space="preserve">##  119   1.311  0.6849</w:t>
+      </w:r>
+      <w:r>
+        <w:br/>
+      </w:r>
+      <w:r>
+        <w:rPr>
+          <w:rStyle w:val="DocumentationTok"/>
+        </w:rPr>
+        <w:t xml:space="preserve">##  119   0.428  0.9929</w:t>
+      </w:r>
+      <w:r>
+        <w:br/>
+      </w:r>
+      <w:r>
+        <w:rPr>
+          <w:rStyle w:val="DocumentationTok"/>
+        </w:rPr>
+        <w:t xml:space="preserve">##  119   3.650  0.0035</w:t>
+      </w:r>
+      <w:r>
+        <w:br/>
+      </w:r>
+      <w:r>
+        <w:rPr>
+          <w:rStyle w:val="DocumentationTok"/>
+        </w:rPr>
+        <w:t xml:space="preserve">##  119   8.031 &lt;0.0001</w:t>
+      </w:r>
+      <w:r>
+        <w:br/>
+      </w:r>
+      <w:r>
+        <w:rPr>
+          <w:rStyle w:val="DocumentationTok"/>
+        </w:rPr>
+        <w:t xml:space="preserve">##  119  -0.891  0.8996</w:t>
+      </w:r>
+      <w:r>
+        <w:br/>
+      </w:r>
+      <w:r>
+        <w:rPr>
+          <w:rStyle w:val="DocumentationTok"/>
+        </w:rPr>
+        <w:t xml:space="preserve">##  119   2.361  0.1336</w:t>
+      </w:r>
+      <w:r>
+        <w:br/>
+      </w:r>
+      <w:r>
+        <w:rPr>
+          <w:rStyle w:val="DocumentationTok"/>
+        </w:rPr>
+        <w:t xml:space="preserve">##  119   6.636 &lt;0.0001</w:t>
+      </w:r>
+      <w:r>
+        <w:br/>
+      </w:r>
+      <w:r>
+        <w:rPr>
+          <w:rStyle w:val="DocumentationTok"/>
+        </w:rPr>
+        <w:t xml:space="preserve">##  119   3.249  0.0129</w:t>
+      </w:r>
+      <w:r>
+        <w:br/>
+      </w:r>
+      <w:r>
+        <w:rPr>
+          <w:rStyle w:val="DocumentationTok"/>
+        </w:rPr>
+        <w:t xml:space="preserve">##  119   7.560 &lt;0.0001</w:t>
+      </w:r>
+      <w:r>
+        <w:br/>
+      </w:r>
+      <w:r>
+        <w:rPr>
+          <w:rStyle w:val="DocumentationTok"/>
+        </w:rPr>
+        <w:t xml:space="preserve">##  119   4.298  0.0003</w:t>
+      </w:r>
+      <w:r>
+        <w:br/>
+      </w:r>
+      <w:r>
+        <w:rPr>
+          <w:rStyle w:val="DocumentationTok"/>
+        </w:rPr>
         <w:t xml:space="preserve">## </w:t>
       </w:r>
       <w:r>
@@ -5269,11 +5475,11 @@
         <w:rPr>
           <w:rStyle w:val="DocumentationTok"/>
         </w:rPr>
-        <w:t xml:space="preserve">## Confidence level used: 0.95</w:t>
-      </w:r>
-    </w:p>
-    <w:bookmarkEnd w:id="60"/>
-    <w:bookmarkStart w:id="61" w:name="partridge-example-pairwise-comparisons"/>
+        <w:t xml:space="preserve">## P value adjustment: tukey method for comparing a family of 5 estimates</w:t>
+      </w:r>
+    </w:p>
+    <w:bookmarkEnd w:id="61"/>
+    <w:bookmarkStart w:id="65" w:name="partridge-example-pairwise-comparisons-1"/>
     <w:p>
       <w:pPr>
         <w:pStyle w:val="Heading2"/>
@@ -5287,7 +5493,7 @@
         <w:pStyle w:val="Compact"/>
         <w:numPr>
           <w:ilvl w:val="0"/>
-          <w:numId w:val="1050"/>
+          <w:numId w:val="1053"/>
         </w:numPr>
       </w:pPr>
       <w:r>
@@ -5295,446 +5501,21 @@
           <w:b/>
           <w:bCs/>
         </w:rPr>
-        <w:t xml:space="preserve">Pairwise Comparisons of Adjusted Means to see which groups</w:t>
-      </w:r>
+        <w:t xml:space="preserve">Pairwise Comparisons of Adjusted Means to see which groups differ</w:t>
+      </w:r>
+    </w:p>
+    <w:p>
+      <w:pPr>
+        <w:numPr>
+          <w:ilvl w:val="1"/>
+          <w:numId w:val="1054"/>
+        </w:numPr>
+      </w:pPr>
       <w:r>
         <w:rPr>
           <w:b/>
           <w:bCs/>
         </w:rPr>
-        <w:t xml:space="preserve"> </w:t>
-      </w:r>
-      <w:r>
-        <w:rPr>
-          <w:b/>
-          <w:bCs/>
-        </w:rPr>
-        <w:t xml:space="preserve">differ</w:t>
-      </w:r>
-    </w:p>
-    <w:p>
-      <w:pPr>
-        <w:numPr>
-          <w:ilvl w:val="1"/>
-          <w:numId w:val="1051"/>
-        </w:numPr>
-      </w:pPr>
-      <w:r>
-        <w:rPr>
-          <w:b/>
-          <w:bCs/>
-        </w:rPr>
-        <w:t xml:space="preserve">Interpretation:</w:t>
-      </w:r>
-    </w:p>
-    <w:p>
-      <w:pPr>
-        <w:numPr>
-          <w:ilvl w:val="2"/>
-          <w:numId w:val="1052"/>
-        </w:numPr>
-      </w:pPr>
-      <w:r>
-        <w:t xml:space="preserve">The</w:t>
-      </w:r>
-      <w:r>
-        <w:t xml:space="preserve"> </w:t>
-      </w:r>
-      <w:r>
-        <w:rPr>
-          <w:rStyle w:val="VerbatimChar"/>
-        </w:rPr>
-        <w:t xml:space="preserve">pairs()</w:t>
-      </w:r>
-      <w:r>
-        <w:t xml:space="preserve"> </w:t>
-      </w:r>
-      <w:r>
-        <w:t xml:space="preserve">output gives p-values for all combinations.</w:t>
-      </w:r>
-    </w:p>
-    <w:p>
-      <w:pPr>
-        <w:numPr>
-          <w:ilvl w:val="2"/>
-          <w:numId w:val="1052"/>
-        </w:numPr>
-      </w:pPr>
-      <w:r>
-        <w:t xml:space="preserve">The plot shows these comparisons visually. Red arrows</w:t>
-      </w:r>
-      <w:r>
-        <w:t xml:space="preserve"> </w:t>
-      </w:r>
-      <w:r>
-        <w:t xml:space="preserve">connect any groups that are NOT significantly different.</w:t>
-      </w:r>
-    </w:p>
-    <w:p>
-      <w:pPr>
-        <w:numPr>
-          <w:ilvl w:val="2"/>
-          <w:numId w:val="1052"/>
-        </w:numPr>
-      </w:pPr>
-      <w:r>
-        <w:t xml:space="preserve">Here,</w:t>
-      </w:r>
-      <w:r>
-        <w:t xml:space="preserve"> </w:t>
-      </w:r>
-      <w:r>
-        <w:t xml:space="preserve">“One virgin female”</w:t>
-      </w:r>
-      <w:r>
-        <w:t xml:space="preserve"> </w:t>
-      </w:r>
-      <w:r>
-        <w:t xml:space="preserve">and</w:t>
-      </w:r>
-      <w:r>
-        <w:t xml:space="preserve"> </w:t>
-      </w:r>
-      <w:r>
-        <w:t xml:space="preserve">“One inseminated female”</w:t>
-      </w:r>
-      <w:r>
-        <w:t xml:space="preserve"> </w:t>
-      </w:r>
-      <w:r>
-        <w:t xml:space="preserve">are</w:t>
-      </w:r>
-      <w:r>
-        <w:t xml:space="preserve"> </w:t>
-      </w:r>
-      <w:r>
-        <w:t xml:space="preserve">not different from each other, but all other comparisons are</w:t>
-      </w:r>
-      <w:r>
-        <w:t xml:space="preserve"> </w:t>
-      </w:r>
-      <w:r>
-        <w:t xml:space="preserve">significant.</w:t>
-      </w:r>
-    </w:p>
-    <w:p>
-      <w:pPr>
-        <w:pStyle w:val="SourceCode"/>
-      </w:pPr>
-      <w:r>
-        <w:rPr>
-          <w:rStyle w:val="CommentTok"/>
-        </w:rPr>
-        <w:t xml:space="preserve"># Pairwise comparisons of adjusted means</w:t>
-      </w:r>
-      <w:r>
-        <w:br/>
-      </w:r>
-      <w:r>
-        <w:rPr>
-          <w:rStyle w:val="FunctionTok"/>
-        </w:rPr>
-        <w:t xml:space="preserve">pairs</w:t>
-      </w:r>
-      <w:r>
-        <w:rPr>
-          <w:rStyle w:val="NormalTok"/>
-        </w:rPr>
-        <w:t xml:space="preserve">(adjusted_means, </w:t>
-      </w:r>
-      <w:r>
-        <w:rPr>
-          <w:rStyle w:val="AttributeTok"/>
-        </w:rPr>
-        <w:t xml:space="preserve">adjust =</w:t>
-      </w:r>
-      <w:r>
-        <w:rPr>
-          <w:rStyle w:val="NormalTok"/>
-        </w:rPr>
-        <w:t xml:space="preserve"> </w:t>
-      </w:r>
-      <w:r>
-        <w:rPr>
-          <w:rStyle w:val="StringTok"/>
-        </w:rPr>
-        <w:t xml:space="preserve">"tukey"</w:t>
-      </w:r>
-      <w:r>
-        <w:rPr>
-          <w:rStyle w:val="NormalTok"/>
-        </w:rPr>
-        <w:t xml:space="preserve">)</w:t>
-      </w:r>
-      <w:r>
-        <w:br/>
-      </w:r>
-      <w:r>
-        <w:rPr>
-          <w:rStyle w:val="DocumentationTok"/>
-        </w:rPr>
-        <w:t xml:space="preserve">##  contrast                                                       estimate   SE</w:t>
-      </w:r>
-      <w:r>
-        <w:br/>
-      </w:r>
-      <w:r>
-        <w:rPr>
-          <w:rStyle w:val="DocumentationTok"/>
-        </w:rPr>
-        <w:t xml:space="preserve">##  No females - One virgin female daily                               3.93 3.00</w:t>
-      </w:r>
-      <w:r>
-        <w:br/>
-      </w:r>
-      <w:r>
-        <w:rPr>
-          <w:rStyle w:val="DocumentationTok"/>
-        </w:rPr>
-        <w:t xml:space="preserve">##  No females - Eight virgin females daily                            1.28 2.98</w:t>
-      </w:r>
-      <w:r>
-        <w:br/>
-      </w:r>
-      <w:r>
-        <w:rPr>
-          <w:rStyle w:val="DocumentationTok"/>
-        </w:rPr>
-        <w:t xml:space="preserve">##  No females - One inseminated female daily                         10.95 3.00</w:t>
-      </w:r>
-      <w:r>
-        <w:br/>
-      </w:r>
-      <w:r>
-        <w:rPr>
-          <w:rStyle w:val="DocumentationTok"/>
-        </w:rPr>
-        <w:t xml:space="preserve">##  No females - Eight inseminated females daily                      23.88 2.97</w:t>
-      </w:r>
-      <w:r>
-        <w:br/>
-      </w:r>
-      <w:r>
-        <w:rPr>
-          <w:rStyle w:val="DocumentationTok"/>
-        </w:rPr>
-        <w:t xml:space="preserve">##  One virgin female daily - Eight virgin females daily              -2.65 2.98</w:t>
-      </w:r>
-      <w:r>
-        <w:br/>
-      </w:r>
-      <w:r>
-        <w:rPr>
-          <w:rStyle w:val="DocumentationTok"/>
-        </w:rPr>
-        <w:t xml:space="preserve">##  One virgin female daily - One inseminated female daily             7.02 2.97</w:t>
-      </w:r>
-      <w:r>
-        <w:br/>
-      </w:r>
-      <w:r>
-        <w:rPr>
-          <w:rStyle w:val="DocumentationTok"/>
-        </w:rPr>
-        <w:t xml:space="preserve">##  One virgin female daily - Eight inseminated females daily         19.95 3.01</w:t>
-      </w:r>
-      <w:r>
-        <w:br/>
-      </w:r>
-      <w:r>
-        <w:rPr>
-          <w:rStyle w:val="DocumentationTok"/>
-        </w:rPr>
-        <w:t xml:space="preserve">##  Eight virgin females daily - One inseminated female daily          9.67 2.98</w:t>
-      </w:r>
-      <w:r>
-        <w:br/>
-      </w:r>
-      <w:r>
-        <w:rPr>
-          <w:rStyle w:val="DocumentationTok"/>
-        </w:rPr>
-        <w:t xml:space="preserve">##  Eight virgin females daily - Eight inseminated females daily      22.60 2.99</w:t>
-      </w:r>
-      <w:r>
-        <w:br/>
-      </w:r>
-      <w:r>
-        <w:rPr>
-          <w:rStyle w:val="DocumentationTok"/>
-        </w:rPr>
-        <w:t xml:space="preserve">##  One inseminated female daily - Eight inseminated females daily    12.93 3.01</w:t>
-      </w:r>
-      <w:r>
-        <w:br/>
-      </w:r>
-      <w:r>
-        <w:rPr>
-          <w:rStyle w:val="DocumentationTok"/>
-        </w:rPr>
-        <w:t xml:space="preserve">##   df t.ratio p.value</w:t>
-      </w:r>
-      <w:r>
-        <w:br/>
-      </w:r>
-      <w:r>
-        <w:rPr>
-          <w:rStyle w:val="DocumentationTok"/>
-        </w:rPr>
-        <w:t xml:space="preserve">##  119   1.311  0.6849</w:t>
-      </w:r>
-      <w:r>
-        <w:br/>
-      </w:r>
-      <w:r>
-        <w:rPr>
-          <w:rStyle w:val="DocumentationTok"/>
-        </w:rPr>
-        <w:t xml:space="preserve">##  119   0.428  0.9929</w:t>
-      </w:r>
-      <w:r>
-        <w:br/>
-      </w:r>
-      <w:r>
-        <w:rPr>
-          <w:rStyle w:val="DocumentationTok"/>
-        </w:rPr>
-        <w:t xml:space="preserve">##  119   3.650  0.0035</w:t>
-      </w:r>
-      <w:r>
-        <w:br/>
-      </w:r>
-      <w:r>
-        <w:rPr>
-          <w:rStyle w:val="DocumentationTok"/>
-        </w:rPr>
-        <w:t xml:space="preserve">##  119   8.031 &lt;0.0001</w:t>
-      </w:r>
-      <w:r>
-        <w:br/>
-      </w:r>
-      <w:r>
-        <w:rPr>
-          <w:rStyle w:val="DocumentationTok"/>
-        </w:rPr>
-        <w:t xml:space="preserve">##  119  -0.891  0.8996</w:t>
-      </w:r>
-      <w:r>
-        <w:br/>
-      </w:r>
-      <w:r>
-        <w:rPr>
-          <w:rStyle w:val="DocumentationTok"/>
-        </w:rPr>
-        <w:t xml:space="preserve">##  119   2.361  0.1336</w:t>
-      </w:r>
-      <w:r>
-        <w:br/>
-      </w:r>
-      <w:r>
-        <w:rPr>
-          <w:rStyle w:val="DocumentationTok"/>
-        </w:rPr>
-        <w:t xml:space="preserve">##  119   6.636 &lt;0.0001</w:t>
-      </w:r>
-      <w:r>
-        <w:br/>
-      </w:r>
-      <w:r>
-        <w:rPr>
-          <w:rStyle w:val="DocumentationTok"/>
-        </w:rPr>
-        <w:t xml:space="preserve">##  119   3.249  0.0129</w:t>
-      </w:r>
-      <w:r>
-        <w:br/>
-      </w:r>
-      <w:r>
-        <w:rPr>
-          <w:rStyle w:val="DocumentationTok"/>
-        </w:rPr>
-        <w:t xml:space="preserve">##  119   7.560 &lt;0.0001</w:t>
-      </w:r>
-      <w:r>
-        <w:br/>
-      </w:r>
-      <w:r>
-        <w:rPr>
-          <w:rStyle w:val="DocumentationTok"/>
-        </w:rPr>
-        <w:t xml:space="preserve">##  119   4.298  0.0003</w:t>
-      </w:r>
-      <w:r>
-        <w:br/>
-      </w:r>
-      <w:r>
-        <w:rPr>
-          <w:rStyle w:val="DocumentationTok"/>
-        </w:rPr>
-        <w:t xml:space="preserve">## </w:t>
-      </w:r>
-      <w:r>
-        <w:br/>
-      </w:r>
-      <w:r>
-        <w:rPr>
-          <w:rStyle w:val="DocumentationTok"/>
-        </w:rPr>
-        <w:t xml:space="preserve">## P value adjustment: tukey method for comparing a family of 5 estimates</w:t>
-      </w:r>
-    </w:p>
-    <w:bookmarkEnd w:id="61"/>
-    <w:bookmarkStart w:id="65" w:name="partridge-example-pairwise-comparisons-1"/>
-    <w:p>
-      <w:pPr>
-        <w:pStyle w:val="Heading2"/>
-      </w:pPr>
-      <w:r>
-        <w:t xml:space="preserve">Partridge Example: Pairwise Comparisons</w:t>
-      </w:r>
-    </w:p>
-    <w:p>
-      <w:pPr>
-        <w:pStyle w:val="Compact"/>
-        <w:numPr>
-          <w:ilvl w:val="0"/>
-          <w:numId w:val="1053"/>
-        </w:numPr>
-      </w:pPr>
-      <w:r>
-        <w:rPr>
-          <w:b/>
-          <w:bCs/>
-        </w:rPr>
-        <w:t xml:space="preserve">Pairwise Comparisons of Adjusted Means to see which groups</w:t>
-      </w:r>
-      <w:r>
-        <w:rPr>
-          <w:b/>
-          <w:bCs/>
-        </w:rPr>
-        <w:t xml:space="preserve"> </w:t>
-      </w:r>
-      <w:r>
-        <w:rPr>
-          <w:b/>
-          <w:bCs/>
-        </w:rPr>
-        <w:t xml:space="preserve">differ</w:t>
-      </w:r>
-    </w:p>
-    <w:p>
-      <w:pPr>
-        <w:numPr>
-          <w:ilvl w:val="1"/>
-          <w:numId w:val="1054"/>
-        </w:numPr>
-      </w:pPr>
-      <w:r>
-        <w:rPr>
-          <w:b/>
-          <w:bCs/>
-        </w:rPr>
         <w:t xml:space="preserve">Interpretation:</w:t>
       </w:r>
     </w:p>
@@ -5772,13 +5553,7 @@
         </w:numPr>
       </w:pPr>
       <w:r>
-        <w:t xml:space="preserve">The plot shows these comparisons visually. Red arrows</w:t>
-      </w:r>
-      <w:r>
-        <w:t xml:space="preserve"> </w:t>
-      </w:r>
-      <w:r>
-        <w:t xml:space="preserve">connect any groups that are NOT significantly different.</w:t>
+        <w:t xml:space="preserve">The plot shows these comparisons visually. Red arrows connect any groups that are NOT significantly different.</w:t>
       </w:r>
     </w:p>
     <w:p>
@@ -5813,19 +5588,7 @@
         <w:t xml:space="preserve"> </w:t>
       </w:r>
       <w:r>
-        <w:t xml:space="preserve">are</w:t>
-      </w:r>
-      <w:r>
-        <w:t xml:space="preserve"> </w:t>
-      </w:r>
-      <w:r>
-        <w:t xml:space="preserve">not different from each other, but all other comparisons are</w:t>
-      </w:r>
-      <w:r>
-        <w:t xml:space="preserve"> </w:t>
-      </w:r>
-      <w:r>
-        <w:t xml:space="preserve">significant.</w:t>
+        <w:t xml:space="preserve">are not different from each other, but all other comparisons are significant.</w:t>
       </w:r>
     </w:p>
     <w:p>
@@ -5905,6 +5668,15 @@
         <w:t xml:space="preserve">(</w:t>
       </w:r>
       <w:r>
+        <w:br/>
+      </w:r>
+      <w:r>
+        <w:rPr>
+          <w:rStyle w:val="NormalTok"/>
+        </w:rPr>
+        <w:t xml:space="preserve">    </w:t>
+      </w:r>
+      <w:r>
         <w:rPr>
           <w:rStyle w:val="AttributeTok"/>
         </w:rPr>
@@ -5935,7 +5707,7 @@
         <w:rPr>
           <w:rStyle w:val="NormalTok"/>
         </w:rPr>
-        <w:t xml:space="preserve">       </w:t>
+        <w:t xml:space="preserve">    </w:t>
       </w:r>
       <w:r>
         <w:rPr>
@@ -5968,7 +5740,7 @@
         <w:rPr>
           <w:rStyle w:val="NormalTok"/>
         </w:rPr>
-        <w:t xml:space="preserve">       </w:t>
+        <w:t xml:space="preserve">    </w:t>
       </w:r>
       <w:r>
         <w:rPr>
@@ -5989,10 +5761,13 @@
         <w:t xml:space="preserve">"Treatment"</w:t>
       </w:r>
       <w:r>
-        <w:rPr>
-          <w:rStyle w:val="NormalTok"/>
-        </w:rPr>
-        <w:t xml:space="preserve">) </w:t>
+        <w:br/>
+      </w:r>
+      <w:r>
+        <w:rPr>
+          <w:rStyle w:val="NormalTok"/>
+        </w:rPr>
+        <w:t xml:space="preserve">  ) </w:t>
       </w:r>
       <w:r>
         <w:rPr>
@@ -6294,13 +6069,7 @@
         </w:numPr>
       </w:pPr>
       <w:r>
-        <w:t xml:space="preserve">Relationship between body volume and suture width depends on</w:t>
-      </w:r>
-      <w:r>
-        <w:t xml:space="preserve"> </w:t>
-      </w:r>
-      <w:r>
-        <w:t xml:space="preserve">treatment group</w:t>
+        <w:t xml:space="preserve">Relationship between body volume and suture width depends on treatment group</w:t>
       </w:r>
     </w:p>
     <w:p>
@@ -6411,13 +6180,7 @@
         <w:t xml:space="preserve"> </w:t>
       </w:r>
       <w:r>
-        <w:t xml:space="preserve">often more interesting biological result</w:t>
-      </w:r>
-      <w:r>
-        <w:t xml:space="preserve"> </w:t>
-      </w:r>
-      <w:r>
-        <w:t xml:space="preserve">than simple mean differences</w:t>
+        <w:t xml:space="preserve">often more interesting biological result than simple mean differences</w:t>
       </w:r>
     </w:p>
     <w:p>
@@ -6516,19 +6279,7 @@
         <w:t xml:space="preserve"> </w:t>
       </w:r>
       <w:r>
-        <w:t xml:space="preserve">advanced method to identify regions of</w:t>
-      </w:r>
-      <w:r>
-        <w:t xml:space="preserve"> </w:t>
-      </w:r>
-      <w:r>
-        <w:t xml:space="preserve">covariate (X-axis) where groups are (and are not) significantly</w:t>
-      </w:r>
-      <w:r>
-        <w:t xml:space="preserve"> </w:t>
-      </w:r>
-      <w:r>
-        <w:t xml:space="preserve">different.</w:t>
+        <w:t xml:space="preserve">advanced method to identify regions of covariate (X-axis) where groups are (and are not) significantly different.</w:t>
       </w:r>
     </w:p>
     <w:p>
@@ -6549,13 +6300,7 @@
         <w:t xml:space="preserve"> </w:t>
       </w:r>
       <w:r>
-        <w:t xml:space="preserve">Analyze each group separately (less</w:t>
-      </w:r>
-      <w:r>
-        <w:t xml:space="preserve"> </w:t>
-      </w:r>
-      <w:r>
-        <w:t xml:space="preserve">powerful).</w:t>
+        <w:t xml:space="preserve">Analyze each group separately (less powerful).</w:t>
       </w:r>
     </w:p>
     <w:p>
@@ -6564,151 +6309,7 @@
       </w:pPr>
       <w:r>
         <w:rPr>
-          <w:rStyle w:val="NormalTok"/>
-        </w:rPr>
-        <w:t xml:space="preserve">    </w:t>
-      </w:r>
-      <w:r>
-        <w:rPr>
-          <w:rStyle w:val="CommentTok"/>
-        </w:rPr>
-        <w:t xml:space="preserve">#| echo: false</w:t>
-      </w:r>
-      <w:r>
-        <w:br/>
-      </w:r>
-      <w:r>
-        <w:rPr>
-          <w:rStyle w:val="NormalTok"/>
-        </w:rPr>
-        <w:t xml:space="preserve">    </w:t>
-      </w:r>
-      <w:r>
-        <w:rPr>
-          <w:rStyle w:val="CommentTok"/>
-        </w:rPr>
-        <w:t xml:space="preserve"># Fit model with interaction</w:t>
-      </w:r>
-      <w:r>
-        <w:br/>
-      </w:r>
-      <w:r>
-        <w:rPr>
-          <w:rStyle w:val="NormalTok"/>
-        </w:rPr>
-        <w:t xml:space="preserve">    urchin_model </w:t>
-      </w:r>
-      <w:r>
-        <w:rPr>
-          <w:rStyle w:val="OtherTok"/>
-        </w:rPr>
-        <w:t xml:space="preserve">&lt;-</w:t>
-      </w:r>
-      <w:r>
-        <w:rPr>
-          <w:rStyle w:val="NormalTok"/>
-        </w:rPr>
-        <w:t xml:space="preserve"> </w:t>
-      </w:r>
-      <w:r>
-        <w:rPr>
-          <w:rStyle w:val="FunctionTok"/>
-        </w:rPr>
-        <w:t xml:space="preserve">lm</w:t>
-      </w:r>
-      <w:r>
-        <w:rPr>
-          <w:rStyle w:val="NormalTok"/>
-        </w:rPr>
-        <w:t xml:space="preserve">(suture_width </w:t>
-      </w:r>
-      <w:r>
-        <w:rPr>
-          <w:rStyle w:val="SpecialCharTok"/>
-        </w:rPr>
-        <w:t xml:space="preserve">~</w:t>
-      </w:r>
-      <w:r>
-        <w:rPr>
-          <w:rStyle w:val="NormalTok"/>
-        </w:rPr>
-        <w:t xml:space="preserve"> volume </w:t>
-      </w:r>
-      <w:r>
-        <w:rPr>
-          <w:rStyle w:val="SpecialCharTok"/>
-        </w:rPr>
-        <w:t xml:space="preserve">*</w:t>
-      </w:r>
-      <w:r>
-        <w:rPr>
-          <w:rStyle w:val="NormalTok"/>
-        </w:rPr>
-        <w:t xml:space="preserve"> treatment, </w:t>
-      </w:r>
-      <w:r>
-        <w:rPr>
-          <w:rStyle w:val="AttributeTok"/>
-        </w:rPr>
-        <w:t xml:space="preserve">data =</w:t>
-      </w:r>
-      <w:r>
-        <w:rPr>
-          <w:rStyle w:val="NormalTok"/>
-        </w:rPr>
-        <w:t xml:space="preserve"> urchin_data)</w:t>
-      </w:r>
-      <w:r>
-        <w:br/>
-      </w:r>
-      <w:r>
-        <w:rPr>
-          <w:rStyle w:val="NormalTok"/>
-        </w:rPr>
-        <w:t xml:space="preserve">    </w:t>
-      </w:r>
-      <w:r>
-        <w:rPr>
-          <w:rStyle w:val="FunctionTok"/>
-        </w:rPr>
-        <w:t xml:space="preserve">Anova</w:t>
-      </w:r>
-      <w:r>
-        <w:rPr>
-          <w:rStyle w:val="NormalTok"/>
-        </w:rPr>
-        <w:t xml:space="preserve">(urchin_model, </w:t>
-      </w:r>
-      <w:r>
-        <w:rPr>
-          <w:rStyle w:val="AttributeTok"/>
-        </w:rPr>
-        <w:t xml:space="preserve">type =</w:t>
-      </w:r>
-      <w:r>
-        <w:rPr>
-          <w:rStyle w:val="NormalTok"/>
-        </w:rPr>
-        <w:t xml:space="preserve"> </w:t>
-      </w:r>
-      <w:r>
-        <w:rPr>
-          <w:rStyle w:val="DecValTok"/>
-        </w:rPr>
-        <w:t xml:space="preserve">3</w:t>
-      </w:r>
-      <w:r>
-        <w:rPr>
-          <w:rStyle w:val="NormalTok"/>
-        </w:rPr>
-        <w:t xml:space="preserve">)</w:t>
-      </w:r>
-      <w:r>
-        <w:br/>
-      </w:r>
-      <w:r>
-        <w:rPr>
-          <w:rStyle w:val="DocumentationTok"/>
+          <w:rStyle w:val="VerbatimChar"/>
         </w:rPr>
         <w:t xml:space="preserve">## Anova Table (Type III tests)</w:t>
       </w:r>
@@ -6717,7 +6318,7 @@
       </w:r>
       <w:r>
         <w:rPr>
-          <w:rStyle w:val="DocumentationTok"/>
+          <w:rStyle w:val="VerbatimChar"/>
         </w:rPr>
         <w:t xml:space="preserve">## </w:t>
       </w:r>
@@ -6726,7 +6327,7 @@
       </w:r>
       <w:r>
         <w:rPr>
-          <w:rStyle w:val="DocumentationTok"/>
+          <w:rStyle w:val="VerbatimChar"/>
         </w:rPr>
         <w:t xml:space="preserve">## Response: suture_width</w:t>
       </w:r>
@@ -6735,7 +6336,7 @@
       </w:r>
       <w:r>
         <w:rPr>
-          <w:rStyle w:val="DocumentationTok"/>
+          <w:rStyle w:val="VerbatimChar"/>
         </w:rPr>
         <w:t xml:space="preserve">##                     Sum Sq Df F value    Pr(&gt;F)    </w:t>
       </w:r>
@@ -6744,7 +6345,7 @@
       </w:r>
       <w:r>
         <w:rPr>
-          <w:rStyle w:val="DocumentationTok"/>
+          <w:rStyle w:val="VerbatimChar"/>
         </w:rPr>
         <w:t xml:space="preserve">## (Intercept)      0.0093295  1  104.97 2.828e-15 ***</w:t>
       </w:r>
@@ -6753,7 +6354,7 @@
       </w:r>
       <w:r>
         <w:rPr>
-          <w:rStyle w:val="DocumentationTok"/>
+          <w:rStyle w:val="VerbatimChar"/>
         </w:rPr>
         <w:t xml:space="preserve">## volume           0.0197876  1  222.63 &lt; 2.2e-16 ***</w:t>
       </w:r>
@@ -6762,7 +6363,7 @@
       </w:r>
       <w:r>
         <w:rPr>
-          <w:rStyle w:val="DocumentationTok"/>
+          <w:rStyle w:val="VerbatimChar"/>
         </w:rPr>
         <w:t xml:space="preserve">## treatment        0.0020070  2   11.29 6.064e-05 ***</w:t>
       </w:r>
@@ -6771,7 +6372,7 @@
       </w:r>
       <w:r>
         <w:rPr>
-          <w:rStyle w:val="DocumentationTok"/>
+          <w:rStyle w:val="VerbatimChar"/>
         </w:rPr>
         <w:t xml:space="preserve">## volume:treatment 0.0062129  2   34.95 4.453e-11 ***</w:t>
       </w:r>
@@ -6780,7 +6381,7 @@
       </w:r>
       <w:r>
         <w:rPr>
-          <w:rStyle w:val="DocumentationTok"/>
+          <w:rStyle w:val="VerbatimChar"/>
         </w:rPr>
         <w:t xml:space="preserve">## Residuals        0.0058662 66                      </w:t>
       </w:r>
@@ -6789,7 +6390,7 @@
       </w:r>
       <w:r>
         <w:rPr>
-          <w:rStyle w:val="DocumentationTok"/>
+          <w:rStyle w:val="VerbatimChar"/>
         </w:rPr>
         <w:t xml:space="preserve">## ---</w:t>
       </w:r>
@@ -6798,7 +6399,7 @@
       </w:r>
       <w:r>
         <w:rPr>
-          <w:rStyle w:val="DocumentationTok"/>
+          <w:rStyle w:val="VerbatimChar"/>
         </w:rPr>
         <w:t xml:space="preserve">## Signif. codes:  0 '***' 0.001 '**' 0.01 '*' 0.05 '.' 0.1 ' ' 1</w:t>
       </w:r>
@@ -6828,13 +6429,7 @@
         <w:t xml:space="preserve"> </w:t>
       </w:r>
       <w:r>
-        <w:t xml:space="preserve">“adjusted</w:t>
-      </w:r>
-      <w:r>
-        <w:t xml:space="preserve"> </w:t>
-      </w:r>
-      <w:r>
-        <w:t xml:space="preserve">means”</w:t>
+        <w:t xml:space="preserve">“adjusted means”</w:t>
       </w:r>
       <w:r>
         <w:t xml:space="preserve"> </w:t>
@@ -6877,13 +6472,7 @@
         <w:br/>
       </w:r>
       <w:r>
-        <w:t xml:space="preserve">For large urchins, initial sample has wider sutures than low</w:t>
-      </w:r>
-      <w:r>
-        <w:t xml:space="preserve"> </w:t>
-      </w:r>
-      <w:r>
-        <w:t xml:space="preserve">food urchins</w:t>
+        <w:t xml:space="preserve">For large urchins, initial sample has wider sutures than low food urchins</w:t>
       </w:r>
     </w:p>
     <w:p>
@@ -6911,13 +6500,7 @@
         <w:br/>
       </w:r>
       <w:r>
-        <w:t xml:space="preserve">For most urchins, high food treatment results in wider sutures</w:t>
-      </w:r>
-      <w:r>
-        <w:t xml:space="preserve"> </w:t>
-      </w:r>
-      <w:r>
-        <w:t xml:space="preserve">than initial samples.</w:t>
+        <w:t xml:space="preserve">For most urchins, high food treatment results in wider sutures than initial samples.</w:t>
       </w:r>
     </w:p>
     <w:p>
@@ -6945,13 +6528,7 @@
         <w:br/>
       </w:r>
       <w:r>
-        <w:t xml:space="preserve">For most medium to large urchins, high food results in wider</w:t>
-      </w:r>
-      <w:r>
-        <w:t xml:space="preserve"> </w:t>
-      </w:r>
-      <w:r>
-        <w:t xml:space="preserve">sutures than low food.</w:t>
+        <w:t xml:space="preserve">For most medium to large urchins, high food results in wider sutures than low food.</w:t>
       </w:r>
     </w:p>
     <w:p>
@@ -6963,13 +6540,7 @@
         </w:numPr>
       </w:pPr>
       <w:r>
-        <w:t xml:space="preserve">Biological interpretation is food regime affects suture width</w:t>
-      </w:r>
-      <w:r>
-        <w:t xml:space="preserve"> </w:t>
-      </w:r>
-      <w:r>
-        <w:t xml:space="preserve">differently depending on urchin size</w:t>
+        <w:t xml:space="preserve">Biological interpretation is food regime affects suture width differently depending on urchin size</w:t>
       </w:r>
     </w:p>
     <w:bookmarkEnd w:id="76"/>
@@ -7273,13 +6844,7 @@
         </w:numPr>
       </w:pPr>
       <w:r>
-        <w:t xml:space="preserve">For assumptions 2 and 3, we check the final model (the additive one,</w:t>
-      </w:r>
-      <w:r>
-        <w:t xml:space="preserve"> </w:t>
-      </w:r>
-      <w:r>
-        <w:t xml:space="preserve">if appropriate).</w:t>
+        <w:t xml:space="preserve">For assumptions 2 and 3, we check the final model (the additive one, if appropriate).</w:t>
       </w:r>
     </w:p>
     <w:p>
@@ -7317,13 +6882,7 @@
         <w:t xml:space="preserve"> </w:t>
       </w:r>
       <w:r>
-        <w:t xml:space="preserve">The red line should be roughly flat</w:t>
-      </w:r>
-      <w:r>
-        <w:t xml:space="preserve"> </w:t>
-      </w:r>
-      <w:r>
-        <w:t xml:space="preserve">at 0. Looks good.</w:t>
+        <w:t xml:space="preserve">The red line should be roughly flat at 0. Looks good.</w:t>
       </w:r>
     </w:p>
     <w:p>
@@ -7345,13 +6904,7 @@
         <w:t xml:space="preserve"> </w:t>
       </w:r>
       <w:r>
-        <w:t xml:space="preserve">Points should fall along the dashed line. Looks</w:t>
-      </w:r>
-      <w:r>
-        <w:t xml:space="preserve"> </w:t>
-      </w:r>
-      <w:r>
-        <w:t xml:space="preserve">good.</w:t>
+        <w:t xml:space="preserve">Points should fall along the dashed line. Looks good.</w:t>
       </w:r>
     </w:p>
     <w:p>
@@ -7373,13 +6926,7 @@
         <w:t xml:space="preserve"> </w:t>
       </w:r>
       <w:r>
-        <w:t xml:space="preserve">Red line should be flat (tests homogeneity</w:t>
-      </w:r>
-      <w:r>
-        <w:t xml:space="preserve"> </w:t>
-      </w:r>
-      <w:r>
-        <w:t xml:space="preserve">of variance). Looks good.</w:t>
+        <w:t xml:space="preserve">Red line should be flat (tests homogeneity of variance). Looks good.</w:t>
       </w:r>
     </w:p>
     <w:p>
@@ -7401,13 +6948,7 @@
         <w:t xml:space="preserve"> </w:t>
       </w:r>
       <w:r>
-        <w:t xml:space="preserve">No points should be in the</w:t>
-      </w:r>
-      <w:r>
-        <w:t xml:space="preserve"> </w:t>
-      </w:r>
-      <w:r>
-        <w:t xml:space="preserve">top/bottom right (high leverage/influence). Looks good.</w:t>
+        <w:t xml:space="preserve">No points should be in the top/bottom right (high leverage/influence). Looks good.</w:t>
       </w:r>
     </w:p>
     <w:p>
@@ -7514,13 +7055,7 @@
         </w:numPr>
       </w:pPr>
       <w:r>
-        <w:t xml:space="preserve">When ANCOVA assumptions are badly violated (especially normality or</w:t>
-      </w:r>
-      <w:r>
-        <w:t xml:space="preserve"> </w:t>
-      </w:r>
-      <w:r>
-        <w:t xml:space="preserve">homogeneity of variance), consider:</w:t>
+        <w:t xml:space="preserve">When ANCOVA assumptions are badly violated (especially normality or homogeneity of variance), consider:</w:t>
       </w:r>
     </w:p>
     <w:p>
@@ -7603,13 +7138,7 @@
         </w:numPr>
       </w:pPr>
       <w:r>
-        <w:t xml:space="preserve">Use bootstrapping to estimate parameters without assuming</w:t>
-      </w:r>
-      <w:r>
-        <w:t xml:space="preserve"> </w:t>
-      </w:r>
-      <w:r>
-        <w:t xml:space="preserve">normality.</w:t>
+        <w:t xml:space="preserve">Use bootstrapping to estimate parameters without assuming normality.</w:t>
       </w:r>
     </w:p>
     <w:p>
@@ -7637,13 +7166,7 @@
         </w:numPr>
       </w:pPr>
       <w:r>
-        <w:t xml:space="preserve">Models relationships at different quantiles (e.g., the median)</w:t>
-      </w:r>
-      <w:r>
-        <w:t xml:space="preserve"> </w:t>
-      </w:r>
-      <w:r>
-        <w:t xml:space="preserve">instead of the mean.</w:t>
+        <w:t xml:space="preserve">Models relationships at different quantiles (e.g., the median) instead of the mean.</w:t>
       </w:r>
     </w:p>
     <w:p>
@@ -7841,7 +7364,16 @@
         <w:rPr>
           <w:rStyle w:val="NormalTok"/>
         </w:rPr>
-        <w:t xml:space="preserve">(rank_LONGEV </w:t>
+        <w:t xml:space="preserve">(</w:t>
+      </w:r>
+      <w:r>
+        <w:br/>
+      </w:r>
+      <w:r>
+        <w:rPr>
+          <w:rStyle w:val="NormalTok"/>
+        </w:rPr>
+        <w:t xml:space="preserve">  rank_LONGEV </w:t>
       </w:r>
       <w:r>
         <w:rPr>
@@ -7850,19 +7382,13 @@
         <w:t xml:space="preserve">~</w:t>
       </w:r>
       <w:r>
-        <w:rPr>
-          <w:rStyle w:val="NormalTok"/>
-        </w:rPr>
-        <w:t xml:space="preserve"> </w:t>
-      </w:r>
-      <w:r>
-        <w:br/>
-      </w:r>
-      <w:r>
-        <w:rPr>
-          <w:rStyle w:val="NormalTok"/>
-        </w:rPr>
-        <w:t xml:space="preserve">                  rank_THORAX </w:t>
+        <w:br/>
+      </w:r>
+      <w:r>
+        <w:rPr>
+          <w:rStyle w:val="NormalTok"/>
+        </w:rPr>
+        <w:t xml:space="preserve">    rank_THORAX </w:t>
       </w:r>
       <w:r>
         <w:rPr>
@@ -7874,16 +7400,16 @@
         <w:rPr>
           <w:rStyle w:val="NormalTok"/>
         </w:rPr>
-        <w:t xml:space="preserve"> treatment, </w:t>
-      </w:r>
-      <w:r>
-        <w:br/>
-      </w:r>
-      <w:r>
-        <w:rPr>
-          <w:rStyle w:val="NormalTok"/>
-        </w:rPr>
-        <w:t xml:space="preserve">                </w:t>
+        <w:t xml:space="preserve"> treatment,</w:t>
+      </w:r>
+      <w:r>
+        <w:br/>
+      </w:r>
+      <w:r>
+        <w:rPr>
+          <w:rStyle w:val="NormalTok"/>
+        </w:rPr>
+        <w:t xml:space="preserve">  </w:t>
       </w:r>
       <w:r>
         <w:rPr>
@@ -7895,7 +7421,16 @@
         <w:rPr>
           <w:rStyle w:val="NormalTok"/>
         </w:rPr>
-        <w:t xml:space="preserve"> partridge)</w:t>
+        <w:t xml:space="preserve"> partridge</w:t>
+      </w:r>
+      <w:r>
+        <w:br/>
+      </w:r>
+      <w:r>
+        <w:rPr>
+          <w:rStyle w:val="NormalTok"/>
+        </w:rPr>
+        <w:t xml:space="preserve">)</w:t>
       </w:r>
       <w:r>
         <w:br/>
@@ -8057,6 +7592,15 @@
         <w:t xml:space="preserve">(</w:t>
       </w:r>
       <w:r>
+        <w:br/>
+      </w:r>
+      <w:r>
+        <w:rPr>
+          <w:rStyle w:val="NormalTok"/>
+        </w:rPr>
+        <w:t xml:space="preserve">  </w:t>
+      </w:r>
+      <w:r>
         <w:rPr>
           <w:rStyle w:val="StringTok"/>
         </w:rPr>
@@ -8066,34 +7610,190 @@
         <w:rPr>
           <w:rStyle w:val="NormalTok"/>
         </w:rPr>
+        <w:t xml:space="preserve">,</w:t>
+      </w:r>
+      <w:r>
+        <w:br/>
+      </w:r>
+      <w:r>
+        <w:rPr>
+          <w:rStyle w:val="NormalTok"/>
+        </w:rPr>
+        <w:t xml:space="preserve">  </w:t>
+      </w:r>
+      <w:r>
+        <w:rPr>
+          <w:rStyle w:val="FunctionTok"/>
+        </w:rPr>
+        <w:t xml:space="preserve">Anova</w:t>
+      </w:r>
+      <w:r>
+        <w:rPr>
+          <w:rStyle w:val="NormalTok"/>
+        </w:rPr>
+        <w:t xml:space="preserve">(ancova_model, </w:t>
+      </w:r>
+      <w:r>
+        <w:rPr>
+          <w:rStyle w:val="AttributeTok"/>
+        </w:rPr>
+        <w:t xml:space="preserve">type =</w:t>
+      </w:r>
+      <w:r>
+        <w:rPr>
+          <w:rStyle w:val="NormalTok"/>
+        </w:rPr>
+        <w:t xml:space="preserve"> </w:t>
+      </w:r>
+      <w:r>
+        <w:rPr>
+          <w:rStyle w:val="StringTok"/>
+        </w:rPr>
+        <w:t xml:space="preserve">"III"</w:t>
+      </w:r>
+      <w:r>
+        <w:rPr>
+          <w:rStyle w:val="NormalTok"/>
+        </w:rPr>
+        <w:t xml:space="preserve">)[</w:t>
+      </w:r>
+      <w:r>
+        <w:rPr>
+          <w:rStyle w:val="StringTok"/>
+        </w:rPr>
+        <w:t xml:space="preserve">"treatment"</w:t>
+      </w:r>
+      <w:r>
+        <w:rPr>
+          <w:rStyle w:val="NormalTok"/>
+        </w:rPr>
         <w:t xml:space="preserve">, </w:t>
       </w:r>
       <w:r>
-        <w:br/>
-      </w:r>
-      <w:r>
-        <w:rPr>
-          <w:rStyle w:val="NormalTok"/>
-        </w:rPr>
-        <w:t xml:space="preserve">   </w:t>
+        <w:rPr>
+          <w:rStyle w:val="StringTok"/>
+        </w:rPr>
+        <w:t xml:space="preserve">"Pr(&gt;F)"</w:t>
+      </w:r>
+      <w:r>
+        <w:rPr>
+          <w:rStyle w:val="NormalTok"/>
+        </w:rPr>
+        <w:t xml:space="preserve">],</w:t>
+      </w:r>
+      <w:r>
+        <w:br/>
+      </w:r>
+      <w:r>
+        <w:rPr>
+          <w:rStyle w:val="NormalTok"/>
+        </w:rPr>
+        <w:t xml:space="preserve">  </w:t>
+      </w:r>
+      <w:r>
+        <w:rPr>
+          <w:rStyle w:val="StringTok"/>
+        </w:rPr>
+        <w:t xml:space="preserve">"</w:t>
+      </w:r>
+      <w:r>
+        <w:rPr>
+          <w:rStyle w:val="SpecialCharTok"/>
+        </w:rPr>
+        <w:t xml:space="preserve">\n</w:t>
+      </w:r>
+      <w:r>
+        <w:rPr>
+          <w:rStyle w:val="StringTok"/>
+        </w:rPr>
+        <w:t xml:space="preserve">"</w:t>
+      </w:r>
+      <w:r>
+        <w:br/>
+      </w:r>
+      <w:r>
+        <w:rPr>
+          <w:rStyle w:val="NormalTok"/>
+        </w:rPr>
+        <w:t xml:space="preserve">)</w:t>
+      </w:r>
+      <w:r>
+        <w:br/>
+      </w:r>
+      <w:r>
+        <w:rPr>
+          <w:rStyle w:val="DocumentationTok"/>
+        </w:rPr>
+        <w:t xml:space="preserve">## P-value (parametric): 1.719359e-13</w:t>
+      </w:r>
+      <w:r>
+        <w:br/>
       </w:r>
       <w:r>
         <w:rPr>
           <w:rStyle w:val="FunctionTok"/>
         </w:rPr>
+        <w:t xml:space="preserve">cat</w:t>
+      </w:r>
+      <w:r>
+        <w:rPr>
+          <w:rStyle w:val="NormalTok"/>
+        </w:rPr>
+        <w:t xml:space="preserve">(</w:t>
+      </w:r>
+      <w:r>
+        <w:br/>
+      </w:r>
+      <w:r>
+        <w:rPr>
+          <w:rStyle w:val="NormalTok"/>
+        </w:rPr>
+        <w:t xml:space="preserve">  </w:t>
+      </w:r>
+      <w:r>
+        <w:rPr>
+          <w:rStyle w:val="StringTok"/>
+        </w:rPr>
+        <w:t xml:space="preserve">"P-value (rank-based):"</w:t>
+      </w:r>
+      <w:r>
+        <w:rPr>
+          <w:rStyle w:val="NormalTok"/>
+        </w:rPr>
+        <w:t xml:space="preserve">,</w:t>
+      </w:r>
+      <w:r>
+        <w:br/>
+      </w:r>
+      <w:r>
+        <w:rPr>
+          <w:rStyle w:val="NormalTok"/>
+        </w:rPr>
+        <w:t xml:space="preserve">  </w:t>
+      </w:r>
+      <w:r>
+        <w:rPr>
+          <w:rStyle w:val="FunctionTok"/>
+        </w:rPr>
         <w:t xml:space="preserve">Anova</w:t>
       </w:r>
       <w:r>
         <w:rPr>
           <w:rStyle w:val="NormalTok"/>
         </w:rPr>
-        <w:t xml:space="preserve">(ancova_model, </w:t>
+        <w:t xml:space="preserve">(rank_ancova, </w:t>
       </w:r>
       <w:r>
         <w:rPr>
           <w:rStyle w:val="AttributeTok"/>
         </w:rPr>
-        <w:t xml:space="preserve">type=</w:t>
+        <w:t xml:space="preserve">type =</w:t>
+      </w:r>
+      <w:r>
+        <w:rPr>
+          <w:rStyle w:val="NormalTok"/>
+        </w:rPr>
+        <w:t xml:space="preserve"> </w:t>
       </w:r>
       <w:r>
         <w:rPr>
@@ -8129,130 +7829,16 @@
         <w:rPr>
           <w:rStyle w:val="NormalTok"/>
         </w:rPr>
-        <w:t xml:space="preserve">],  </w:t>
-      </w:r>
-      <w:r>
-        <w:rPr>
-          <w:rStyle w:val="StringTok"/>
-        </w:rPr>
-        <w:t xml:space="preserve">"</w:t>
-      </w:r>
-      <w:r>
-        <w:rPr>
-          <w:rStyle w:val="SpecialCharTok"/>
-        </w:rPr>
-        <w:t xml:space="preserve">\n</w:t>
-      </w:r>
-      <w:r>
-        <w:rPr>
-          <w:rStyle w:val="StringTok"/>
-        </w:rPr>
-        <w:t xml:space="preserve">"</w:t>
+        <w:t xml:space="preserve">]</w:t>
+      </w:r>
+      <w:r>
+        <w:br/>
       </w:r>
       <w:r>
         <w:rPr>
           <w:rStyle w:val="NormalTok"/>
         </w:rPr>
         <w:t xml:space="preserve">)</w:t>
-      </w:r>
-      <w:r>
-        <w:br/>
-      </w:r>
-      <w:r>
-        <w:rPr>
-          <w:rStyle w:val="DocumentationTok"/>
-        </w:rPr>
-        <w:t xml:space="preserve">## P-value (parametric): 1.719359e-13</w:t>
-      </w:r>
-      <w:r>
-        <w:br/>
-      </w:r>
-      <w:r>
-        <w:rPr>
-          <w:rStyle w:val="FunctionTok"/>
-        </w:rPr>
-        <w:t xml:space="preserve">cat</w:t>
-      </w:r>
-      <w:r>
-        <w:rPr>
-          <w:rStyle w:val="NormalTok"/>
-        </w:rPr>
-        <w:t xml:space="preserve">(</w:t>
-      </w:r>
-      <w:r>
-        <w:rPr>
-          <w:rStyle w:val="StringTok"/>
-        </w:rPr>
-        <w:t xml:space="preserve">"P-value (rank-based):"</w:t>
-      </w:r>
-      <w:r>
-        <w:rPr>
-          <w:rStyle w:val="NormalTok"/>
-        </w:rPr>
-        <w:t xml:space="preserve">, </w:t>
-      </w:r>
-      <w:r>
-        <w:br/>
-      </w:r>
-      <w:r>
-        <w:rPr>
-          <w:rStyle w:val="NormalTok"/>
-        </w:rPr>
-        <w:t xml:space="preserve">    </w:t>
-      </w:r>
-      <w:r>
-        <w:rPr>
-          <w:rStyle w:val="FunctionTok"/>
-        </w:rPr>
-        <w:t xml:space="preserve">Anova</w:t>
-      </w:r>
-      <w:r>
-        <w:rPr>
-          <w:rStyle w:val="NormalTok"/>
-        </w:rPr>
-        <w:t xml:space="preserve">(rank_ancova, </w:t>
-      </w:r>
-      <w:r>
-        <w:rPr>
-          <w:rStyle w:val="AttributeTok"/>
-        </w:rPr>
-        <w:t xml:space="preserve">type=</w:t>
-      </w:r>
-      <w:r>
-        <w:rPr>
-          <w:rStyle w:val="StringTok"/>
-        </w:rPr>
-        <w:t xml:space="preserve">"III"</w:t>
-      </w:r>
-      <w:r>
-        <w:rPr>
-          <w:rStyle w:val="NormalTok"/>
-        </w:rPr>
-        <w:t xml:space="preserve">)[</w:t>
-      </w:r>
-      <w:r>
-        <w:rPr>
-          <w:rStyle w:val="StringTok"/>
-        </w:rPr>
-        <w:t xml:space="preserve">"treatment"</w:t>
-      </w:r>
-      <w:r>
-        <w:rPr>
-          <w:rStyle w:val="NormalTok"/>
-        </w:rPr>
-        <w:t xml:space="preserve">, </w:t>
-      </w:r>
-      <w:r>
-        <w:rPr>
-          <w:rStyle w:val="StringTok"/>
-        </w:rPr>
-        <w:t xml:space="preserve">"Pr(&gt;F)"</w:t>
-      </w:r>
-      <w:r>
-        <w:rPr>
-          <w:rStyle w:val="NormalTok"/>
-        </w:rPr>
-        <w:t xml:space="preserve">])</w:t>
       </w:r>
       <w:r>
         <w:br/>
@@ -8279,13 +7865,7 @@
         <w:t xml:space="preserve"> </w:t>
       </w:r>
       <w:r>
-        <w:t xml:space="preserve">The results are very similar, which gives us more confidence</w:t>
-      </w:r>
-      <w:r>
-        <w:t xml:space="preserve"> </w:t>
-      </w:r>
-      <w:r>
-        <w:t xml:space="preserve">in our original parametric test.</w:t>
+        <w:t xml:space="preserve">The results are very similar, which gives us more confidence in our original parametric test.</w:t>
       </w:r>
     </w:p>
     <w:bookmarkEnd w:id="84"/>
@@ -8333,37 +7913,7 @@
         <w:pStyle w:val="BlockText"/>
       </w:pPr>
       <w:r>
-        <w:t xml:space="preserve">“We analyzed the effects of mating strategy on male fruitfly longevity</w:t>
-      </w:r>
-      <w:r>
-        <w:t xml:space="preserve"> </w:t>
-      </w:r>
-      <w:r>
-        <w:t xml:space="preserve">using analysis of covariance (ANCOVA), with thorax length as a</w:t>
-      </w:r>
-      <w:r>
-        <w:t xml:space="preserve"> </w:t>
-      </w:r>
-      <w:r>
-        <w:t xml:space="preserve">covariate. Before conducting the main analysis, we tested the</w:t>
-      </w:r>
-      <w:r>
-        <w:t xml:space="preserve"> </w:t>
-      </w:r>
-      <w:r>
-        <w:t xml:space="preserve">homogeneity of slopes assumption and found no significant interaction</w:t>
-      </w:r>
-      <w:r>
-        <w:t xml:space="preserve"> </w:t>
-      </w:r>
-      <w:r>
-        <w:t xml:space="preserve">between treatment and thorax length (F₄,₁₁₅ = xxx , indicating that</w:t>
-      </w:r>
-      <w:r>
-        <w:t xml:space="preserve"> </w:t>
-      </w:r>
-      <w:r>
-        <w:t xml:space="preserve">the effect of body size on longevity was consistent across treatments.</w:t>
+        <w:t xml:space="preserve">“We analyzed the effects of mating strategy on male fruitfly longevity using analysis of covariance (ANCOVA), with thorax length as a covariate. Before conducting the main analysis, we tested the homogeneity of slopes assumption and found no significant interaction between treatment and thorax length (F₄,₁₁₅ = xxx , indicating that the effect of body size on longevity was consistent across treatments.</w:t>
       </w:r>
     </w:p>
     <w:p>
@@ -8371,19 +7921,7 @@
         <w:pStyle w:val="BlockText"/>
       </w:pPr>
       <w:r>
-        <w:t xml:space="preserve">The ANCOVA revealed significant effects of both treatment (F₄,₁₁₉ =</w:t>
-      </w:r>
-      <w:r>
-        <w:t xml:space="preserve"> </w:t>
-      </w:r>
-      <w:r>
-        <w:t xml:space="preserve">xxxx and thorax length (F₁,₁₁₉ = xxxx, P &lt; 0.001) on longevity.</w:t>
-      </w:r>
-      <w:r>
-        <w:t xml:space="preserve"> </w:t>
-      </w:r>
-      <w:r>
-        <w:t xml:space="preserve">Thorax length was positively associated with longevity…</w:t>
+        <w:t xml:space="preserve">The ANCOVA revealed significant effects of both treatment (F₄,₁₁₉ = xxxx and thorax length (F₁,₁₁₉ = xxxx, P &lt; 0.001) on longevity. Thorax length was positively associated with longevity…</w:t>
       </w:r>
     </w:p>
     <w:p>
@@ -8391,31 +7929,7 @@
         <w:pStyle w:val="BlockText"/>
       </w:pPr>
       <w:r>
-        <w:t xml:space="preserve">After adjusting for body size, males with no female partners lived</w:t>
-      </w:r>
-      <w:r>
-        <w:t xml:space="preserve"> </w:t>
-      </w:r>
-      <w:r>
-        <w:t xml:space="preserve">significantly longer (adjusted mean ± SE: xxxx` days) than males in</w:t>
-      </w:r>
-      <w:r>
-        <w:t xml:space="preserve"> </w:t>
-      </w:r>
-      <w:r>
-        <w:t xml:space="preserve">any other treatment group. Pairwise comparisons using Tukey’s HSD test</w:t>
-      </w:r>
-      <w:r>
-        <w:t xml:space="preserve"> </w:t>
-      </w:r>
-      <w:r>
-        <w:t xml:space="preserve">indicated significant differences between most treatment groups (P &lt;</w:t>
-      </w:r>
-      <w:r>
-        <w:t xml:space="preserve"> </w:t>
-      </w:r>
-      <w:r>
-        <w:t xml:space="preserve">0.05) except between the</w:t>
+        <w:t xml:space="preserve">After adjusting for body size, males with no female partners lived significantly longer (adjusted mean ± SE: xxxx` days) than males in any other treatment group. Pairwise comparisons using Tukey’s HSD test indicated significant differences between most treatment groups (P &lt; 0.05) except between the</w:t>
       </w:r>
       <w:r>
         <w:t xml:space="preserve"> </w:t>
@@ -8433,13 +7947,7 @@
         <w:t xml:space="preserve"> </w:t>
       </w:r>
       <w:r>
-        <w:t xml:space="preserve">‘One inseminated</w:t>
-      </w:r>
-      <w:r>
-        <w:t xml:space="preserve"> </w:t>
-      </w:r>
-      <w:r>
-        <w:t xml:space="preserve">female’</w:t>
+        <w:t xml:space="preserve">‘One inseminated female’</w:t>
       </w:r>
       <w:r>
         <w:t xml:space="preserve"> </w:t>
@@ -8608,13 +8116,7 @@
         <w:t xml:space="preserve"> </w:t>
       </w:r>
       <w:r>
-        <w:t xml:space="preserve">Always test for homogeneity of slopes first</w:t>
-      </w:r>
-      <w:r>
-        <w:t xml:space="preserve"> </w:t>
-      </w:r>
-      <w:r>
-        <w:t xml:space="preserve">(</w:t>
+        <w:t xml:space="preserve">Always test for homogeneity of slopes first (</w:t>
       </w:r>
       <w:r>
         <w:rPr>
@@ -8645,13 +8147,7 @@
         <w:t xml:space="preserve"> </w:t>
       </w:r>
       <w:r>
-        <w:t xml:space="preserve">If slopes are homogeneous (p &gt; 0.05), proceed to</w:t>
-      </w:r>
-      <w:r>
-        <w:t xml:space="preserve"> </w:t>
-      </w:r>
-      <w:r>
-        <w:t xml:space="preserve">the additive model (</w:t>
+        <w:t xml:space="preserve">If slopes are homogeneous (p &gt; 0.05), proceed to the additive model (</w:t>
       </w:r>
       <w:r>
         <w:rPr>
@@ -8682,13 +8178,7 @@
         <w:t xml:space="preserve"> </w:t>
       </w:r>
       <w:r>
-        <w:t xml:space="preserve">If slopes are heterogeneous (p &lt; 0.05), STOP and</w:t>
-      </w:r>
-      <w:r>
-        <w:t xml:space="preserve"> </w:t>
-      </w:r>
-      <w:r>
-        <w:t xml:space="preserve">interpret the interaction.</w:t>
+        <w:t xml:space="preserve">If slopes are heterogeneous (p &lt; 0.05), STOP and interpret the interaction.</w:t>
       </w:r>
     </w:p>
     <w:p>

--- a/docs/content/ancova/ancova_lecture.docx
+++ b/docs/content/ancova/ancova_lecture.docx
@@ -552,7 +552,7 @@
       <w:r>
         <w:drawing>
           <wp:inline>
-            <wp:extent cx="5334000" cy="5334000"/>
+            <wp:extent cx="2752374" cy="2752374"/>
             <wp:effectExtent b="0" l="0" r="0" t="0"/>
             <wp:docPr descr="" title="" id="16" name="Picture"/>
             <a:graphic>
@@ -573,7 +573,7 @@
                   <pic:spPr bwMode="auto">
                     <a:xfrm>
                       <a:off x="0" y="0"/>
-                      <a:ext cx="5334000" cy="5334000"/>
+                      <a:ext cx="2752374" cy="2752374"/>
                     </a:xfrm>
                     <a:prstGeom prst="rect">
                       <a:avLst/>
@@ -929,7 +929,7 @@
       <w:r>
         <w:drawing>
           <wp:inline>
-            <wp:extent cx="5334000" cy="5334000"/>
+            <wp:extent cx="2752374" cy="2752374"/>
             <wp:effectExtent b="0" l="0" r="0" t="0"/>
             <wp:docPr descr="" title="" id="21" name="Picture"/>
             <a:graphic>
@@ -950,7 +950,7 @@
                   <pic:spPr bwMode="auto">
                     <a:xfrm>
                       <a:off x="0" y="0"/>
-                      <a:ext cx="5334000" cy="5334000"/>
+                      <a:ext cx="2752374" cy="2752374"/>
                     </a:xfrm>
                     <a:prstGeom prst="rect">
                       <a:avLst/>
@@ -1178,7 +1178,7 @@
       <w:r>
         <w:drawing>
           <wp:inline>
-            <wp:extent cx="5334000" cy="5334000"/>
+            <wp:extent cx="2752374" cy="2752374"/>
             <wp:effectExtent b="0" l="0" r="0" t="0"/>
             <wp:docPr descr="" title="" id="27" name="Picture"/>
             <a:graphic>
@@ -1199,7 +1199,7 @@
                   <pic:spPr bwMode="auto">
                     <a:xfrm>
                       <a:off x="0" y="0"/>
-                      <a:ext cx="5334000" cy="5334000"/>
+                      <a:ext cx="2752374" cy="2752374"/>
                     </a:xfrm>
                     <a:prstGeom prst="rect">
                       <a:avLst/>
@@ -1805,7 +1805,7 @@
       <w:r>
         <w:drawing>
           <wp:inline>
-            <wp:extent cx="5334000" cy="5334000"/>
+            <wp:extent cx="2752374" cy="2752374"/>
             <wp:effectExtent b="0" l="0" r="0" t="0"/>
             <wp:docPr descr="" title="" id="32" name="Picture"/>
             <a:graphic>
@@ -1826,7 +1826,7 @@
                   <pic:spPr bwMode="auto">
                     <a:xfrm>
                       <a:off x="0" y="0"/>
-                      <a:ext cx="5334000" cy="5334000"/>
+                      <a:ext cx="2752374" cy="2752374"/>
                     </a:xfrm>
                     <a:prstGeom prst="rect">
                       <a:avLst/>
@@ -2732,7 +2732,7 @@
       <w:r>
         <w:drawing>
           <wp:inline>
-            <wp:extent cx="5334000" cy="5334000"/>
+            <wp:extent cx="3302849" cy="3302849"/>
             <wp:effectExtent b="0" l="0" r="0" t="0"/>
             <wp:docPr descr="" title="" id="41" name="Picture"/>
             <a:graphic>
@@ -2753,7 +2753,7 @@
                   <pic:spPr bwMode="auto">
                     <a:xfrm>
                       <a:off x="0" y="0"/>
-                      <a:ext cx="5334000" cy="5334000"/>
+                      <a:ext cx="3302849" cy="3302849"/>
                     </a:xfrm>
                     <a:prstGeom prst="rect">
                       <a:avLst/>
@@ -3995,7 +3995,7 @@
       <w:r>
         <w:drawing>
           <wp:inline>
-            <wp:extent cx="5334000" cy="5334000"/>
+            <wp:extent cx="2752374" cy="2752374"/>
             <wp:effectExtent b="0" l="0" r="0" t="0"/>
             <wp:docPr descr="" title="" id="50" name="Picture"/>
             <a:graphic>
@@ -4016,7 +4016,7 @@
                   <pic:spPr bwMode="auto">
                     <a:xfrm>
                       <a:off x="0" y="0"/>
-                      <a:ext cx="5334000" cy="5334000"/>
+                      <a:ext cx="2752374" cy="2752374"/>
                     </a:xfrm>
                     <a:prstGeom prst="rect">
                       <a:avLst/>
@@ -4074,7 +4074,7 @@
       <w:r>
         <w:drawing>
           <wp:inline>
-            <wp:extent cx="5334000" cy="5334000"/>
+            <wp:extent cx="2752374" cy="2752374"/>
             <wp:effectExtent b="0" l="0" r="0" t="0"/>
             <wp:docPr descr="" title="" id="55" name="Picture"/>
             <a:graphic>
@@ -4095,7 +4095,7 @@
                   <pic:spPr bwMode="auto">
                     <a:xfrm>
                       <a:off x="0" y="0"/>
-                      <a:ext cx="5334000" cy="5334000"/>
+                      <a:ext cx="2752374" cy="2752374"/>
                     </a:xfrm>
                     <a:prstGeom prst="rect">
                       <a:avLst/>
@@ -5828,7 +5828,7 @@
       <w:r>
         <w:drawing>
           <wp:inline>
-            <wp:extent cx="5334000" cy="5334000"/>
+            <wp:extent cx="2752374" cy="2752374"/>
             <wp:effectExtent b="0" l="0" r="0" t="0"/>
             <wp:docPr descr="" title="" id="63" name="Picture"/>
             <a:graphic>
@@ -5849,7 +5849,7 @@
                   <pic:spPr bwMode="auto">
                     <a:xfrm>
                       <a:off x="0" y="0"/>
-                      <a:ext cx="5334000" cy="5334000"/>
+                      <a:ext cx="2752374" cy="2752374"/>
                     </a:xfrm>
                     <a:prstGeom prst="rect">
                       <a:avLst/>
@@ -6104,7 +6104,7 @@
       <w:r>
         <w:drawing>
           <wp:inline>
-            <wp:extent cx="5334000" cy="5334000"/>
+            <wp:extent cx="2752374" cy="2752374"/>
             <wp:effectExtent b="0" l="0" r="0" t="0"/>
             <wp:docPr descr="" title="" id="72" name="Picture"/>
             <a:graphic>
@@ -6125,7 +6125,7 @@
                   <pic:spPr bwMode="auto">
                     <a:xfrm>
                       <a:off x="0" y="0"/>
-                      <a:ext cx="5334000" cy="5334000"/>
+                      <a:ext cx="2752374" cy="2752374"/>
                     </a:xfrm>
                     <a:prstGeom prst="rect">
                       <a:avLst/>
@@ -6980,7 +6980,7 @@
       <w:r>
         <w:drawing>
           <wp:inline>
-            <wp:extent cx="5334000" cy="5334000"/>
+            <wp:extent cx="3302849" cy="3302849"/>
             <wp:effectExtent b="0" l="0" r="0" t="0"/>
             <wp:docPr descr="" title="" id="81" name="Picture"/>
             <a:graphic>
@@ -7001,7 +7001,7 @@
                   <pic:spPr bwMode="auto">
                     <a:xfrm>
                       <a:off x="0" y="0"/>
-                      <a:ext cx="5334000" cy="5334000"/>
+                      <a:ext cx="3302849" cy="3302849"/>
                     </a:xfrm>
                     <a:prstGeom prst="rect">
                       <a:avLst/>
@@ -7973,7 +7973,7 @@
       <w:r>
         <w:drawing>
           <wp:inline>
-            <wp:extent cx="5334000" cy="5334000"/>
+            <wp:extent cx="2752374" cy="2752374"/>
             <wp:effectExtent b="0" l="0" r="0" t="0"/>
             <wp:docPr descr="" title="" id="88" name="Picture"/>
             <a:graphic>
@@ -7994,7 +7994,7 @@
                   <pic:spPr bwMode="auto">
                     <a:xfrm>
                       <a:off x="0" y="0"/>
-                      <a:ext cx="5334000" cy="5334000"/>
+                      <a:ext cx="2752374" cy="2752374"/>
                     </a:xfrm>
                     <a:prstGeom prst="rect">
                       <a:avLst/>

--- a/docs/content/ancova/ancova_lecture.docx
+++ b/docs/content/ancova/ancova_lecture.docx
@@ -552,7 +552,7 @@
       <w:r>
         <w:drawing>
           <wp:inline>
-            <wp:extent cx="2752374" cy="2752374"/>
+            <wp:extent cx="2293645" cy="2293645"/>
             <wp:effectExtent b="0" l="0" r="0" t="0"/>
             <wp:docPr descr="" title="" id="16" name="Picture"/>
             <a:graphic>
@@ -573,7 +573,7 @@
                   <pic:spPr bwMode="auto">
                     <a:xfrm>
                       <a:off x="0" y="0"/>
-                      <a:ext cx="2752374" cy="2752374"/>
+                      <a:ext cx="2293645" cy="2293645"/>
                     </a:xfrm>
                     <a:prstGeom prst="rect">
                       <a:avLst/>
@@ -929,7 +929,7 @@
       <w:r>
         <w:drawing>
           <wp:inline>
-            <wp:extent cx="2752374" cy="2752374"/>
+            <wp:extent cx="2293645" cy="2293645"/>
             <wp:effectExtent b="0" l="0" r="0" t="0"/>
             <wp:docPr descr="" title="" id="21" name="Picture"/>
             <a:graphic>
@@ -950,7 +950,7 @@
                   <pic:spPr bwMode="auto">
                     <a:xfrm>
                       <a:off x="0" y="0"/>
-                      <a:ext cx="2752374" cy="2752374"/>
+                      <a:ext cx="2293645" cy="2293645"/>
                     </a:xfrm>
                     <a:prstGeom prst="rect">
                       <a:avLst/>
@@ -1178,7 +1178,7 @@
       <w:r>
         <w:drawing>
           <wp:inline>
-            <wp:extent cx="2752374" cy="2752374"/>
+            <wp:extent cx="2293645" cy="2293645"/>
             <wp:effectExtent b="0" l="0" r="0" t="0"/>
             <wp:docPr descr="" title="" id="27" name="Picture"/>
             <a:graphic>
@@ -1199,7 +1199,7 @@
                   <pic:spPr bwMode="auto">
                     <a:xfrm>
                       <a:off x="0" y="0"/>
-                      <a:ext cx="2752374" cy="2752374"/>
+                      <a:ext cx="2293645" cy="2293645"/>
                     </a:xfrm>
                     <a:prstGeom prst="rect">
                       <a:avLst/>
@@ -1805,7 +1805,7 @@
       <w:r>
         <w:drawing>
           <wp:inline>
-            <wp:extent cx="2752374" cy="2752374"/>
+            <wp:extent cx="2293645" cy="2293645"/>
             <wp:effectExtent b="0" l="0" r="0" t="0"/>
             <wp:docPr descr="" title="" id="32" name="Picture"/>
             <a:graphic>
@@ -1826,7 +1826,7 @@
                   <pic:spPr bwMode="auto">
                     <a:xfrm>
                       <a:off x="0" y="0"/>
-                      <a:ext cx="2752374" cy="2752374"/>
+                      <a:ext cx="2293645" cy="2293645"/>
                     </a:xfrm>
                     <a:prstGeom prst="rect">
                       <a:avLst/>
@@ -3995,7 +3995,7 @@
       <w:r>
         <w:drawing>
           <wp:inline>
-            <wp:extent cx="2752374" cy="2752374"/>
+            <wp:extent cx="2293645" cy="2293645"/>
             <wp:effectExtent b="0" l="0" r="0" t="0"/>
             <wp:docPr descr="" title="" id="50" name="Picture"/>
             <a:graphic>
@@ -4016,7 +4016,7 @@
                   <pic:spPr bwMode="auto">
                     <a:xfrm>
                       <a:off x="0" y="0"/>
-                      <a:ext cx="2752374" cy="2752374"/>
+                      <a:ext cx="2293645" cy="2293645"/>
                     </a:xfrm>
                     <a:prstGeom prst="rect">
                       <a:avLst/>
@@ -4074,7 +4074,7 @@
       <w:r>
         <w:drawing>
           <wp:inline>
-            <wp:extent cx="2752374" cy="2752374"/>
+            <wp:extent cx="2293645" cy="2293645"/>
             <wp:effectExtent b="0" l="0" r="0" t="0"/>
             <wp:docPr descr="" title="" id="55" name="Picture"/>
             <a:graphic>
@@ -4095,7 +4095,7 @@
                   <pic:spPr bwMode="auto">
                     <a:xfrm>
                       <a:off x="0" y="0"/>
-                      <a:ext cx="2752374" cy="2752374"/>
+                      <a:ext cx="2293645" cy="2293645"/>
                     </a:xfrm>
                     <a:prstGeom prst="rect">
                       <a:avLst/>
@@ -5828,7 +5828,7 @@
       <w:r>
         <w:drawing>
           <wp:inline>
-            <wp:extent cx="2752374" cy="2752374"/>
+            <wp:extent cx="2293645" cy="2293645"/>
             <wp:effectExtent b="0" l="0" r="0" t="0"/>
             <wp:docPr descr="" title="" id="63" name="Picture"/>
             <a:graphic>
@@ -5849,7 +5849,7 @@
                   <pic:spPr bwMode="auto">
                     <a:xfrm>
                       <a:off x="0" y="0"/>
-                      <a:ext cx="2752374" cy="2752374"/>
+                      <a:ext cx="2293645" cy="2293645"/>
                     </a:xfrm>
                     <a:prstGeom prst="rect">
                       <a:avLst/>
@@ -6104,7 +6104,7 @@
       <w:r>
         <w:drawing>
           <wp:inline>
-            <wp:extent cx="2752374" cy="2752374"/>
+            <wp:extent cx="2293645" cy="2293645"/>
             <wp:effectExtent b="0" l="0" r="0" t="0"/>
             <wp:docPr descr="" title="" id="72" name="Picture"/>
             <a:graphic>
@@ -6125,7 +6125,7 @@
                   <pic:spPr bwMode="auto">
                     <a:xfrm>
                       <a:off x="0" y="0"/>
-                      <a:ext cx="2752374" cy="2752374"/>
+                      <a:ext cx="2293645" cy="2293645"/>
                     </a:xfrm>
                     <a:prstGeom prst="rect">
                       <a:avLst/>
@@ -7973,7 +7973,7 @@
       <w:r>
         <w:drawing>
           <wp:inline>
-            <wp:extent cx="2752374" cy="2752374"/>
+            <wp:extent cx="2293645" cy="2293645"/>
             <wp:effectExtent b="0" l="0" r="0" t="0"/>
             <wp:docPr descr="" title="" id="88" name="Picture"/>
             <a:graphic>
@@ -7994,7 +7994,7 @@
                   <pic:spPr bwMode="auto">
                     <a:xfrm>
                       <a:off x="0" y="0"/>
-                      <a:ext cx="2752374" cy="2752374"/>
+                      <a:ext cx="2293645" cy="2293645"/>
                     </a:xfrm>
                     <a:prstGeom prst="rect">
                       <a:avLst/>
